--- a/praca_magisterska_ML_komentarzeMR.docx
+++ b/praca_magisterska_ML_komentarzeMR.docx
@@ -2035,6 +2035,7 @@
         <w:jc w:val="center"/>
       </w:pPr>
     </w:p>
+    <w:bookmarkStart w:id="6" w:name="_Ref208352384"/>
     <w:p>
       <w:pPr>
         <w:ind w:firstLine="2552"/>
@@ -2205,13 +2206,7 @@
                   <w:rPr>
                     <w:rFonts w:ascii="Cambria Math" w:hAnsi="Cambria Math"/>
                   </w:rPr>
-                  <m:t>t</m:t>
-                </m:r>
-                <m:r>
-                  <w:rPr>
-                    <w:rFonts w:ascii="Cambria Math" w:hAnsi="Cambria Math"/>
-                  </w:rPr>
-                  <m:t>-1</m:t>
+                  <m:t>t-1</m:t>
                 </m:r>
               </m:e>
             </m:d>
@@ -2221,12 +2216,6 @@
           <w:rPr>
             <w:rFonts w:ascii="Cambria Math" w:hAnsi="Cambria Math"/>
           </w:rPr>
-          <m:t>-</m:t>
-        </m:r>
-        <m:r>
-          <w:rPr>
-            <w:rFonts w:ascii="Cambria Math" w:hAnsi="Cambria Math"/>
-          </w:rPr>
           <m:t>)</m:t>
         </m:r>
       </m:oMath>
@@ -2283,16 +2272,19 @@
         </w:rPr>
         <w:fldChar w:fldCharType="end"/>
       </w:r>
+      <w:bookmarkStart w:id="7" w:name="_Ref208352439"/>
       <w:r>
         <w:rPr>
           <w:rFonts w:eastAsiaTheme="minorEastAsia"/>
         </w:rPr>
         <w:t>)</w:t>
       </w:r>
-    </w:p>
-    <w:p>
-      <w:pPr>
-        <w:ind w:firstLine="2552"/>
+      <w:bookmarkEnd w:id="6"/>
+      <w:bookmarkEnd w:id="7"/>
+    </w:p>
+    <w:p>
+      <w:pPr>
+        <w:ind w:firstLine="2268"/>
         <w:jc w:val="center"/>
       </w:pPr>
       <m:oMath>
@@ -2335,6 +2327,21 @@
             <w:rFonts w:ascii="Cambria Math" w:hAnsi="Cambria Math"/>
           </w:rPr>
           <m:t xml:space="preserve">(t,S)= </m:t>
+        </m:r>
+        <m:r>
+          <m:rPr>
+            <m:sty m:val="p"/>
+          </m:rPr>
+          <w:rPr>
+            <w:rFonts w:ascii="Cambria Math" w:hAnsi="Cambria Math"/>
+          </w:rPr>
+          <m:t>log⁡</m:t>
+        </m:r>
+        <m:r>
+          <w:rPr>
+            <w:rFonts w:ascii="Cambria Math" w:hAnsi="Cambria Math"/>
+          </w:rPr>
+          <m:t>(</m:t>
         </m:r>
         <m:f>
           <m:fPr>
@@ -2442,13 +2449,7 @@
           <w:rPr>
             <w:rFonts w:ascii="Cambria Math" w:hAnsi="Cambria Math"/>
           </w:rPr>
-          <m:t>-</m:t>
-        </m:r>
-        <m:r>
-          <w:rPr>
-            <w:rFonts w:ascii="Cambria Math" w:hAnsi="Cambria Math"/>
-          </w:rPr>
-          <m:t>1</m:t>
+          <m:t>)</m:t>
         </m:r>
       </m:oMath>
       <w:r>
@@ -2462,6 +2463,17 @@
           <w:rFonts w:eastAsiaTheme="minorEastAsia"/>
         </w:rPr>
         <w:tab/>
+      </w:r>
+      <w:r>
+        <w:rPr>
+          <w:rFonts w:eastAsiaTheme="minorEastAsia"/>
+        </w:rPr>
+        <w:tab/>
+      </w:r>
+      <w:r>
+        <w:rPr>
+          <w:rFonts w:eastAsiaTheme="minorEastAsia"/>
+        </w:rPr>
         <w:t>(</w:t>
       </w:r>
       <w:r>
@@ -2495,16 +2507,18 @@
         </w:rPr>
         <w:fldChar w:fldCharType="end"/>
       </w:r>
+      <w:bookmarkStart w:id="8" w:name="_Ref208352454"/>
       <w:r>
         <w:rPr>
           <w:rFonts w:eastAsiaTheme="minorEastAsia"/>
         </w:rPr>
         <w:t>)</w:t>
       </w:r>
-    </w:p>
-    <w:p>
-      <w:pPr>
-        <w:ind w:firstLine="2552"/>
+      <w:bookmarkEnd w:id="8"/>
+    </w:p>
+    <w:p>
+      <w:pPr>
+        <w:ind w:firstLine="2268"/>
         <w:jc w:val="center"/>
       </w:pPr>
       <m:oMath>
@@ -2542,6 +2556,12 @@
             </m:r>
           </m:sup>
         </m:sSubSup>
+        <m:r>
+          <w:rPr>
+            <w:rFonts w:ascii="Cambria Math" w:hAnsi="Cambria Math"/>
+          </w:rPr>
+          <m:t>(t)</m:t>
+        </m:r>
         <m:r>
           <w:rPr>
             <w:rFonts w:ascii="Cambria Math" w:hAnsi="Cambria Math"/>
@@ -2654,6 +2674,11 @@
           <w:rFonts w:eastAsiaTheme="minorEastAsia"/>
         </w:rPr>
         <w:tab/>
+      </w:r>
+      <w:r>
+        <w:rPr>
+          <w:rFonts w:eastAsiaTheme="minorEastAsia"/>
+        </w:rPr>
         <w:t>(</w:t>
       </w:r>
       <w:r>
@@ -2687,16 +2712,18 @@
         </w:rPr>
         <w:fldChar w:fldCharType="end"/>
       </w:r>
+      <w:bookmarkStart w:id="9" w:name="_Ref208352359"/>
       <w:r>
         <w:rPr>
           <w:rFonts w:eastAsiaTheme="minorEastAsia"/>
         </w:rPr>
         <w:t>)</w:t>
       </w:r>
-    </w:p>
-    <w:p>
-      <w:pPr>
-        <w:ind w:left="280" w:firstLine="2272"/>
+      <w:bookmarkEnd w:id="9"/>
+    </w:p>
+    <w:p>
+      <w:pPr>
+        <w:ind w:left="560" w:firstLine="2134"/>
         <w:jc w:val="center"/>
       </w:pPr>
       <m:oMath>
@@ -3157,7 +3184,7 @@
           <w:rFonts w:eastAsiaTheme="minorEastAsia"/>
         </w:rPr>
       </w:pPr>
-      <w:commentRangeStart w:id="6"/>
+      <w:commentRangeStart w:id="10"/>
       <w:r>
         <w:rPr>
           <w:rFonts w:eastAsiaTheme="minorEastAsia"/>
@@ -3170,12 +3197,12 @@
         </w:rPr>
         <w:t>dzie:</w:t>
       </w:r>
-      <w:commentRangeEnd w:id="6"/>
+      <w:commentRangeEnd w:id="10"/>
       <w:r>
         <w:rPr>
           <w:rStyle w:val="CommentReference"/>
         </w:rPr>
-        <w:commentReference w:id="6"/>
+        <w:commentReference w:id="10"/>
       </w:r>
     </w:p>
     <w:p>
@@ -3287,6 +3314,12 @@
             </m:r>
           </m:sup>
         </m:sSubSup>
+        <m:r>
+          <w:rPr>
+            <w:rFonts w:ascii="Cambria Math" w:hAnsi="Cambria Math"/>
+          </w:rPr>
+          <m:t>(t,S)</m:t>
+        </m:r>
       </m:oMath>
       <w:r>
         <w:rPr>
@@ -3337,6 +3370,12 @@
             </m:r>
           </m:sup>
         </m:sSubSup>
+        <m:r>
+          <w:rPr>
+            <w:rFonts w:ascii="Cambria Math" w:hAnsi="Cambria Math"/>
+          </w:rPr>
+          <m:t>(t)</m:t>
+        </m:r>
       </m:oMath>
       <w:r>
         <w:rPr>
@@ -3387,6 +3426,12 @@
             </m:r>
           </m:sup>
         </m:sSubSup>
+        <m:r>
+          <w:rPr>
+            <w:rFonts w:ascii="Cambria Math" w:hAnsi="Cambria Math"/>
+          </w:rPr>
+          <m:t>(t)</m:t>
+        </m:r>
       </m:oMath>
       <w:r>
         <w:rPr>
@@ -3583,13 +3628,32 @@
         </w:rPr>
       </w:pPr>
       <m:oMath>
-        <m:r>
-          <w:rPr>
-            <w:rFonts w:ascii="Cambria Math" w:hAnsi="Cambria Math"/>
-          </w:rPr>
-          <w:lastRenderedPageBreak/>
-          <m:t>SMA</m:t>
-        </m:r>
+        <m:sSub>
+          <m:sSubPr>
+            <m:ctrlPr>
+              <w:rPr>
+                <w:rFonts w:ascii="Cambria Math" w:hAnsi="Cambria Math"/>
+                <w:i/>
+              </w:rPr>
+            </m:ctrlPr>
+          </m:sSubPr>
+          <m:e>
+            <m:r>
+              <w:rPr>
+                <w:rFonts w:ascii="Cambria Math" w:hAnsi="Cambria Math"/>
+              </w:rPr>
+              <m:t>SMA</m:t>
+            </m:r>
+          </m:e>
+          <m:sub>
+            <m:r>
+              <w:rPr>
+                <w:rFonts w:ascii="Cambria Math" w:hAnsi="Cambria Math"/>
+              </w:rPr>
+              <m:t>i</m:t>
+            </m:r>
+          </m:sub>
+        </m:sSub>
         <m:d>
           <m:dPr>
             <m:ctrlPr>
@@ -3605,6 +3669,12 @@
                 <w:rFonts w:ascii="Cambria Math" w:hAnsi="Cambria Math"/>
               </w:rPr>
               <m:t>T</m:t>
+            </m:r>
+            <m:r>
+              <w:rPr>
+                <w:rFonts w:ascii="Cambria Math" w:hAnsi="Cambria Math"/>
+              </w:rPr>
+              <m:t>,t</m:t>
             </m:r>
           </m:e>
         </m:d>
@@ -3674,11 +3744,37 @@
             </m:r>
           </m:sup>
           <m:e>
+            <m:sSub>
+              <m:sSubPr>
+                <m:ctrlPr>
+                  <w:rPr>
+                    <w:rFonts w:ascii="Cambria Math" w:hAnsi="Cambria Math"/>
+                    <w:i/>
+                  </w:rPr>
+                </m:ctrlPr>
+              </m:sSubPr>
+              <m:e>
+                <m:r>
+                  <w:rPr>
+                    <w:rFonts w:ascii="Cambria Math" w:hAnsi="Cambria Math"/>
+                  </w:rPr>
+                  <m:t>P</m:t>
+                </m:r>
+              </m:e>
+              <m:sub>
+                <m:r>
+                  <w:rPr>
+                    <w:rFonts w:ascii="Cambria Math" w:hAnsi="Cambria Math"/>
+                  </w:rPr>
+                  <m:t>i</m:t>
+                </m:r>
+              </m:sub>
+            </m:sSub>
             <m:r>
               <w:rPr>
                 <w:rFonts w:ascii="Cambria Math" w:hAnsi="Cambria Math"/>
               </w:rPr>
-              <m:t>P(t)</m:t>
+              <m:t>(t)</m:t>
             </m:r>
           </m:e>
         </m:nary>
@@ -3700,12 +3796,6 @@
           <w:rFonts w:eastAsiaTheme="minorEastAsia"/>
         </w:rPr>
         <w:tab/>
-      </w:r>
-      <w:r>
-        <w:rPr>
-          <w:rFonts w:eastAsiaTheme="minorEastAsia"/>
-        </w:rPr>
-        <w:tab/>
         <w:t>(</w:t>
       </w:r>
       <w:r>
@@ -3748,25 +3838,40 @@
     </w:p>
     <w:p>
       <w:pPr>
+        <w:ind w:left="1416" w:firstLine="569"/>
         <w:jc w:val="center"/>
         <w:rPr>
           <w:rFonts w:eastAsiaTheme="minorEastAsia"/>
         </w:rPr>
       </w:pPr>
       <m:oMath>
-        <m:r>
-          <w:rPr>
-            <w:rFonts w:ascii="Cambria Math" w:eastAsiaTheme="minorEastAsia" w:hAnsi="Cambria Math"/>
-          </w:rPr>
-          <m:t>E</m:t>
-        </m:r>
-        <w:commentRangeStart w:id="7"/>
-        <m:r>
-          <w:rPr>
-            <w:rFonts w:ascii="Cambria Math" w:eastAsiaTheme="minorEastAsia" w:hAnsi="Cambria Math"/>
-          </w:rPr>
-          <m:t>MA</m:t>
-        </m:r>
+        <m:sSub>
+          <m:sSubPr>
+            <m:ctrlPr>
+              <w:rPr>
+                <w:rFonts w:ascii="Cambria Math" w:eastAsiaTheme="minorEastAsia" w:hAnsi="Cambria Math"/>
+                <w:i/>
+              </w:rPr>
+            </m:ctrlPr>
+          </m:sSubPr>
+          <m:e>
+            <m:r>
+              <w:rPr>
+                <w:rFonts w:ascii="Cambria Math" w:eastAsiaTheme="minorEastAsia" w:hAnsi="Cambria Math"/>
+              </w:rPr>
+              <m:t>EMA</m:t>
+            </m:r>
+          </m:e>
+          <m:sub>
+            <m:r>
+              <w:rPr>
+                <w:rFonts w:ascii="Cambria Math" w:eastAsiaTheme="minorEastAsia" w:hAnsi="Cambria Math"/>
+              </w:rPr>
+              <m:t>i</m:t>
+            </m:r>
+          </m:sub>
+        </m:sSub>
+        <w:commentRangeStart w:id="11"/>
         <m:d>
           <m:dPr>
             <m:ctrlPr>
@@ -3782,6 +3887,12 @@
                 <w:rFonts w:ascii="Cambria Math" w:eastAsiaTheme="minorEastAsia" w:hAnsi="Cambria Math"/>
               </w:rPr>
               <m:t>T</m:t>
+            </m:r>
+            <m:r>
+              <w:rPr>
+                <w:rFonts w:ascii="Cambria Math" w:eastAsiaTheme="minorEastAsia" w:hAnsi="Cambria Math"/>
+              </w:rPr>
+              <m:t>,t,s</m:t>
             </m:r>
           </m:e>
         </m:d>
@@ -3907,8 +4018,34 @@
               <w:rPr>
                 <w:rFonts w:ascii="Cambria Math" w:eastAsiaTheme="minorEastAsia" w:hAnsi="Cambria Math"/>
               </w:rPr>
-              <m:t xml:space="preserve"> P</m:t>
+              <m:t xml:space="preserve"> </m:t>
             </m:r>
+            <m:sSub>
+              <m:sSubPr>
+                <m:ctrlPr>
+                  <w:rPr>
+                    <w:rFonts w:ascii="Cambria Math" w:eastAsiaTheme="minorEastAsia" w:hAnsi="Cambria Math"/>
+                    <w:i/>
+                  </w:rPr>
+                </m:ctrlPr>
+              </m:sSubPr>
+              <m:e>
+                <m:r>
+                  <w:rPr>
+                    <w:rFonts w:ascii="Cambria Math" w:eastAsiaTheme="minorEastAsia" w:hAnsi="Cambria Math"/>
+                  </w:rPr>
+                  <m:t>P</m:t>
+                </m:r>
+              </m:e>
+              <m:sub>
+                <m:r>
+                  <w:rPr>
+                    <w:rFonts w:ascii="Cambria Math" w:eastAsiaTheme="minorEastAsia" w:hAnsi="Cambria Math"/>
+                  </w:rPr>
+                  <m:t>i</m:t>
+                </m:r>
+              </m:sub>
+            </m:sSub>
             <m:d>
               <m:dPr>
                 <m:ctrlPr>
@@ -3923,13 +4060,19 @@
                   <w:rPr>
                     <w:rFonts w:ascii="Cambria Math" w:eastAsiaTheme="minorEastAsia" w:hAnsi="Cambria Math"/>
                   </w:rPr>
-                  <m:t>T-s</m:t>
+                  <m:t>t</m:t>
+                </m:r>
+                <m:r>
+                  <w:rPr>
+                    <w:rFonts w:ascii="Cambria Math" w:eastAsiaTheme="minorEastAsia" w:hAnsi="Cambria Math"/>
+                  </w:rPr>
+                  <m:t>-s</m:t>
                 </m:r>
               </m:e>
             </m:d>
           </m:e>
         </m:nary>
-        <w:commentRangeEnd w:id="7"/>
+        <w:commentRangeEnd w:id="11"/>
         <m:r>
           <m:rPr>
             <m:sty m:val="p"/>
@@ -3937,7 +4080,7 @@
           <w:rPr>
             <w:rStyle w:val="CommentReference"/>
           </w:rPr>
-          <w:commentReference w:id="7"/>
+          <w:commentReference w:id="11"/>
         </m:r>
       </m:oMath>
       <w:r>
@@ -3951,12 +4094,6 @@
           <w:rFonts w:eastAsiaTheme="minorEastAsia"/>
         </w:rPr>
         <w:tab/>
-      </w:r>
-      <w:r>
-        <w:rPr>
-          <w:rFonts w:eastAsiaTheme="minorEastAsia"/>
-        </w:rPr>
-        <w:tab/>
         <w:t>(</w:t>
       </w:r>
       <w:r>
@@ -3980,6 +4117,13 @@
       <w:r>
         <w:rPr>
           <w:rFonts w:eastAsiaTheme="minorEastAsia"/>
+          <w:noProof/>
+        </w:rPr>
+        <w:t>7</w:t>
+      </w:r>
+      <w:r>
+        <w:rPr>
+          <w:rFonts w:eastAsiaTheme="minorEastAsia"/>
         </w:rPr>
         <w:fldChar w:fldCharType="end"/>
       </w:r>
@@ -3987,6 +4131,30 @@
         <w:rPr>
           <w:rFonts w:eastAsiaTheme="minorEastAsia"/>
         </w:rPr>
+        <w:fldChar w:fldCharType="begin"/>
+      </w:r>
+      <w:r>
+        <w:rPr>
+          <w:rFonts w:eastAsiaTheme="minorEastAsia"/>
+        </w:rPr>
+        <w:instrText xml:space="preserve"> Seq Równanie </w:instrText>
+      </w:r>
+      <w:r>
+        <w:rPr>
+          <w:rFonts w:eastAsiaTheme="minorEastAsia"/>
+        </w:rPr>
+        <w:fldChar w:fldCharType="separate"/>
+      </w:r>
+      <w:r>
+        <w:rPr>
+          <w:rFonts w:eastAsiaTheme="minorEastAsia"/>
+        </w:rPr>
+        <w:fldChar w:fldCharType="end"/>
+      </w:r>
+      <w:r>
+        <w:rPr>
+          <w:rFonts w:eastAsiaTheme="minorEastAsia"/>
+        </w:rPr>
         <w:t>)</w:t>
       </w:r>
     </w:p>
@@ -4002,14 +4170,34 @@
       <w:pPr>
         <w:ind w:firstLine="0"/>
       </w:pPr>
-      <w:commentRangeStart w:id="8"/>
       <m:oMath>
-        <m:r>
-          <w:rPr>
-            <w:rFonts w:ascii="Cambria Math" w:hAnsi="Cambria Math"/>
-          </w:rPr>
-          <m:t>SMA</m:t>
-        </m:r>
+        <m:sSub>
+          <m:sSubPr>
+            <m:ctrlPr>
+              <w:rPr>
+                <w:rFonts w:ascii="Cambria Math" w:hAnsi="Cambria Math"/>
+                <w:i/>
+              </w:rPr>
+            </m:ctrlPr>
+          </m:sSubPr>
+          <m:e>
+            <m:r>
+              <w:rPr>
+                <w:rFonts w:ascii="Cambria Math" w:hAnsi="Cambria Math"/>
+              </w:rPr>
+              <m:t>SMA</m:t>
+            </m:r>
+          </m:e>
+          <m:sub>
+            <m:r>
+              <w:rPr>
+                <w:rFonts w:ascii="Cambria Math" w:hAnsi="Cambria Math"/>
+              </w:rPr>
+              <m:t>i</m:t>
+            </m:r>
+          </m:sub>
+        </m:sSub>
+        <w:commentRangeStart w:id="12"/>
         <m:d>
           <m:dPr>
             <m:ctrlPr>
@@ -4051,12 +4239,32 @@
         </w:rPr>
       </w:pPr>
       <m:oMath>
-        <m:r>
-          <w:rPr>
-            <w:rFonts w:ascii="Cambria Math" w:eastAsiaTheme="minorEastAsia" w:hAnsi="Cambria Math"/>
-          </w:rPr>
-          <m:t>EMA</m:t>
-        </m:r>
+        <m:sSub>
+          <m:sSubPr>
+            <m:ctrlPr>
+              <w:rPr>
+                <w:rFonts w:ascii="Cambria Math" w:eastAsiaTheme="minorEastAsia" w:hAnsi="Cambria Math"/>
+                <w:i/>
+              </w:rPr>
+            </m:ctrlPr>
+          </m:sSubPr>
+          <m:e>
+            <m:r>
+              <w:rPr>
+                <w:rFonts w:ascii="Cambria Math" w:eastAsiaTheme="minorEastAsia" w:hAnsi="Cambria Math"/>
+              </w:rPr>
+              <m:t>EMA</m:t>
+            </m:r>
+          </m:e>
+          <m:sub>
+            <m:r>
+              <w:rPr>
+                <w:rFonts w:ascii="Cambria Math" w:eastAsiaTheme="minorEastAsia" w:hAnsi="Cambria Math"/>
+              </w:rPr>
+              <m:t>i</m:t>
+            </m:r>
+          </m:sub>
+        </m:sSub>
         <m:d>
           <m:dPr>
             <m:ctrlPr>
@@ -4092,7 +4300,7 @@
         <w:rPr>
           <w:rFonts w:eastAsiaTheme="minorEastAsia"/>
         </w:rPr>
-        <w:t xml:space="preserve"> krocząca ( Exponential Moving Average)</w:t>
+        <w:t xml:space="preserve"> krocząca (Exponential Moving Average)</w:t>
       </w:r>
       <w:r>
         <w:rPr>
@@ -4100,12 +4308,12 @@
         </w:rPr>
         <w:t xml:space="preserve"> z T okresów</w:t>
       </w:r>
-      <w:commentRangeEnd w:id="8"/>
+      <w:commentRangeEnd w:id="12"/>
       <w:r>
         <w:rPr>
           <w:rStyle w:val="CommentReference"/>
         </w:rPr>
-        <w:commentReference w:id="8"/>
+        <w:commentReference w:id="12"/>
       </w:r>
     </w:p>
     <w:p>
@@ -4271,39 +4479,23 @@
         </w:rPr>
         <w:t xml:space="preserve">Zamknij pozycję długą gdy </w:t>
       </w:r>
-      <w:commentRangeStart w:id="9"/>
       <w:r>
         <w:rPr>
           <w:rFonts w:cs="Times New Roman"/>
         </w:rPr>
-        <w:t>P</w:t>
+        <w:t>P(t)</w:t>
       </w:r>
       <w:r>
         <w:rPr>
           <w:rFonts w:cs="Times New Roman"/>
-          <w:vertAlign w:val="subscript"/>
-        </w:rPr>
-        <w:t>t</w:t>
+        </w:rPr>
+        <w:t xml:space="preserve">&lt; (1 – Δ) * </w:t>
       </w:r>
       <w:r>
         <w:rPr>
           <w:rFonts w:cs="Times New Roman"/>
         </w:rPr>
-        <w:t xml:space="preserve"> &lt; (1 – Δ) * P</w:t>
-      </w:r>
-      <w:r>
-        <w:rPr>
-          <w:rFonts w:cs="Times New Roman"/>
-          <w:vertAlign w:val="subscript"/>
-        </w:rPr>
-        <w:t>t-1</w:t>
-      </w:r>
-      <w:commentRangeEnd w:id="9"/>
-      <w:r>
-        <w:rPr>
-          <w:rStyle w:val="CommentReference"/>
-        </w:rPr>
-        <w:commentReference w:id="9"/>
+        <w:t>P(t)</w:t>
       </w:r>
     </w:p>
     <w:p>
@@ -4321,27 +4513,25 @@
         <w:rPr>
           <w:rFonts w:cs="Times New Roman"/>
         </w:rPr>
-        <w:t>Zamknij pozycję krótką gdy P</w:t>
+        <w:t xml:space="preserve">Zamknij pozycję krótką gdy </w:t>
       </w:r>
       <w:r>
         <w:rPr>
           <w:rFonts w:cs="Times New Roman"/>
-          <w:vertAlign w:val="subscript"/>
-        </w:rPr>
-        <w:t>t</w:t>
+        </w:rPr>
+        <w:t>P(t)</w:t>
       </w:r>
       <w:r>
         <w:rPr>
           <w:rFonts w:cs="Times New Roman"/>
         </w:rPr>
-        <w:t xml:space="preserve"> &lt; (1 + Δ) * P</w:t>
+        <w:t xml:space="preserve">&lt; (1 + Δ) * </w:t>
       </w:r>
       <w:r>
         <w:rPr>
           <w:rFonts w:cs="Times New Roman"/>
-          <w:vertAlign w:val="subscript"/>
-        </w:rPr>
-        <w:t>t-1</w:t>
+        </w:rPr>
+        <w:t>P(t)</w:t>
       </w:r>
     </w:p>
     <w:p>
@@ -4388,9 +4578,8 @@
       <w:r>
         <w:rPr>
           <w:rFonts w:cs="Times New Roman"/>
-          <w:vertAlign w:val="subscript"/>
-        </w:rPr>
-        <w:t>t</w:t>
+        </w:rPr>
+        <w:t>(t)</w:t>
       </w:r>
       <w:r>
         <w:rPr>
@@ -4436,7 +4625,7 @@
       <w:pPr>
         <w:pStyle w:val="Pierwszyakapit"/>
       </w:pPr>
-      <w:commentRangeStart w:id="10"/>
+      <w:commentRangeStart w:id="13"/>
       <w:r>
         <w:t>MACD jest wskaźnikiem</w:t>
       </w:r>
@@ -4485,80 +4674,397 @@
     </w:p>
     <w:p>
       <w:pPr>
+        <w:ind w:firstLine="1418"/>
         <w:jc w:val="center"/>
       </w:pPr>
-      <m:oMathPara>
-        <m:oMath>
-          <m:r>
-            <w:rPr>
-              <w:rFonts w:ascii="Cambria Math" w:hAnsi="Cambria Math"/>
-            </w:rPr>
-            <m:t>MACD=EMA</m:t>
-          </m:r>
-          <m:d>
-            <m:dPr>
-              <m:ctrlPr>
-                <w:rPr>
-                  <w:rFonts w:ascii="Cambria Math" w:hAnsi="Cambria Math"/>
-                  <w:i/>
-                </w:rPr>
-              </m:ctrlPr>
-            </m:dPr>
-            <m:e>
-              <m:r>
-                <w:rPr>
-                  <w:rFonts w:ascii="Cambria Math" w:hAnsi="Cambria Math"/>
-                </w:rPr>
-                <m:t>12</m:t>
-              </m:r>
-            </m:e>
-          </m:d>
-          <m:r>
-            <w:rPr>
-              <w:rFonts w:ascii="Cambria Math" w:hAnsi="Cambria Math"/>
-            </w:rPr>
-            <m:t>-EMA(26)</m:t>
-          </m:r>
-        </m:oMath>
-      </m:oMathPara>
-    </w:p>
-    <w:p>
-      <w:pPr>
-        <w:ind w:firstLine="0"/>
+      <m:oMath>
+        <m:r>
+          <w:rPr>
+            <w:rFonts w:ascii="Cambria Math" w:hAnsi="Cambria Math"/>
+          </w:rPr>
+          <m:t>MACD</m:t>
+        </m:r>
+        <m:r>
+          <w:rPr>
+            <w:rFonts w:ascii="Cambria Math" w:hAnsi="Cambria Math"/>
+          </w:rPr>
+          <m:t>(t)</m:t>
+        </m:r>
+        <m:r>
+          <w:rPr>
+            <w:rFonts w:ascii="Cambria Math" w:hAnsi="Cambria Math"/>
+          </w:rPr>
+          <m:t>=</m:t>
+        </m:r>
+        <m:sSub>
+          <m:sSubPr>
+            <m:ctrlPr>
+              <w:rPr>
+                <w:rFonts w:ascii="Cambria Math" w:hAnsi="Cambria Math"/>
+                <w:i/>
+              </w:rPr>
+            </m:ctrlPr>
+          </m:sSubPr>
+          <m:e>
+            <m:r>
+              <w:rPr>
+                <w:rFonts w:ascii="Cambria Math" w:hAnsi="Cambria Math"/>
+              </w:rPr>
+              <m:t>EMA</m:t>
+            </m:r>
+          </m:e>
+          <m:sub>
+            <m:r>
+              <w:rPr>
+                <w:rFonts w:ascii="Cambria Math" w:hAnsi="Cambria Math"/>
+              </w:rPr>
+              <m:t>t</m:t>
+            </m:r>
+          </m:sub>
+        </m:sSub>
+        <m:d>
+          <m:dPr>
+            <m:ctrlPr>
+              <w:rPr>
+                <w:rFonts w:ascii="Cambria Math" w:hAnsi="Cambria Math"/>
+                <w:i/>
+              </w:rPr>
+            </m:ctrlPr>
+          </m:dPr>
+          <m:e>
+            <m:r>
+              <w:rPr>
+                <w:rFonts w:ascii="Cambria Math" w:hAnsi="Cambria Math"/>
+              </w:rPr>
+              <m:t>12</m:t>
+            </m:r>
+          </m:e>
+        </m:d>
+        <m:r>
+          <w:rPr>
+            <w:rFonts w:ascii="Cambria Math" w:hAnsi="Cambria Math"/>
+          </w:rPr>
+          <m:t>-</m:t>
+        </m:r>
+        <m:sSub>
+          <m:sSubPr>
+            <m:ctrlPr>
+              <w:rPr>
+                <w:rFonts w:ascii="Cambria Math" w:hAnsi="Cambria Math"/>
+                <w:i/>
+              </w:rPr>
+            </m:ctrlPr>
+          </m:sSubPr>
+          <m:e>
+            <m:r>
+              <w:rPr>
+                <w:rFonts w:ascii="Cambria Math" w:hAnsi="Cambria Math"/>
+              </w:rPr>
+              <m:t>EMA</m:t>
+            </m:r>
+          </m:e>
+          <m:sub>
+            <m:r>
+              <w:rPr>
+                <w:rFonts w:ascii="Cambria Math" w:hAnsi="Cambria Math"/>
+              </w:rPr>
+              <m:t>t</m:t>
+            </m:r>
+          </m:sub>
+        </m:sSub>
+        <m:r>
+          <w:rPr>
+            <w:rFonts w:ascii="Cambria Math" w:hAnsi="Cambria Math"/>
+          </w:rPr>
+          <m:t>(26)</m:t>
+        </m:r>
+      </m:oMath>
+      <w:r>
+        <w:rPr>
+          <w:rFonts w:eastAsiaTheme="minorEastAsia"/>
+        </w:rPr>
+        <w:tab/>
+      </w:r>
+      <w:r>
+        <w:rPr>
+          <w:rFonts w:eastAsiaTheme="minorEastAsia"/>
+        </w:rPr>
+        <w:tab/>
+      </w:r>
+      <w:r>
+        <w:rPr>
+          <w:rFonts w:eastAsiaTheme="minorEastAsia"/>
+        </w:rPr>
+        <w:t>(</w:t>
+      </w:r>
+      <w:r>
+        <w:rPr>
+          <w:rFonts w:eastAsiaTheme="minorEastAsia"/>
+        </w:rPr>
+        <w:fldChar w:fldCharType="begin"/>
+      </w:r>
+      <w:r>
+        <w:rPr>
+          <w:rFonts w:eastAsiaTheme="minorEastAsia"/>
+        </w:rPr>
+        <w:instrText xml:space="preserve"> Seq Równanie </w:instrText>
+      </w:r>
+      <w:r>
+        <w:rPr>
+          <w:rFonts w:eastAsiaTheme="minorEastAsia"/>
+        </w:rPr>
+        <w:fldChar w:fldCharType="separate"/>
+      </w:r>
+      <w:r>
+        <w:rPr>
+          <w:rFonts w:eastAsiaTheme="minorEastAsia"/>
+          <w:noProof/>
+        </w:rPr>
+        <w:t>9</w:t>
+      </w:r>
+      <w:r>
+        <w:rPr>
+          <w:rFonts w:eastAsiaTheme="minorEastAsia"/>
+        </w:rPr>
+        <w:fldChar w:fldCharType="end"/>
+      </w:r>
+      <w:r>
+        <w:rPr>
+          <w:rFonts w:eastAsiaTheme="minorEastAsia"/>
+        </w:rPr>
+        <w:t>)</w:t>
+      </w:r>
+    </w:p>
+    <w:p>
+      <w:pPr>
+        <w:ind w:firstLine="1701"/>
         <w:jc w:val="center"/>
         <w:rPr>
           <w:rFonts w:eastAsiaTheme="minorEastAsia"/>
         </w:rPr>
       </w:pPr>
-      <m:oMathPara>
-        <m:oMath>
-          <m:r>
-            <w:rPr>
-              <w:rFonts w:ascii="Cambria Math" w:hAnsi="Cambria Math"/>
-            </w:rPr>
-            <m:t>Sygnał=EMA(MACD, 9)</m:t>
-          </m:r>
-        </m:oMath>
-      </m:oMathPara>
-    </w:p>
-    <w:p>
-      <w:pPr>
-        <w:ind w:firstLine="0"/>
+      <m:oMath>
+        <m:r>
+          <w:rPr>
+            <w:rFonts w:ascii="Cambria Math" w:hAnsi="Cambria Math"/>
+          </w:rPr>
+          <m:t>Sygnał</m:t>
+        </m:r>
+        <m:r>
+          <w:rPr>
+            <w:rFonts w:ascii="Cambria Math" w:hAnsi="Cambria Math"/>
+          </w:rPr>
+          <m:t>(t)</m:t>
+        </m:r>
+        <m:r>
+          <w:rPr>
+            <w:rFonts w:ascii="Cambria Math" w:hAnsi="Cambria Math"/>
+          </w:rPr>
+          <m:t>=</m:t>
+        </m:r>
+        <m:sSub>
+          <m:sSubPr>
+            <m:ctrlPr>
+              <w:rPr>
+                <w:rFonts w:ascii="Cambria Math" w:hAnsi="Cambria Math"/>
+                <w:i/>
+              </w:rPr>
+            </m:ctrlPr>
+          </m:sSubPr>
+          <m:e>
+            <m:r>
+              <w:rPr>
+                <w:rFonts w:ascii="Cambria Math" w:hAnsi="Cambria Math"/>
+              </w:rPr>
+              <m:t>EMA</m:t>
+            </m:r>
+          </m:e>
+          <m:sub>
+            <m:r>
+              <w:rPr>
+                <w:rFonts w:ascii="Cambria Math" w:hAnsi="Cambria Math"/>
+              </w:rPr>
+              <m:t>t</m:t>
+            </m:r>
+          </m:sub>
+        </m:sSub>
+        <m:r>
+          <w:rPr>
+            <w:rFonts w:ascii="Cambria Math" w:hAnsi="Cambria Math"/>
+          </w:rPr>
+          <m:t>(MACD</m:t>
+        </m:r>
+        <m:r>
+          <w:rPr>
+            <w:rFonts w:ascii="Cambria Math" w:hAnsi="Cambria Math"/>
+          </w:rPr>
+          <m:t>(t)</m:t>
+        </m:r>
+        <m:r>
+          <w:rPr>
+            <w:rFonts w:ascii="Cambria Math" w:hAnsi="Cambria Math"/>
+          </w:rPr>
+          <m:t>, 9)</m:t>
+        </m:r>
+      </m:oMath>
+      <w:r>
+        <w:rPr>
+          <w:rFonts w:eastAsiaTheme="minorEastAsia"/>
+        </w:rPr>
+        <w:tab/>
+      </w:r>
+      <w:r>
+        <w:rPr>
+          <w:rFonts w:eastAsiaTheme="minorEastAsia"/>
+        </w:rPr>
+        <w:tab/>
+      </w:r>
+      <w:r>
+        <w:rPr>
+          <w:rFonts w:eastAsiaTheme="minorEastAsia"/>
+        </w:rPr>
+        <w:t>(</w:t>
+      </w:r>
+      <w:r>
+        <w:rPr>
+          <w:rFonts w:eastAsiaTheme="minorEastAsia"/>
+        </w:rPr>
+        <w:fldChar w:fldCharType="begin"/>
+      </w:r>
+      <w:r>
+        <w:rPr>
+          <w:rFonts w:eastAsiaTheme="minorEastAsia"/>
+        </w:rPr>
+        <w:instrText xml:space="preserve"> Seq Równanie </w:instrText>
+      </w:r>
+      <w:r>
+        <w:rPr>
+          <w:rFonts w:eastAsiaTheme="minorEastAsia"/>
+        </w:rPr>
+        <w:fldChar w:fldCharType="separate"/>
+      </w:r>
+      <w:r>
+        <w:rPr>
+          <w:rFonts w:eastAsiaTheme="minorEastAsia"/>
+          <w:noProof/>
+        </w:rPr>
+        <w:t>10</w:t>
+      </w:r>
+      <w:r>
+        <w:rPr>
+          <w:rFonts w:eastAsiaTheme="minorEastAsia"/>
+        </w:rPr>
+        <w:fldChar w:fldCharType="end"/>
+      </w:r>
+      <w:r>
+        <w:rPr>
+          <w:rFonts w:eastAsiaTheme="minorEastAsia"/>
+        </w:rPr>
+        <w:t>)</w:t>
+      </w:r>
+    </w:p>
+    <w:p>
+      <w:pPr>
+        <w:ind w:left="1416" w:firstLine="0"/>
         <w:jc w:val="center"/>
         <w:rPr>
           <w:rFonts w:eastAsiaTheme="minorEastAsia"/>
         </w:rPr>
       </w:pPr>
-      <m:oMathPara>
-        <m:oMath>
-          <m:r>
-            <w:rPr>
-              <w:rFonts w:ascii="Cambria Math" w:hAnsi="Cambria Math"/>
-            </w:rPr>
-            <m:t>Histogram=MACD - Sygnał</m:t>
-          </m:r>
-        </m:oMath>
-      </m:oMathPara>
+      <m:oMath>
+        <m:r>
+          <w:rPr>
+            <w:rFonts w:ascii="Cambria Math" w:hAnsi="Cambria Math"/>
+          </w:rPr>
+          <m:t>Histogram</m:t>
+        </m:r>
+        <m:r>
+          <w:rPr>
+            <w:rFonts w:ascii="Cambria Math" w:hAnsi="Cambria Math"/>
+          </w:rPr>
+          <m:t>(t)</m:t>
+        </m:r>
+        <m:r>
+          <w:rPr>
+            <w:rFonts w:ascii="Cambria Math" w:hAnsi="Cambria Math"/>
+          </w:rPr>
+          <m:t>=MACD</m:t>
+        </m:r>
+        <m:r>
+          <w:rPr>
+            <w:rFonts w:ascii="Cambria Math" w:hAnsi="Cambria Math"/>
+          </w:rPr>
+          <m:t>(t)</m:t>
+        </m:r>
+        <m:r>
+          <w:rPr>
+            <w:rFonts w:ascii="Cambria Math" w:hAnsi="Cambria Math"/>
+          </w:rPr>
+          <m:t xml:space="preserve"> - Sygnał</m:t>
+        </m:r>
+        <m:r>
+          <w:rPr>
+            <w:rFonts w:ascii="Cambria Math" w:hAnsi="Cambria Math"/>
+          </w:rPr>
+          <m:t>(t)</m:t>
+        </m:r>
+      </m:oMath>
+      <w:r>
+        <w:rPr>
+          <w:rFonts w:eastAsiaTheme="minorEastAsia"/>
+        </w:rPr>
+        <w:tab/>
+        <w:t xml:space="preserve"> </w:t>
+      </w:r>
+      <w:r>
+        <w:rPr>
+          <w:rFonts w:eastAsiaTheme="minorEastAsia"/>
+        </w:rPr>
+        <w:tab/>
+      </w:r>
+      <w:r>
+        <w:rPr>
+          <w:rFonts w:eastAsiaTheme="minorEastAsia"/>
+        </w:rPr>
+        <w:t>(</w:t>
+      </w:r>
+      <w:r>
+        <w:rPr>
+          <w:rFonts w:eastAsiaTheme="minorEastAsia"/>
+        </w:rPr>
+        <w:fldChar w:fldCharType="begin"/>
+      </w:r>
+      <w:r>
+        <w:rPr>
+          <w:rFonts w:eastAsiaTheme="minorEastAsia"/>
+        </w:rPr>
+        <w:instrText xml:space="preserve"> Seq Równanie </w:instrText>
+      </w:r>
+      <w:r>
+        <w:rPr>
+          <w:rFonts w:eastAsiaTheme="minorEastAsia"/>
+        </w:rPr>
+        <w:fldChar w:fldCharType="separate"/>
+      </w:r>
+      <w:r>
+        <w:rPr>
+          <w:rFonts w:eastAsiaTheme="minorEastAsia"/>
+          <w:noProof/>
+        </w:rPr>
+        <w:t>11</w:t>
+      </w:r>
+      <w:r>
+        <w:rPr>
+          <w:rFonts w:eastAsiaTheme="minorEastAsia"/>
+        </w:rPr>
+        <w:fldChar w:fldCharType="end"/>
+      </w:r>
+      <w:r>
+        <w:rPr>
+          <w:rFonts w:eastAsiaTheme="minorEastAsia"/>
+        </w:rPr>
+        <w:t>)</w:t>
+      </w:r>
     </w:p>
     <w:p>
       <w:pPr>
@@ -4587,6 +5093,12 @@
         <w:rPr>
           <w:rFonts w:eastAsiaTheme="minorEastAsia"/>
         </w:rPr>
+        <w:t>(t)</w:t>
+      </w:r>
+      <w:r>
+        <w:rPr>
+          <w:rFonts w:eastAsiaTheme="minorEastAsia"/>
+        </w:rPr>
         <w:t xml:space="preserve"> – Linia MACD jako różnica krótkoterminowych i długoterminowych ruchomych średnich wykładniczych. Zwykle stanowią one odpowiednio 12 i 26 </w:t>
       </w:r>
       <w:r>
@@ -4610,6 +5122,12 @@
           </w:rPr>
           <m:t>Sygnał</m:t>
         </m:r>
+        <m:r>
+          <w:rPr>
+            <w:rFonts w:ascii="Cambria Math" w:hAnsi="Cambria Math"/>
+          </w:rPr>
+          <m:t>(t)</m:t>
+        </m:r>
       </m:oMath>
       <w:r>
         <w:rPr>
@@ -4640,6 +5158,12 @@
           <w:rFonts w:eastAsiaTheme="minorEastAsia"/>
         </w:rPr>
         <w:t xml:space="preserve"> ruchoma średnia wykładnicza z linii MACD</w:t>
+      </w:r>
+      <w:r>
+        <w:rPr>
+          <w:rFonts w:eastAsiaTheme="minorEastAsia"/>
+        </w:rPr>
+        <w:t>(t)</w:t>
       </w:r>
     </w:p>
     <w:p>
@@ -4661,7 +5185,25 @@
         <w:rPr>
           <w:rFonts w:eastAsiaTheme="minorEastAsia"/>
         </w:rPr>
-        <w:t xml:space="preserve"> – Histogram, który jest dodatni w momencie gdy MACD jest większe od sygnału i ujemny w przeciwnym wypadku</w:t>
+        <w:t>(t)</w:t>
+      </w:r>
+      <w:r>
+        <w:rPr>
+          <w:rFonts w:eastAsiaTheme="minorEastAsia"/>
+        </w:rPr>
+        <w:t xml:space="preserve"> – Histogram, który jest dodatni w momencie gdy MACD</w:t>
+      </w:r>
+      <w:r>
+        <w:rPr>
+          <w:rFonts w:eastAsiaTheme="minorEastAsia"/>
+        </w:rPr>
+        <w:t>(t)</w:t>
+      </w:r>
+      <w:r>
+        <w:rPr>
+          <w:rFonts w:eastAsiaTheme="minorEastAsia"/>
+        </w:rPr>
+        <w:t xml:space="preserve"> jest większe od sygnału i ujemny w przeciwnym wypadku</w:t>
       </w:r>
     </w:p>
     <w:p>
@@ -4683,14 +5225,26 @@
         <w:rPr>
           <w:rFonts w:eastAsiaTheme="minorEastAsia"/>
         </w:rPr>
-        <w:t xml:space="preserve">Tym sposobem powstaje wskaźnik MACD(12,26,9). </w:t>
-      </w:r>
-      <w:commentRangeEnd w:id="10"/>
+        <w:t>Tym sposobem powstaje wskaźnik MACD(12,26,9</w:t>
+      </w:r>
+      <w:r>
+        <w:rPr>
+          <w:rFonts w:eastAsiaTheme="minorEastAsia"/>
+        </w:rPr>
+        <w:t>,t</w:t>
+      </w:r>
+      <w:r>
+        <w:rPr>
+          <w:rFonts w:eastAsiaTheme="minorEastAsia"/>
+        </w:rPr>
+        <w:t xml:space="preserve">). </w:t>
+      </w:r>
+      <w:commentRangeEnd w:id="13"/>
       <w:r>
         <w:rPr>
           <w:rStyle w:val="CommentReference"/>
         </w:rPr>
-        <w:commentReference w:id="10"/>
+        <w:commentReference w:id="13"/>
       </w:r>
       <w:r>
         <w:rPr>
@@ -4744,66 +5298,56 @@
         <w:rPr>
           <w:rFonts w:eastAsiaTheme="minorEastAsia"/>
         </w:rPr>
-        <w:t>MACD</w:t>
+        <w:t>MAC</w:t>
+      </w:r>
+      <w:r>
+        <w:rPr>
+          <w:rFonts w:eastAsiaTheme="minorEastAsia"/>
+        </w:rPr>
+        <w:t>D(t-1)</w:t>
+      </w:r>
+      <w:r>
+        <w:rPr>
+          <w:rFonts w:eastAsiaTheme="minorEastAsia"/>
+        </w:rPr>
+        <w:t xml:space="preserve"> </w:t>
+      </w:r>
+      <w:r>
+        <w:rPr>
+          <w:rFonts w:eastAsiaTheme="minorEastAsia"/>
+        </w:rPr>
+        <w:t>&lt; Sygnał</w:t>
       </w:r>
       <w:r>
         <w:rPr>
           <w:rFonts w:eastAsiaTheme="minorEastAsia"/>
           <w:vertAlign w:val="subscript"/>
         </w:rPr>
-        <w:t>t</w:t>
-      </w:r>
-      <w:r>
-        <w:rPr>
-          <w:rFonts w:eastAsiaTheme="minorEastAsia"/>
-          <w:vertAlign w:val="subscript"/>
-        </w:rPr>
-        <w:t>-1</w:t>
-      </w:r>
-      <w:r>
-        <w:rPr>
-          <w:rFonts w:eastAsiaTheme="minorEastAsia"/>
-        </w:rPr>
-        <w:t xml:space="preserve"> </w:t>
-      </w:r>
-      <w:r>
-        <w:rPr>
-          <w:rFonts w:eastAsiaTheme="minorEastAsia"/>
-        </w:rPr>
-        <w:t>&lt; Sygnał</w:t>
-      </w:r>
-      <w:r>
-        <w:rPr>
-          <w:rFonts w:eastAsiaTheme="minorEastAsia"/>
-          <w:vertAlign w:val="subscript"/>
-        </w:rPr>
         <w:t>t-1</w:t>
       </w:r>
       <w:r>
         <w:rPr>
           <w:rFonts w:eastAsiaTheme="minorEastAsia"/>
         </w:rPr>
-        <w:t xml:space="preserve"> oraz  MACD</w:t>
-      </w:r>
-      <w:r>
-        <w:rPr>
-          <w:rFonts w:eastAsiaTheme="minorEastAsia"/>
-          <w:vertAlign w:val="subscript"/>
-        </w:rPr>
-        <w:t>t</w:t>
-      </w:r>
-      <w:r>
-        <w:rPr>
-          <w:rFonts w:eastAsiaTheme="minorEastAsia"/>
-        </w:rPr>
-        <w:t xml:space="preserve"> &gt; Sygnał</w:t>
-      </w:r>
-      <w:r>
-        <w:rPr>
-          <w:rFonts w:eastAsiaTheme="minorEastAsia"/>
-          <w:vertAlign w:val="subscript"/>
-        </w:rPr>
-        <w:t>t</w:t>
+        <w:t xml:space="preserve"> oraz  MAC</w:t>
+      </w:r>
+      <w:r>
+        <w:rPr>
+          <w:rFonts w:eastAsiaTheme="minorEastAsia"/>
+        </w:rPr>
+        <w:t>D(t)</w:t>
+      </w:r>
+      <w:r>
+        <w:rPr>
+          <w:rFonts w:eastAsiaTheme="minorEastAsia"/>
+        </w:rPr>
+        <w:t>&gt; Sygna</w:t>
+      </w:r>
+      <w:r>
+        <w:rPr>
+          <w:rFonts w:eastAsiaTheme="minorEastAsia"/>
+        </w:rPr>
+        <w:t>ł(t)</w:t>
       </w:r>
     </w:p>
     <w:p>
@@ -4821,7 +5365,19 @@
         <w:rPr>
           <w:rFonts w:eastAsiaTheme="minorEastAsia"/>
         </w:rPr>
-        <w:t>Sprzedaż aktywa: MACD</w:t>
+        <w:t>Sprzedaż aktywa: MAC</w:t>
+      </w:r>
+      <w:r>
+        <w:rPr>
+          <w:rFonts w:eastAsiaTheme="minorEastAsia"/>
+        </w:rPr>
+        <w:t>D(t-1)</w:t>
+      </w:r>
+      <w:r>
+        <w:rPr>
+          <w:rFonts w:eastAsiaTheme="minorEastAsia"/>
+        </w:rPr>
+        <w:t xml:space="preserve"> &gt; Sygnał</w:t>
       </w:r>
       <w:r>
         <w:rPr>
@@ -4834,40 +5390,25 @@
         <w:rPr>
           <w:rFonts w:eastAsiaTheme="minorEastAsia"/>
         </w:rPr>
-        <w:t xml:space="preserve"> &gt; Sygnał</w:t>
-      </w:r>
-      <w:r>
-        <w:rPr>
-          <w:rFonts w:eastAsiaTheme="minorEastAsia"/>
-          <w:vertAlign w:val="subscript"/>
-        </w:rPr>
-        <w:t>t-1</w:t>
-      </w:r>
-      <w:r>
-        <w:rPr>
-          <w:rFonts w:eastAsiaTheme="minorEastAsia"/>
-        </w:rPr>
-        <w:t xml:space="preserve"> oraz  MACD</w:t>
-      </w:r>
-      <w:r>
-        <w:rPr>
-          <w:rFonts w:eastAsiaTheme="minorEastAsia"/>
-          <w:vertAlign w:val="subscript"/>
-        </w:rPr>
-        <w:t>t</w:t>
-      </w:r>
-      <w:r>
-        <w:rPr>
-          <w:rFonts w:eastAsiaTheme="minorEastAsia"/>
-        </w:rPr>
-        <w:t xml:space="preserve"> &lt; Sygnał</w:t>
-      </w:r>
-      <w:r>
-        <w:rPr>
-          <w:rFonts w:eastAsiaTheme="minorEastAsia"/>
-          <w:vertAlign w:val="subscript"/>
-        </w:rPr>
-        <w:t>t</w:t>
+        <w:t xml:space="preserve"> oraz  MAC</w:t>
+      </w:r>
+      <w:r>
+        <w:rPr>
+          <w:rFonts w:eastAsiaTheme="minorEastAsia"/>
+        </w:rPr>
+        <w:t>D(t)</w:t>
+      </w:r>
+      <w:r>
+        <w:rPr>
+          <w:rFonts w:eastAsiaTheme="minorEastAsia"/>
+        </w:rPr>
+        <w:t>&lt; Sygna</w:t>
+      </w:r>
+      <w:r>
+        <w:rPr>
+          <w:rFonts w:eastAsiaTheme="minorEastAsia"/>
+        </w:rPr>
+        <w:t>ł(t)</w:t>
       </w:r>
     </w:p>
     <w:p>
@@ -5010,214 +5551,221 @@
         <w:t xml:space="preserve"> w skali 0 do 100. Jest on wyznacznikiem na jakim etapie momentum znajduje się cena aktywa. Te o RSI powyżej 70 są wykupione, a te poniżej 30 są wyprzedane. Poniżej kroki do wyliczenia wskaźnika.</w:t>
       </w:r>
     </w:p>
-    <w:commentRangeStart w:id="11"/>
-    <w:p>
-      <w:pPr>
-        <w:ind w:firstLine="0"/>
+    <w:p>
+      <w:pPr>
+        <w:ind w:left="1416" w:firstLine="708"/>
         <w:jc w:val="center"/>
         <w:rPr>
           <w:rFonts w:eastAsiaTheme="minorEastAsia"/>
         </w:rPr>
       </w:pPr>
-      <m:oMathPara>
-        <m:oMath>
-          <m:sSub>
-            <m:sSubPr>
-              <m:ctrlPr>
-                <w:rPr>
-                  <w:rFonts w:ascii="Cambria Math" w:eastAsiaTheme="minorEastAsia" w:hAnsi="Cambria Math"/>
-                  <w:i/>
-                </w:rPr>
-              </m:ctrlPr>
-            </m:sSubPr>
-            <m:e>
-              <m:r>
-                <w:rPr>
-                  <w:rFonts w:ascii="Cambria Math" w:eastAsiaTheme="minorEastAsia" w:hAnsi="Cambria Math"/>
-                </w:rPr>
-                <m:t>RSI</m:t>
-              </m:r>
-            </m:e>
-            <m:sub>
-              <m:r>
-                <w:rPr>
-                  <w:rFonts w:ascii="Cambria Math" w:eastAsiaTheme="minorEastAsia" w:hAnsi="Cambria Math"/>
-                </w:rPr>
-                <m:t>t</m:t>
-              </m:r>
-            </m:sub>
-          </m:sSub>
-          <m:r>
-            <w:rPr>
-              <w:rFonts w:ascii="Cambria Math" w:eastAsiaTheme="minorEastAsia" w:hAnsi="Cambria Math"/>
-            </w:rPr>
-            <m:t xml:space="preserve">=  100- </m:t>
-          </m:r>
-          <m:f>
-            <m:fPr>
-              <m:ctrlPr>
-                <w:rPr>
-                  <w:rFonts w:ascii="Cambria Math" w:eastAsiaTheme="minorEastAsia" w:hAnsi="Cambria Math"/>
-                  <w:i/>
-                </w:rPr>
-              </m:ctrlPr>
-            </m:fPr>
-            <m:num>
-              <m:r>
-                <w:rPr>
-                  <w:rFonts w:ascii="Cambria Math" w:eastAsiaTheme="minorEastAsia" w:hAnsi="Cambria Math"/>
-                </w:rPr>
-                <m:t>100</m:t>
-              </m:r>
-            </m:num>
-            <m:den>
-              <m:r>
-                <w:rPr>
-                  <w:rFonts w:ascii="Cambria Math" w:eastAsiaTheme="minorEastAsia" w:hAnsi="Cambria Math"/>
-                </w:rPr>
-                <m:t>1+</m:t>
-              </m:r>
-              <m:sSub>
-                <m:sSubPr>
-                  <m:ctrlPr>
-                    <w:rPr>
-                      <w:rFonts w:ascii="Cambria Math" w:eastAsiaTheme="minorEastAsia" w:hAnsi="Cambria Math"/>
-                      <w:i/>
-                    </w:rPr>
-                  </m:ctrlPr>
-                </m:sSubPr>
-                <m:e>
-                  <m:r>
-                    <w:rPr>
-                      <w:rFonts w:ascii="Cambria Math" w:eastAsiaTheme="minorEastAsia" w:hAnsi="Cambria Math"/>
-                    </w:rPr>
-                    <m:t>RS</m:t>
-                  </m:r>
-                </m:e>
-                <m:sub>
-                  <m:r>
-                    <w:rPr>
-                      <w:rFonts w:ascii="Cambria Math" w:eastAsiaTheme="minorEastAsia" w:hAnsi="Cambria Math"/>
-                    </w:rPr>
-                    <m:t>t</m:t>
-                  </m:r>
-                </m:sub>
-              </m:sSub>
-            </m:den>
-          </m:f>
-        </m:oMath>
-      </m:oMathPara>
-    </w:p>
-    <w:p>
-      <w:pPr>
-        <w:ind w:firstLine="0"/>
+      <m:oMath>
+        <m:r>
+          <w:rPr>
+            <w:rFonts w:ascii="Cambria Math" w:eastAsiaTheme="minorEastAsia" w:hAnsi="Cambria Math"/>
+          </w:rPr>
+          <m:t>RSI(t)</m:t>
+        </m:r>
+        <m:r>
+          <w:rPr>
+            <w:rFonts w:ascii="Cambria Math" w:eastAsiaTheme="minorEastAsia" w:hAnsi="Cambria Math"/>
+          </w:rPr>
+          <m:t xml:space="preserve">=  100- </m:t>
+        </m:r>
+        <m:f>
+          <m:fPr>
+            <m:ctrlPr>
+              <w:rPr>
+                <w:rFonts w:ascii="Cambria Math" w:eastAsiaTheme="minorEastAsia" w:hAnsi="Cambria Math"/>
+                <w:i/>
+              </w:rPr>
+            </m:ctrlPr>
+          </m:fPr>
+          <m:num>
+            <m:r>
+              <w:rPr>
+                <w:rFonts w:ascii="Cambria Math" w:eastAsiaTheme="minorEastAsia" w:hAnsi="Cambria Math"/>
+              </w:rPr>
+              <m:t>100</m:t>
+            </m:r>
+          </m:num>
+          <m:den>
+            <m:r>
+              <w:rPr>
+                <w:rFonts w:ascii="Cambria Math" w:eastAsiaTheme="minorEastAsia" w:hAnsi="Cambria Math"/>
+              </w:rPr>
+              <m:t>1+</m:t>
+            </m:r>
+            <m:r>
+              <w:rPr>
+                <w:rFonts w:ascii="Cambria Math" w:eastAsiaTheme="minorEastAsia" w:hAnsi="Cambria Math"/>
+              </w:rPr>
+              <m:t>RS(t)</m:t>
+            </m:r>
+          </m:den>
+        </m:f>
+      </m:oMath>
+      <w:r>
+        <w:rPr>
+          <w:rFonts w:eastAsiaTheme="minorEastAsia"/>
+        </w:rPr>
+        <w:tab/>
+      </w:r>
+      <w:r>
+        <w:rPr>
+          <w:rFonts w:eastAsiaTheme="minorEastAsia"/>
+        </w:rPr>
+        <w:tab/>
+      </w:r>
+      <w:r>
+        <w:rPr>
+          <w:rFonts w:eastAsiaTheme="minorEastAsia"/>
+        </w:rPr>
+        <w:tab/>
+        <w:t>(</w:t>
+      </w:r>
+      <w:r>
+        <w:rPr>
+          <w:rFonts w:eastAsiaTheme="minorEastAsia"/>
+        </w:rPr>
+        <w:fldChar w:fldCharType="begin"/>
+      </w:r>
+      <w:r>
+        <w:rPr>
+          <w:rFonts w:eastAsiaTheme="minorEastAsia"/>
+        </w:rPr>
+        <w:instrText xml:space="preserve"> Seq Równanie </w:instrText>
+      </w:r>
+      <w:r>
+        <w:rPr>
+          <w:rFonts w:eastAsiaTheme="minorEastAsia"/>
+        </w:rPr>
+        <w:fldChar w:fldCharType="separate"/>
+      </w:r>
+      <w:r>
+        <w:rPr>
+          <w:rFonts w:eastAsiaTheme="minorEastAsia"/>
+          <w:noProof/>
+        </w:rPr>
+        <w:t>12</w:t>
+      </w:r>
+      <w:r>
+        <w:rPr>
+          <w:rFonts w:eastAsiaTheme="minorEastAsia"/>
+        </w:rPr>
+        <w:fldChar w:fldCharType="end"/>
+      </w:r>
+      <w:r>
+        <w:rPr>
+          <w:rFonts w:eastAsiaTheme="minorEastAsia"/>
+        </w:rPr>
+        <w:t>)</w:t>
+      </w:r>
+    </w:p>
+    <w:p>
+      <w:pPr>
+        <w:ind w:firstLine="2127"/>
         <w:jc w:val="center"/>
         <w:rPr>
           <w:rFonts w:eastAsiaTheme="minorEastAsia"/>
         </w:rPr>
       </w:pPr>
-      <m:oMathPara>
-        <m:oMath>
-          <m:sSub>
-            <m:sSubPr>
-              <m:ctrlPr>
-                <w:rPr>
-                  <w:rFonts w:ascii="Cambria Math" w:eastAsiaTheme="minorEastAsia" w:hAnsi="Cambria Math"/>
-                  <w:i/>
-                </w:rPr>
-              </m:ctrlPr>
-            </m:sSubPr>
-            <m:e>
-              <m:r>
-                <w:rPr>
-                  <w:rFonts w:ascii="Cambria Math" w:eastAsiaTheme="minorEastAsia" w:hAnsi="Cambria Math"/>
-                </w:rPr>
-                <m:t>RS</m:t>
-              </m:r>
-            </m:e>
-            <m:sub>
-              <m:r>
-                <w:rPr>
-                  <w:rFonts w:ascii="Cambria Math" w:eastAsiaTheme="minorEastAsia" w:hAnsi="Cambria Math"/>
-                </w:rPr>
-                <m:t>t</m:t>
-              </m:r>
-            </m:sub>
-          </m:sSub>
-          <m:r>
-            <w:rPr>
-              <w:rFonts w:ascii="Cambria Math" w:eastAsiaTheme="minorEastAsia" w:hAnsi="Cambria Math"/>
-            </w:rPr>
-            <m:t xml:space="preserve">= </m:t>
-          </m:r>
-          <m:f>
-            <m:fPr>
-              <m:ctrlPr>
-                <w:rPr>
-                  <w:rFonts w:ascii="Cambria Math" w:eastAsiaTheme="minorEastAsia" w:hAnsi="Cambria Math"/>
-                  <w:i/>
-                </w:rPr>
-              </m:ctrlPr>
-            </m:fPr>
-            <m:num>
-              <m:sSub>
-                <m:sSubPr>
-                  <m:ctrlPr>
-                    <w:rPr>
-                      <w:rFonts w:ascii="Cambria Math" w:eastAsiaTheme="minorEastAsia" w:hAnsi="Cambria Math"/>
-                      <w:i/>
-                    </w:rPr>
-                  </m:ctrlPr>
-                </m:sSubPr>
-                <m:e>
-                  <m:r>
-                    <w:rPr>
-                      <w:rFonts w:ascii="Cambria Math" w:eastAsiaTheme="minorEastAsia" w:hAnsi="Cambria Math"/>
-                    </w:rPr>
-                    <m:t>Średni Zysk</m:t>
-                  </m:r>
-                </m:e>
-                <m:sub>
-                  <m:r>
-                    <w:rPr>
-                      <w:rFonts w:ascii="Cambria Math" w:eastAsiaTheme="minorEastAsia" w:hAnsi="Cambria Math"/>
-                    </w:rPr>
-                    <m:t>t</m:t>
-                  </m:r>
-                </m:sub>
-              </m:sSub>
-            </m:num>
-            <m:den>
-              <m:sSub>
-                <m:sSubPr>
-                  <m:ctrlPr>
-                    <w:rPr>
-                      <w:rFonts w:ascii="Cambria Math" w:eastAsiaTheme="minorEastAsia" w:hAnsi="Cambria Math"/>
-                      <w:i/>
-                    </w:rPr>
-                  </m:ctrlPr>
-                </m:sSubPr>
-                <m:e>
-                  <m:r>
-                    <w:rPr>
-                      <w:rFonts w:ascii="Cambria Math" w:eastAsiaTheme="minorEastAsia" w:hAnsi="Cambria Math"/>
-                    </w:rPr>
-                    <m:t>Średnia Strata</m:t>
-                  </m:r>
-                </m:e>
-                <m:sub>
-                  <m:r>
-                    <w:rPr>
-                      <w:rFonts w:ascii="Cambria Math" w:eastAsiaTheme="minorEastAsia" w:hAnsi="Cambria Math"/>
-                    </w:rPr>
-                    <m:t>t</m:t>
-                  </m:r>
-                </m:sub>
-              </m:sSub>
-            </m:den>
-          </m:f>
-        </m:oMath>
-      </m:oMathPara>
+      <m:oMath>
+        <m:r>
+          <w:rPr>
+            <w:rFonts w:ascii="Cambria Math" w:eastAsiaTheme="minorEastAsia" w:hAnsi="Cambria Math"/>
+          </w:rPr>
+          <m:t>RS(t)</m:t>
+        </m:r>
+        <m:r>
+          <w:rPr>
+            <w:rFonts w:ascii="Cambria Math" w:eastAsiaTheme="minorEastAsia" w:hAnsi="Cambria Math"/>
+          </w:rPr>
+          <m:t xml:space="preserve">= </m:t>
+        </m:r>
+        <m:f>
+          <m:fPr>
+            <m:ctrlPr>
+              <w:rPr>
+                <w:rFonts w:ascii="Cambria Math" w:eastAsiaTheme="minorEastAsia" w:hAnsi="Cambria Math"/>
+                <w:i/>
+              </w:rPr>
+            </m:ctrlPr>
+          </m:fPr>
+          <m:num>
+            <m:r>
+              <w:rPr>
+                <w:rFonts w:ascii="Cambria Math" w:eastAsiaTheme="minorEastAsia" w:hAnsi="Cambria Math"/>
+              </w:rPr>
+              <m:t>Średni Zysk(t)</m:t>
+            </m:r>
+          </m:num>
+          <m:den>
+            <m:r>
+              <w:rPr>
+                <w:rFonts w:ascii="Cambria Math" w:eastAsiaTheme="minorEastAsia" w:hAnsi="Cambria Math"/>
+              </w:rPr>
+              <m:t>Średnia Strata(t)</m:t>
+            </m:r>
+          </m:den>
+        </m:f>
+      </m:oMath>
+      <w:r>
+        <w:rPr>
+          <w:rFonts w:eastAsiaTheme="minorEastAsia"/>
+        </w:rPr>
+        <w:tab/>
+      </w:r>
+      <w:r>
+        <w:rPr>
+          <w:rFonts w:eastAsiaTheme="minorEastAsia"/>
+        </w:rPr>
+        <w:tab/>
+      </w:r>
+      <w:r>
+        <w:rPr>
+          <w:rFonts w:eastAsiaTheme="minorEastAsia"/>
+        </w:rPr>
+        <w:tab/>
+        <w:t>(</w:t>
+      </w:r>
+      <w:r>
+        <w:rPr>
+          <w:rFonts w:eastAsiaTheme="minorEastAsia"/>
+        </w:rPr>
+        <w:fldChar w:fldCharType="begin"/>
+      </w:r>
+      <w:r>
+        <w:rPr>
+          <w:rFonts w:eastAsiaTheme="minorEastAsia"/>
+        </w:rPr>
+        <w:instrText xml:space="preserve"> Seq Równanie </w:instrText>
+      </w:r>
+      <w:r>
+        <w:rPr>
+          <w:rFonts w:eastAsiaTheme="minorEastAsia"/>
+        </w:rPr>
+        <w:fldChar w:fldCharType="separate"/>
+      </w:r>
+      <w:r>
+        <w:rPr>
+          <w:rFonts w:eastAsiaTheme="minorEastAsia"/>
+          <w:noProof/>
+        </w:rPr>
+        <w:t>13</w:t>
+      </w:r>
+      <w:r>
+        <w:rPr>
+          <w:rFonts w:eastAsiaTheme="minorEastAsia"/>
+        </w:rPr>
+        <w:fldChar w:fldCharType="end"/>
+      </w:r>
+      <w:r>
+        <w:rPr>
+          <w:rFonts w:eastAsiaTheme="minorEastAsia"/>
+        </w:rPr>
+        <w:t>)</w:t>
+      </w:r>
     </w:p>
     <w:p>
       <w:pPr>
@@ -5249,46 +5797,39 @@
         </w:rPr>
       </w:pPr>
       <m:oMath>
-        <m:sSub>
-          <m:sSubPr>
-            <m:ctrlPr>
-              <w:rPr>
-                <w:rFonts w:ascii="Cambria Math" w:eastAsiaTheme="minorEastAsia" w:hAnsi="Cambria Math"/>
-                <w:i/>
-              </w:rPr>
-            </m:ctrlPr>
-          </m:sSubPr>
-          <m:e>
-            <m:r>
-              <w:rPr>
-                <w:rFonts w:ascii="Cambria Math" w:eastAsiaTheme="minorEastAsia" w:hAnsi="Cambria Math"/>
-              </w:rPr>
-              <m:t>RSI</m:t>
-            </m:r>
-          </m:e>
-          <m:sub>
-            <m:r>
-              <w:rPr>
-                <w:rFonts w:ascii="Cambria Math" w:eastAsiaTheme="minorEastAsia" w:hAnsi="Cambria Math"/>
-              </w:rPr>
-              <m:t>t</m:t>
-            </m:r>
-          </m:sub>
-        </m:sSub>
+        <m:r>
+          <w:rPr>
+            <w:rFonts w:ascii="Cambria Math" w:eastAsiaTheme="minorEastAsia" w:hAnsi="Cambria Math"/>
+          </w:rPr>
+          <m:t>RSI</m:t>
+        </m:r>
+        <m:r>
+          <w:rPr>
+            <w:rFonts w:ascii="Cambria Math" w:eastAsiaTheme="minorEastAsia" w:hAnsi="Cambria Math"/>
+            <w:lang w:val="en-US"/>
+          </w:rPr>
+          <m:t>(</m:t>
+        </m:r>
+        <m:r>
+          <w:rPr>
+            <w:rFonts w:ascii="Cambria Math" w:eastAsiaTheme="minorEastAsia" w:hAnsi="Cambria Math"/>
+          </w:rPr>
+          <m:t>t</m:t>
+        </m:r>
+        <m:r>
+          <w:rPr>
+            <w:rFonts w:ascii="Cambria Math" w:eastAsiaTheme="minorEastAsia" w:hAnsi="Cambria Math"/>
+            <w:lang w:val="en-US"/>
+          </w:rPr>
+          <m:t>)</m:t>
+        </m:r>
       </m:oMath>
       <w:r>
         <w:rPr>
           <w:rFonts w:eastAsiaTheme="minorEastAsia"/>
           <w:lang w:val="en-US"/>
         </w:rPr>
-        <w:t xml:space="preserve"> – Relative S</w:t>
-      </w:r>
-      <w:r>
-        <w:rPr>
-          <w:rFonts w:eastAsiaTheme="minorEastAsia"/>
-          <w:lang w:val="en-US"/>
-        </w:rPr>
-        <w:t>trength Indicator</w:t>
+        <w:t xml:space="preserve"> – Relative Strength Indicator</w:t>
       </w:r>
     </w:p>
     <w:p>
@@ -5300,44 +5841,66 @@
         </w:rPr>
       </w:pPr>
       <m:oMath>
-        <m:sSub>
-          <m:sSubPr>
-            <m:ctrlPr>
-              <w:rPr>
-                <w:rFonts w:ascii="Cambria Math" w:eastAsiaTheme="minorEastAsia" w:hAnsi="Cambria Math"/>
-                <w:i/>
-              </w:rPr>
-            </m:ctrlPr>
-          </m:sSubPr>
-          <m:e>
-            <m:r>
-              <w:rPr>
-                <w:rFonts w:ascii="Cambria Math" w:eastAsiaTheme="minorEastAsia" w:hAnsi="Cambria Math"/>
-              </w:rPr>
-              <m:t>Średni Zysk</m:t>
-            </m:r>
-          </m:e>
-          <m:sub>
-            <m:r>
-              <w:rPr>
-                <w:rFonts w:ascii="Cambria Math" w:eastAsiaTheme="minorEastAsia" w:hAnsi="Cambria Math"/>
-              </w:rPr>
-              <m:t>t</m:t>
-            </m:r>
-          </m:sub>
-        </m:sSub>
+        <m:r>
+          <w:rPr>
+            <w:rFonts w:ascii="Cambria Math" w:eastAsiaTheme="minorEastAsia" w:hAnsi="Cambria Math"/>
+          </w:rPr>
+          <m:t>Ś</m:t>
+        </m:r>
+        <m:r>
+          <w:rPr>
+            <w:rFonts w:ascii="Cambria Math" w:eastAsiaTheme="minorEastAsia" w:hAnsi="Cambria Math"/>
+          </w:rPr>
+          <m:t>redni</m:t>
+        </m:r>
+        <m:r>
+          <w:rPr>
+            <w:rFonts w:ascii="Cambria Math" w:eastAsiaTheme="minorEastAsia" w:hAnsi="Cambria Math"/>
+          </w:rPr>
+          <m:t xml:space="preserve"> </m:t>
+        </m:r>
+        <m:r>
+          <w:rPr>
+            <w:rFonts w:ascii="Cambria Math" w:eastAsiaTheme="minorEastAsia" w:hAnsi="Cambria Math"/>
+          </w:rPr>
+          <m:t>Zysk</m:t>
+        </m:r>
+        <m:r>
+          <w:rPr>
+            <w:rFonts w:ascii="Cambria Math" w:eastAsiaTheme="minorEastAsia" w:hAnsi="Cambria Math"/>
+          </w:rPr>
+          <m:t>(</m:t>
+        </m:r>
+        <m:r>
+          <w:rPr>
+            <w:rFonts w:ascii="Cambria Math" w:eastAsiaTheme="minorEastAsia" w:hAnsi="Cambria Math"/>
+          </w:rPr>
+          <m:t>t</m:t>
+        </m:r>
+        <m:r>
+          <w:rPr>
+            <w:rFonts w:ascii="Cambria Math" w:eastAsiaTheme="minorEastAsia" w:hAnsi="Cambria Math"/>
+          </w:rPr>
+          <m:t>)</m:t>
+        </m:r>
       </m:oMath>
       <w:r>
         <w:rPr>
           <w:rFonts w:eastAsiaTheme="minorEastAsia"/>
         </w:rPr>
-        <w:t xml:space="preserve"> – Średnia zysków w okresie</w:t>
-      </w:r>
-      <w:r>
-        <w:rPr>
-          <w:rFonts w:eastAsiaTheme="minorEastAsia"/>
-        </w:rPr>
-        <w:t xml:space="preserve"> t</w:t>
+        <w:t xml:space="preserve"> – Średnia </w:t>
+      </w:r>
+      <w:r>
+        <w:rPr>
+          <w:rFonts w:eastAsiaTheme="minorEastAsia"/>
+        </w:rPr>
+        <w:t>zl</w:t>
+      </w:r>
+      <w:r>
+        <w:rPr>
+          <w:rFonts w:eastAsiaTheme="minorEastAsia"/>
+        </w:rPr>
+        <w:t>iczana ze wszystkich zysków aż do okresu t</w:t>
       </w:r>
     </w:p>
     <w:p>
@@ -5349,45 +5912,36 @@
         </w:rPr>
       </w:pPr>
       <m:oMath>
-        <m:sSub>
-          <m:sSubPr>
-            <m:ctrlPr>
-              <w:rPr>
-                <w:rFonts w:ascii="Cambria Math" w:eastAsiaTheme="minorEastAsia" w:hAnsi="Cambria Math"/>
-                <w:i/>
-              </w:rPr>
-            </m:ctrlPr>
-          </m:sSubPr>
-          <m:e>
-            <m:r>
-              <w:rPr>
-                <w:rFonts w:ascii="Cambria Math" w:eastAsiaTheme="minorEastAsia" w:hAnsi="Cambria Math"/>
-              </w:rPr>
-              <m:t>Średnia Strata</m:t>
-            </m:r>
-          </m:e>
-          <m:sub>
-            <m:r>
-              <w:rPr>
-                <w:rFonts w:ascii="Cambria Math" w:eastAsiaTheme="minorEastAsia" w:hAnsi="Cambria Math"/>
-              </w:rPr>
-              <m:t>t</m:t>
-            </m:r>
-          </m:sub>
-        </m:sSub>
+        <m:r>
+          <w:rPr>
+            <w:rFonts w:ascii="Cambria Math" w:eastAsiaTheme="minorEastAsia" w:hAnsi="Cambria Math"/>
+          </w:rPr>
+          <m:t>Średnia Strata(t)</m:t>
+        </m:r>
       </m:oMath>
       <w:r>
         <w:rPr>
           <w:rFonts w:eastAsiaTheme="minorEastAsia"/>
         </w:rPr>
-        <w:t xml:space="preserve"> – Średnia strat w okresie t</w:t>
-      </w:r>
-      <w:commentRangeEnd w:id="11"/>
-      <w:r>
-        <w:rPr>
-          <w:rStyle w:val="CommentReference"/>
-        </w:rPr>
-        <w:commentReference w:id="11"/>
+        <w:t xml:space="preserve"> – Średnia</w:t>
+      </w:r>
+      <w:r>
+        <w:rPr>
+          <w:rFonts w:eastAsiaTheme="minorEastAsia"/>
+        </w:rPr>
+        <w:t xml:space="preserve"> zliczana</w:t>
+      </w:r>
+      <w:r>
+        <w:rPr>
+          <w:rFonts w:eastAsiaTheme="minorEastAsia"/>
+        </w:rPr>
+        <w:t xml:space="preserve"> </w:t>
+      </w:r>
+      <w:r>
+        <w:rPr>
+          <w:rFonts w:eastAsiaTheme="minorEastAsia"/>
+        </w:rPr>
+        <w:t>ze wszystkich strat aż do okresu t</w:t>
       </w:r>
     </w:p>
     <w:p>
@@ -5415,13 +5969,10 @@
         <w:jc w:val="left"/>
       </w:pPr>
       <w:r>
-        <w:t>Zakup aktywa: RSI</w:t>
-      </w:r>
-      <w:r>
-        <w:rPr>
-          <w:vertAlign w:val="subscript"/>
-        </w:rPr>
-        <w:t>t</w:t>
+        <w:t xml:space="preserve">Zakup aktywa: </w:t>
+      </w:r>
+      <w:r>
+        <w:t>RSI(t)</w:t>
       </w:r>
       <w:r>
         <w:t xml:space="preserve"> &lt;= 30</w:t>
@@ -5437,13 +5988,10 @@
         <w:jc w:val="left"/>
       </w:pPr>
       <w:r>
-        <w:t>Sprzedaż aktywa: RSI</w:t>
-      </w:r>
-      <w:r>
-        <w:rPr>
-          <w:vertAlign w:val="subscript"/>
-        </w:rPr>
-        <w:t>t</w:t>
+        <w:t xml:space="preserve">Sprzedaż aktywa: </w:t>
+      </w:r>
+      <w:r>
+        <w:t>RSI(t)</w:t>
       </w:r>
       <w:r>
         <w:t xml:space="preserve"> &gt;= </w:t>
@@ -5540,7 +6088,7 @@
       <w:r>
         <w:t xml:space="preserve"> przez </w:t>
       </w:r>
-      <w:commentRangeStart w:id="12"/>
+      <w:commentRangeStart w:id="14"/>
       <w:r>
         <w:t>Johna Bollingera (Murphy, 1999</w:t>
       </w:r>
@@ -5556,12 +6104,12 @@
       <w:r>
         <w:t xml:space="preserve"> </w:t>
       </w:r>
-      <w:commentRangeEnd w:id="12"/>
+      <w:commentRangeEnd w:id="14"/>
       <w:r>
         <w:rPr>
           <w:rStyle w:val="CommentReference"/>
         </w:rPr>
-        <w:commentReference w:id="12"/>
+        <w:commentReference w:id="14"/>
       </w:r>
       <w:r>
         <w:t xml:space="preserve">Tak samo jak przy poprzedniej strategii wykorzystywany jest wskaźnik MA(t) jako punkt odniesienia. </w:t>
@@ -5617,252 +6165,8 @@
     </w:p>
     <w:p>
       <w:pPr>
+        <w:ind w:firstLine="2127"/>
         <w:jc w:val="center"/>
-        <w:rPr>
-          <w:rFonts w:eastAsiaTheme="minorEastAsia"/>
-        </w:rPr>
-      </w:pPr>
-      <m:oMathPara>
-        <m:oMath>
-          <m:r>
-            <w:rPr>
-              <w:rFonts w:ascii="Cambria Math" w:hAnsi="Cambria Math"/>
-            </w:rPr>
-            <m:t xml:space="preserve">σ= </m:t>
-          </m:r>
-          <m:rad>
-            <m:radPr>
-              <m:degHide m:val="1"/>
-              <m:ctrlPr>
-                <w:rPr>
-                  <w:rFonts w:ascii="Cambria Math" w:hAnsi="Cambria Math"/>
-                  <w:i/>
-                </w:rPr>
-              </m:ctrlPr>
-            </m:radPr>
-            <m:deg/>
-            <m:e>
-              <m:f>
-                <m:fPr>
-                  <m:ctrlPr>
-                    <w:rPr>
-                      <w:rFonts w:ascii="Cambria Math" w:hAnsi="Cambria Math"/>
-                      <w:i/>
-                    </w:rPr>
-                  </m:ctrlPr>
-                </m:fPr>
-                <m:num>
-                  <m:r>
-                    <w:rPr>
-                      <w:rFonts w:ascii="Cambria Math" w:hAnsi="Cambria Math"/>
-                    </w:rPr>
-                    <m:t>1</m:t>
-                  </m:r>
-                </m:num>
-                <m:den>
-                  <m:r>
-                    <w:rPr>
-                      <w:rFonts w:ascii="Cambria Math" w:hAnsi="Cambria Math"/>
-                    </w:rPr>
-                    <m:t>T</m:t>
-                  </m:r>
-                </m:den>
-              </m:f>
-              <m:nary>
-                <m:naryPr>
-                  <m:chr m:val="∑"/>
-                  <m:limLoc m:val="undOvr"/>
-                  <m:ctrlPr>
-                    <w:rPr>
-                      <w:rFonts w:ascii="Cambria Math" w:hAnsi="Cambria Math"/>
-                      <w:i/>
-                    </w:rPr>
-                  </m:ctrlPr>
-                </m:naryPr>
-                <m:sub>
-                  <m:r>
-                    <w:rPr>
-                      <w:rFonts w:ascii="Cambria Math" w:hAnsi="Cambria Math"/>
-                    </w:rPr>
-                    <m:t>i=1</m:t>
-                  </m:r>
-                </m:sub>
-                <m:sup>
-                  <m:r>
-                    <w:rPr>
-                      <w:rFonts w:ascii="Cambria Math" w:hAnsi="Cambria Math"/>
-                    </w:rPr>
-                    <m:t>T</m:t>
-                  </m:r>
-                </m:sup>
-                <m:e>
-                  <m:sSup>
-                    <m:sSupPr>
-                      <m:ctrlPr>
-                        <w:rPr>
-                          <w:rFonts w:ascii="Cambria Math" w:hAnsi="Cambria Math"/>
-                          <w:i/>
-                        </w:rPr>
-                      </m:ctrlPr>
-                    </m:sSupPr>
-                    <m:e>
-                      <m:r>
-                        <w:rPr>
-                          <w:rFonts w:ascii="Cambria Math" w:hAnsi="Cambria Math"/>
-                        </w:rPr>
-                        <m:t>(</m:t>
-                      </m:r>
-                      <m:sSub>
-                        <m:sSubPr>
-                          <m:ctrlPr>
-                            <w:rPr>
-                              <w:rFonts w:ascii="Cambria Math" w:hAnsi="Cambria Math"/>
-                              <w:i/>
-                            </w:rPr>
-                          </m:ctrlPr>
-                        </m:sSubPr>
-                        <m:e>
-                          <m:r>
-                            <w:rPr>
-                              <w:rFonts w:ascii="Cambria Math" w:hAnsi="Cambria Math"/>
-                            </w:rPr>
-                            <m:t>x</m:t>
-                          </m:r>
-                        </m:e>
-                        <m:sub>
-                          <m:r>
-                            <w:rPr>
-                              <w:rFonts w:ascii="Cambria Math" w:hAnsi="Cambria Math"/>
-                            </w:rPr>
-                            <m:t>i</m:t>
-                          </m:r>
-                        </m:sub>
-                      </m:sSub>
-                      <m:r>
-                        <w:rPr>
-                          <w:rFonts w:ascii="Cambria Math" w:hAnsi="Cambria Math"/>
-                        </w:rPr>
-                        <m:t>- μ)</m:t>
-                      </m:r>
-                    </m:e>
-                    <m:sup>
-                      <m:r>
-                        <w:rPr>
-                          <w:rFonts w:ascii="Cambria Math" w:hAnsi="Cambria Math"/>
-                        </w:rPr>
-                        <m:t>2</m:t>
-                      </m:r>
-                    </m:sup>
-                  </m:sSup>
-                </m:e>
-              </m:nary>
-            </m:e>
-          </m:rad>
-        </m:oMath>
-      </m:oMathPara>
-    </w:p>
-    <w:p>
-      <w:pPr>
-        <w:jc w:val="center"/>
-        <w:rPr>
-          <w:rFonts w:eastAsiaTheme="minorEastAsia"/>
-        </w:rPr>
-      </w:pPr>
-      <m:oMathPara>
-        <m:oMath>
-          <m:r>
-            <w:rPr>
-              <w:rFonts w:ascii="Cambria Math" w:hAnsi="Cambria Math"/>
-            </w:rPr>
-            <m:t>UB= MA</m:t>
-          </m:r>
-          <m:d>
-            <m:dPr>
-              <m:ctrlPr>
-                <w:rPr>
-                  <w:rFonts w:ascii="Cambria Math" w:hAnsi="Cambria Math"/>
-                  <w:i/>
-                </w:rPr>
-              </m:ctrlPr>
-            </m:dPr>
-            <m:e>
-              <m:r>
-                <w:rPr>
-                  <w:rFonts w:ascii="Cambria Math" w:hAnsi="Cambria Math"/>
-                </w:rPr>
-                <m:t>T</m:t>
-              </m:r>
-            </m:e>
-          </m:d>
-          <m:r>
-            <w:rPr>
-              <w:rFonts w:ascii="Cambria Math" w:hAnsi="Cambria Math"/>
-            </w:rPr>
-            <m:t xml:space="preserve">+m*σ </m:t>
-          </m:r>
-        </m:oMath>
-      </m:oMathPara>
-    </w:p>
-    <w:p>
-      <w:pPr>
-        <w:jc w:val="center"/>
-        <w:rPr>
-          <w:rFonts w:eastAsiaTheme="minorEastAsia"/>
-        </w:rPr>
-      </w:pPr>
-      <m:oMathPara>
-        <m:oMath>
-          <m:r>
-            <w:rPr>
-              <w:rFonts w:ascii="Cambria Math" w:hAnsi="Cambria Math"/>
-            </w:rPr>
-            <m:t>LB= MA</m:t>
-          </m:r>
-          <m:d>
-            <m:dPr>
-              <m:ctrlPr>
-                <w:rPr>
-                  <w:rFonts w:ascii="Cambria Math" w:hAnsi="Cambria Math"/>
-                  <w:i/>
-                </w:rPr>
-              </m:ctrlPr>
-            </m:dPr>
-            <m:e>
-              <m:r>
-                <w:rPr>
-                  <w:rFonts w:ascii="Cambria Math" w:hAnsi="Cambria Math"/>
-                </w:rPr>
-                <m:t>T</m:t>
-              </m:r>
-            </m:e>
-          </m:d>
-          <m:r>
-            <w:rPr>
-              <w:rFonts w:ascii="Cambria Math" w:hAnsi="Cambria Math"/>
-            </w:rPr>
-            <m:t xml:space="preserve">-m*σ </m:t>
-          </m:r>
-        </m:oMath>
-      </m:oMathPara>
-    </w:p>
-    <w:p>
-      <w:pPr>
-        <w:ind w:firstLine="0"/>
-        <w:rPr>
-          <w:rFonts w:eastAsiaTheme="minorEastAsia"/>
-        </w:rPr>
-      </w:pPr>
-      <w:r>
-        <w:rPr>
-          <w:rFonts w:eastAsiaTheme="minorEastAsia"/>
-        </w:rPr>
-        <w:t>Gdzie:</w:t>
-      </w:r>
-    </w:p>
-    <w:p>
-      <w:pPr>
-        <w:ind w:firstLine="0"/>
-        <w:jc w:val="left"/>
         <w:rPr>
           <w:rFonts w:eastAsiaTheme="minorEastAsia"/>
         </w:rPr>
@@ -5872,8 +6176,553 @@
           <w:rPr>
             <w:rFonts w:ascii="Cambria Math" w:hAnsi="Cambria Math"/>
           </w:rPr>
-          <m:t>MA</m:t>
+          <m:t xml:space="preserve">σ= </m:t>
         </m:r>
+        <m:rad>
+          <m:radPr>
+            <m:degHide m:val="1"/>
+            <m:ctrlPr>
+              <w:rPr>
+                <w:rFonts w:ascii="Cambria Math" w:hAnsi="Cambria Math"/>
+                <w:i/>
+              </w:rPr>
+            </m:ctrlPr>
+          </m:radPr>
+          <m:deg/>
+          <m:e>
+            <m:f>
+              <m:fPr>
+                <m:ctrlPr>
+                  <w:rPr>
+                    <w:rFonts w:ascii="Cambria Math" w:hAnsi="Cambria Math"/>
+                    <w:i/>
+                  </w:rPr>
+                </m:ctrlPr>
+              </m:fPr>
+              <m:num>
+                <m:r>
+                  <w:rPr>
+                    <w:rFonts w:ascii="Cambria Math" w:hAnsi="Cambria Math"/>
+                  </w:rPr>
+                  <m:t>1</m:t>
+                </m:r>
+              </m:num>
+              <m:den>
+                <m:r>
+                  <w:rPr>
+                    <w:rFonts w:ascii="Cambria Math" w:hAnsi="Cambria Math"/>
+                  </w:rPr>
+                  <m:t>T</m:t>
+                </m:r>
+              </m:den>
+            </m:f>
+            <m:nary>
+              <m:naryPr>
+                <m:chr m:val="∑"/>
+                <m:limLoc m:val="undOvr"/>
+                <m:ctrlPr>
+                  <w:rPr>
+                    <w:rFonts w:ascii="Cambria Math" w:hAnsi="Cambria Math"/>
+                    <w:i/>
+                  </w:rPr>
+                </m:ctrlPr>
+              </m:naryPr>
+              <m:sub>
+                <m:r>
+                  <w:rPr>
+                    <w:rFonts w:ascii="Cambria Math" w:hAnsi="Cambria Math"/>
+                  </w:rPr>
+                  <m:t>i=1</m:t>
+                </m:r>
+              </m:sub>
+              <m:sup>
+                <m:r>
+                  <w:rPr>
+                    <w:rFonts w:ascii="Cambria Math" w:hAnsi="Cambria Math"/>
+                  </w:rPr>
+                  <m:t>T</m:t>
+                </m:r>
+              </m:sup>
+              <m:e>
+                <m:sSup>
+                  <m:sSupPr>
+                    <m:ctrlPr>
+                      <w:rPr>
+                        <w:rFonts w:ascii="Cambria Math" w:hAnsi="Cambria Math"/>
+                        <w:i/>
+                      </w:rPr>
+                    </m:ctrlPr>
+                  </m:sSupPr>
+                  <m:e>
+                    <m:r>
+                      <w:rPr>
+                        <w:rFonts w:ascii="Cambria Math" w:hAnsi="Cambria Math"/>
+                      </w:rPr>
+                      <m:t>(</m:t>
+                    </m:r>
+                    <m:sSub>
+                      <m:sSubPr>
+                        <m:ctrlPr>
+                          <w:rPr>
+                            <w:rFonts w:ascii="Cambria Math" w:hAnsi="Cambria Math"/>
+                            <w:i/>
+                          </w:rPr>
+                        </m:ctrlPr>
+                      </m:sSubPr>
+                      <m:e>
+                        <m:r>
+                          <w:rPr>
+                            <w:rFonts w:ascii="Cambria Math" w:hAnsi="Cambria Math"/>
+                          </w:rPr>
+                          <m:t>x</m:t>
+                        </m:r>
+                      </m:e>
+                      <m:sub>
+                        <m:r>
+                          <w:rPr>
+                            <w:rFonts w:ascii="Cambria Math" w:hAnsi="Cambria Math"/>
+                          </w:rPr>
+                          <m:t>i</m:t>
+                        </m:r>
+                      </m:sub>
+                    </m:sSub>
+                    <m:r>
+                      <w:rPr>
+                        <w:rFonts w:ascii="Cambria Math" w:hAnsi="Cambria Math"/>
+                      </w:rPr>
+                      <m:t>- μ)</m:t>
+                    </m:r>
+                  </m:e>
+                  <m:sup>
+                    <m:r>
+                      <w:rPr>
+                        <w:rFonts w:ascii="Cambria Math" w:hAnsi="Cambria Math"/>
+                      </w:rPr>
+                      <m:t>2</m:t>
+                    </m:r>
+                  </m:sup>
+                </m:sSup>
+              </m:e>
+            </m:nary>
+          </m:e>
+        </m:rad>
+      </m:oMath>
+      <w:r>
+        <w:rPr>
+          <w:rFonts w:eastAsiaTheme="minorEastAsia"/>
+        </w:rPr>
+        <w:tab/>
+      </w:r>
+      <w:r>
+        <w:rPr>
+          <w:rFonts w:eastAsiaTheme="minorEastAsia"/>
+        </w:rPr>
+        <w:tab/>
+      </w:r>
+      <w:r>
+        <w:rPr>
+          <w:rFonts w:eastAsiaTheme="minorEastAsia"/>
+        </w:rPr>
+        <w:tab/>
+        <w:t>(</w:t>
+      </w:r>
+      <w:r>
+        <w:rPr>
+          <w:rFonts w:eastAsiaTheme="minorEastAsia"/>
+        </w:rPr>
+        <w:fldChar w:fldCharType="begin"/>
+      </w:r>
+      <w:r>
+        <w:rPr>
+          <w:rFonts w:eastAsiaTheme="minorEastAsia"/>
+        </w:rPr>
+        <w:instrText xml:space="preserve"> Seq Równanie </w:instrText>
+      </w:r>
+      <w:r>
+        <w:rPr>
+          <w:rFonts w:eastAsiaTheme="minorEastAsia"/>
+        </w:rPr>
+        <w:fldChar w:fldCharType="separate"/>
+      </w:r>
+      <w:r>
+        <w:rPr>
+          <w:rFonts w:eastAsiaTheme="minorEastAsia"/>
+          <w:noProof/>
+        </w:rPr>
+        <w:t>14</w:t>
+      </w:r>
+      <w:r>
+        <w:rPr>
+          <w:rFonts w:eastAsiaTheme="minorEastAsia"/>
+        </w:rPr>
+        <w:fldChar w:fldCharType="end"/>
+      </w:r>
+      <w:r>
+        <w:rPr>
+          <w:rFonts w:eastAsiaTheme="minorEastAsia"/>
+        </w:rPr>
+        <w:t>)</w:t>
+      </w:r>
+    </w:p>
+    <w:p>
+      <w:pPr>
+        <w:ind w:firstLine="2127"/>
+        <w:jc w:val="center"/>
+        <w:rPr>
+          <w:rFonts w:eastAsiaTheme="minorEastAsia"/>
+        </w:rPr>
+      </w:pPr>
+      <m:oMath>
+        <m:sSub>
+          <m:sSubPr>
+            <m:ctrlPr>
+              <w:rPr>
+                <w:rFonts w:ascii="Cambria Math" w:hAnsi="Cambria Math"/>
+                <w:i/>
+              </w:rPr>
+            </m:ctrlPr>
+          </m:sSubPr>
+          <m:e>
+            <m:r>
+              <w:rPr>
+                <w:rFonts w:ascii="Cambria Math" w:hAnsi="Cambria Math"/>
+              </w:rPr>
+              <m:t>UB</m:t>
+            </m:r>
+          </m:e>
+          <m:sub>
+            <m:r>
+              <w:rPr>
+                <w:rFonts w:ascii="Cambria Math" w:hAnsi="Cambria Math"/>
+              </w:rPr>
+              <m:t>t</m:t>
+            </m:r>
+          </m:sub>
+        </m:sSub>
+        <m:r>
+          <w:rPr>
+            <w:rFonts w:ascii="Cambria Math" w:hAnsi="Cambria Math"/>
+          </w:rPr>
+          <m:t>(T)</m:t>
+        </m:r>
+        <m:r>
+          <w:rPr>
+            <w:rFonts w:ascii="Cambria Math" w:hAnsi="Cambria Math"/>
+          </w:rPr>
+          <m:t xml:space="preserve">= </m:t>
+        </m:r>
+        <m:sSub>
+          <m:sSubPr>
+            <m:ctrlPr>
+              <w:rPr>
+                <w:rFonts w:ascii="Cambria Math" w:hAnsi="Cambria Math"/>
+                <w:i/>
+              </w:rPr>
+            </m:ctrlPr>
+          </m:sSubPr>
+          <m:e>
+            <m:r>
+              <w:rPr>
+                <w:rFonts w:ascii="Cambria Math" w:hAnsi="Cambria Math"/>
+              </w:rPr>
+              <m:t>MA</m:t>
+            </m:r>
+          </m:e>
+          <m:sub>
+            <m:r>
+              <w:rPr>
+                <w:rFonts w:ascii="Cambria Math" w:hAnsi="Cambria Math"/>
+              </w:rPr>
+              <m:t>t</m:t>
+            </m:r>
+          </m:sub>
+        </m:sSub>
+        <m:d>
+          <m:dPr>
+            <m:ctrlPr>
+              <w:rPr>
+                <w:rFonts w:ascii="Cambria Math" w:hAnsi="Cambria Math"/>
+                <w:i/>
+              </w:rPr>
+            </m:ctrlPr>
+          </m:dPr>
+          <m:e>
+            <m:r>
+              <w:rPr>
+                <w:rFonts w:ascii="Cambria Math" w:hAnsi="Cambria Math"/>
+              </w:rPr>
+              <m:t>T</m:t>
+            </m:r>
+          </m:e>
+        </m:d>
+        <m:r>
+          <w:rPr>
+            <w:rFonts w:ascii="Cambria Math" w:hAnsi="Cambria Math"/>
+          </w:rPr>
+          <m:t xml:space="preserve">+m*σ </m:t>
+        </m:r>
+      </m:oMath>
+      <w:r>
+        <w:rPr>
+          <w:rFonts w:eastAsiaTheme="minorEastAsia"/>
+        </w:rPr>
+        <w:tab/>
+      </w:r>
+      <w:r>
+        <w:rPr>
+          <w:rFonts w:eastAsiaTheme="minorEastAsia"/>
+        </w:rPr>
+        <w:tab/>
+      </w:r>
+      <w:r>
+        <w:rPr>
+          <w:rFonts w:eastAsiaTheme="minorEastAsia"/>
+        </w:rPr>
+        <w:tab/>
+        <w:t>(</w:t>
+      </w:r>
+      <w:r>
+        <w:rPr>
+          <w:rFonts w:eastAsiaTheme="minorEastAsia"/>
+        </w:rPr>
+        <w:fldChar w:fldCharType="begin"/>
+      </w:r>
+      <w:r>
+        <w:rPr>
+          <w:rFonts w:eastAsiaTheme="minorEastAsia"/>
+        </w:rPr>
+        <w:instrText xml:space="preserve"> Seq Równanie </w:instrText>
+      </w:r>
+      <w:r>
+        <w:rPr>
+          <w:rFonts w:eastAsiaTheme="minorEastAsia"/>
+        </w:rPr>
+        <w:fldChar w:fldCharType="separate"/>
+      </w:r>
+      <w:r>
+        <w:rPr>
+          <w:rFonts w:eastAsiaTheme="minorEastAsia"/>
+          <w:noProof/>
+        </w:rPr>
+        <w:t>15</w:t>
+      </w:r>
+      <w:r>
+        <w:rPr>
+          <w:rFonts w:eastAsiaTheme="minorEastAsia"/>
+        </w:rPr>
+        <w:fldChar w:fldCharType="end"/>
+      </w:r>
+      <w:r>
+        <w:rPr>
+          <w:rFonts w:eastAsiaTheme="minorEastAsia"/>
+        </w:rPr>
+        <w:t>)</w:t>
+      </w:r>
+    </w:p>
+    <w:p>
+      <w:pPr>
+        <w:ind w:firstLine="2127"/>
+        <w:jc w:val="center"/>
+        <w:rPr>
+          <w:rFonts w:eastAsiaTheme="minorEastAsia"/>
+        </w:rPr>
+      </w:pPr>
+      <m:oMath>
+        <m:sSub>
+          <m:sSubPr>
+            <m:ctrlPr>
+              <w:rPr>
+                <w:rFonts w:ascii="Cambria Math" w:hAnsi="Cambria Math"/>
+                <w:i/>
+              </w:rPr>
+            </m:ctrlPr>
+          </m:sSubPr>
+          <m:e>
+            <m:r>
+              <w:rPr>
+                <w:rFonts w:ascii="Cambria Math" w:hAnsi="Cambria Math"/>
+              </w:rPr>
+              <m:t>LB</m:t>
+            </m:r>
+          </m:e>
+          <m:sub>
+            <m:r>
+              <w:rPr>
+                <w:rFonts w:ascii="Cambria Math" w:hAnsi="Cambria Math"/>
+              </w:rPr>
+              <m:t>t</m:t>
+            </m:r>
+          </m:sub>
+        </m:sSub>
+        <m:r>
+          <w:rPr>
+            <w:rFonts w:ascii="Cambria Math" w:hAnsi="Cambria Math"/>
+          </w:rPr>
+          <m:t>(T)</m:t>
+        </m:r>
+        <m:r>
+          <w:rPr>
+            <w:rFonts w:ascii="Cambria Math" w:hAnsi="Cambria Math"/>
+          </w:rPr>
+          <m:t xml:space="preserve">= </m:t>
+        </m:r>
+        <m:sSub>
+          <m:sSubPr>
+            <m:ctrlPr>
+              <w:rPr>
+                <w:rFonts w:ascii="Cambria Math" w:hAnsi="Cambria Math"/>
+                <w:i/>
+              </w:rPr>
+            </m:ctrlPr>
+          </m:sSubPr>
+          <m:e>
+            <m:r>
+              <w:rPr>
+                <w:rFonts w:ascii="Cambria Math" w:hAnsi="Cambria Math"/>
+              </w:rPr>
+              <m:t>MA</m:t>
+            </m:r>
+          </m:e>
+          <m:sub>
+            <m:r>
+              <w:rPr>
+                <w:rFonts w:ascii="Cambria Math" w:hAnsi="Cambria Math"/>
+              </w:rPr>
+              <m:t>t</m:t>
+            </m:r>
+          </m:sub>
+        </m:sSub>
+        <m:d>
+          <m:dPr>
+            <m:ctrlPr>
+              <w:rPr>
+                <w:rFonts w:ascii="Cambria Math" w:hAnsi="Cambria Math"/>
+                <w:i/>
+              </w:rPr>
+            </m:ctrlPr>
+          </m:dPr>
+          <m:e>
+            <m:r>
+              <w:rPr>
+                <w:rFonts w:ascii="Cambria Math" w:hAnsi="Cambria Math"/>
+              </w:rPr>
+              <m:t>T</m:t>
+            </m:r>
+          </m:e>
+        </m:d>
+        <m:r>
+          <w:rPr>
+            <w:rFonts w:ascii="Cambria Math" w:hAnsi="Cambria Math"/>
+          </w:rPr>
+          <m:t xml:space="preserve">-m*σ </m:t>
+        </m:r>
+      </m:oMath>
+      <w:r>
+        <w:rPr>
+          <w:rFonts w:eastAsiaTheme="minorEastAsia"/>
+        </w:rPr>
+        <w:tab/>
+      </w:r>
+      <w:r>
+        <w:rPr>
+          <w:rFonts w:eastAsiaTheme="minorEastAsia"/>
+        </w:rPr>
+        <w:tab/>
+      </w:r>
+      <w:r>
+        <w:rPr>
+          <w:rFonts w:eastAsiaTheme="minorEastAsia"/>
+        </w:rPr>
+        <w:tab/>
+        <w:t>(</w:t>
+      </w:r>
+      <w:r>
+        <w:rPr>
+          <w:rFonts w:eastAsiaTheme="minorEastAsia"/>
+        </w:rPr>
+        <w:fldChar w:fldCharType="begin"/>
+      </w:r>
+      <w:r>
+        <w:rPr>
+          <w:rFonts w:eastAsiaTheme="minorEastAsia"/>
+        </w:rPr>
+        <w:instrText xml:space="preserve"> Seq Równanie </w:instrText>
+      </w:r>
+      <w:r>
+        <w:rPr>
+          <w:rFonts w:eastAsiaTheme="minorEastAsia"/>
+        </w:rPr>
+        <w:fldChar w:fldCharType="separate"/>
+      </w:r>
+      <w:r>
+        <w:rPr>
+          <w:rFonts w:eastAsiaTheme="minorEastAsia"/>
+          <w:noProof/>
+        </w:rPr>
+        <w:t>16</w:t>
+      </w:r>
+      <w:r>
+        <w:rPr>
+          <w:rFonts w:eastAsiaTheme="minorEastAsia"/>
+        </w:rPr>
+        <w:fldChar w:fldCharType="end"/>
+      </w:r>
+      <w:r>
+        <w:rPr>
+          <w:rFonts w:eastAsiaTheme="minorEastAsia"/>
+        </w:rPr>
+        <w:t>)</w:t>
+      </w:r>
+    </w:p>
+    <w:p>
+      <w:pPr>
+        <w:ind w:firstLine="0"/>
+        <w:rPr>
+          <w:rFonts w:eastAsiaTheme="minorEastAsia"/>
+        </w:rPr>
+      </w:pPr>
+      <w:r>
+        <w:rPr>
+          <w:rFonts w:eastAsiaTheme="minorEastAsia"/>
+        </w:rPr>
+        <w:t>Gdzie:</w:t>
+      </w:r>
+    </w:p>
+    <w:p>
+      <w:pPr>
+        <w:ind w:firstLine="0"/>
+        <w:jc w:val="left"/>
+        <w:rPr>
+          <w:rFonts w:eastAsiaTheme="minorEastAsia"/>
+        </w:rPr>
+      </w:pPr>
+      <m:oMath>
+        <m:sSub>
+          <m:sSubPr>
+            <m:ctrlPr>
+              <w:rPr>
+                <w:rFonts w:ascii="Cambria Math" w:hAnsi="Cambria Math"/>
+                <w:i/>
+              </w:rPr>
+            </m:ctrlPr>
+          </m:sSubPr>
+          <m:e>
+            <m:r>
+              <w:rPr>
+                <w:rFonts w:ascii="Cambria Math" w:hAnsi="Cambria Math"/>
+              </w:rPr>
+              <m:t>MA</m:t>
+            </m:r>
+          </m:e>
+          <m:sub>
+            <m:r>
+              <w:rPr>
+                <w:rFonts w:ascii="Cambria Math" w:hAnsi="Cambria Math"/>
+              </w:rPr>
+              <m:t>t</m:t>
+            </m:r>
+          </m:sub>
+        </m:sSub>
         <m:d>
           <m:dPr>
             <m:ctrlPr>
@@ -5909,34 +6758,86 @@
         </w:rPr>
       </w:pPr>
       <m:oMath>
+        <m:sSub>
+          <m:sSubPr>
+            <m:ctrlPr>
+              <w:rPr>
+                <w:rFonts w:ascii="Cambria Math" w:hAnsi="Cambria Math"/>
+                <w:i/>
+              </w:rPr>
+            </m:ctrlPr>
+          </m:sSubPr>
+          <m:e>
+            <m:r>
+              <w:rPr>
+                <w:rFonts w:ascii="Cambria Math" w:hAnsi="Cambria Math"/>
+              </w:rPr>
+              <m:t>UB</m:t>
+            </m:r>
+          </m:e>
+          <m:sub>
+            <m:r>
+              <w:rPr>
+                <w:rFonts w:ascii="Cambria Math" w:hAnsi="Cambria Math"/>
+              </w:rPr>
+              <m:t>t</m:t>
+            </m:r>
+          </m:sub>
+        </m:sSub>
+      </m:oMath>
+      <w:r>
+        <w:rPr>
+          <w:rFonts w:eastAsiaTheme="minorEastAsia"/>
+        </w:rPr>
+        <w:t>(T)</w:t>
+      </w:r>
+      <w:r>
+        <w:rPr>
+          <w:rFonts w:eastAsiaTheme="minorEastAsia"/>
+        </w:rPr>
+        <w:t xml:space="preserve"> – Górna wstęga Bollingera</w:t>
+      </w:r>
+    </w:p>
+    <w:p>
+      <w:pPr>
+        <w:ind w:firstLine="0"/>
+        <w:jc w:val="left"/>
+        <w:rPr>
+          <w:rFonts w:eastAsiaTheme="minorEastAsia"/>
+        </w:rPr>
+      </w:pPr>
+      <m:oMath>
+        <m:sSub>
+          <m:sSubPr>
+            <m:ctrlPr>
+              <w:rPr>
+                <w:rFonts w:ascii="Cambria Math" w:hAnsi="Cambria Math"/>
+                <w:i/>
+              </w:rPr>
+            </m:ctrlPr>
+          </m:sSubPr>
+          <m:e>
+            <m:r>
+              <w:rPr>
+                <w:rFonts w:ascii="Cambria Math" w:hAnsi="Cambria Math"/>
+              </w:rPr>
+              <m:t>LB</m:t>
+            </m:r>
+          </m:e>
+          <m:sub>
+            <m:r>
+              <w:rPr>
+                <w:rFonts w:ascii="Cambria Math" w:hAnsi="Cambria Math"/>
+              </w:rPr>
+              <m:t>t</m:t>
+            </m:r>
+          </m:sub>
+        </m:sSub>
         <m:r>
           <w:rPr>
             <w:rFonts w:ascii="Cambria Math" w:hAnsi="Cambria Math"/>
           </w:rPr>
-          <m:t>UB</m:t>
-        </m:r>
-      </m:oMath>
-      <w:r>
-        <w:rPr>
-          <w:rFonts w:eastAsiaTheme="minorEastAsia"/>
-        </w:rPr>
-        <w:t xml:space="preserve"> – Górna wstęga Bollingera</w:t>
-      </w:r>
-    </w:p>
-    <w:p>
-      <w:pPr>
-        <w:ind w:firstLine="0"/>
-        <w:jc w:val="left"/>
-        <w:rPr>
-          <w:rFonts w:eastAsiaTheme="minorEastAsia"/>
-        </w:rPr>
-      </w:pPr>
-      <m:oMath>
-        <m:r>
-          <w:rPr>
-            <w:rFonts w:ascii="Cambria Math" w:hAnsi="Cambria Math"/>
-          </w:rPr>
-          <m:t>LB</m:t>
+          <m:t>(T)</m:t>
         </m:r>
       </m:oMath>
       <w:r>
@@ -5993,7 +6894,25 @@
         <w:t xml:space="preserve">Sprzedaż </w:t>
       </w:r>
       <w:r>
-        <w:t>aktywa: Cena &gt; UB</w:t>
+        <w:t>aktywa: Cen</w:t>
+      </w:r>
+      <w:r>
+        <w:t>a(t)</w:t>
+      </w:r>
+      <w:r>
+        <w:t xml:space="preserve"> &gt; U</w:t>
+      </w:r>
+      <w:r>
+        <w:t>B</w:t>
+      </w:r>
+      <w:r>
+        <w:rPr>
+          <w:vertAlign w:val="subscript"/>
+        </w:rPr>
+        <w:t>t</w:t>
+      </w:r>
+      <w:r>
+        <w:t>(T)</w:t>
       </w:r>
     </w:p>
     <w:p>
@@ -6008,7 +6927,22 @@
         <w:t>Kupno</w:t>
       </w:r>
       <w:r>
-        <w:t xml:space="preserve"> aktywa: Cena &lt; LB</w:t>
+        <w:t xml:space="preserve"> aktywa: Cena</w:t>
+      </w:r>
+      <w:r>
+        <w:t>(t)</w:t>
+      </w:r>
+      <w:r>
+        <w:t xml:space="preserve"> &lt; LB</w:t>
+      </w:r>
+      <w:r>
+        <w:rPr>
+          <w:vertAlign w:val="subscript"/>
+        </w:rPr>
+        <w:t>t</w:t>
+      </w:r>
+      <w:r>
+        <w:t>(T)</w:t>
       </w:r>
     </w:p>
     <w:p>
@@ -6251,398 +7185,11 @@
         <w:ind w:firstLine="0"/>
       </w:pPr>
     </w:p>
-    <w:commentRangeStart w:id="13"/>
-    <w:p>
-      <w:pPr>
-        <w:ind w:firstLine="0"/>
+    <w:commentRangeStart w:id="15"/>
+    <w:p>
+      <w:pPr>
+        <w:ind w:firstLine="851"/>
         <w:jc w:val="center"/>
-        <w:rPr>
-          <w:rFonts w:eastAsiaTheme="minorEastAsia"/>
-        </w:rPr>
-      </w:pPr>
-      <m:oMathPara>
-        <m:oMath>
-          <m:sSub>
-            <m:sSubPr>
-              <m:ctrlPr>
-                <w:rPr>
-                  <w:rFonts w:ascii="Cambria Math" w:hAnsi="Cambria Math"/>
-                  <w:i/>
-                </w:rPr>
-              </m:ctrlPr>
-            </m:sSubPr>
-            <m:e>
-              <m:r>
-                <w:rPr>
-                  <w:rFonts w:ascii="Cambria Math" w:hAnsi="Cambria Math"/>
-                </w:rPr>
-                <m:t>R</m:t>
-              </m:r>
-            </m:e>
-            <m:sub>
-              <m:r>
-                <w:rPr>
-                  <w:rFonts w:ascii="Cambria Math" w:hAnsi="Cambria Math"/>
-                </w:rPr>
-                <m:t>long</m:t>
-              </m:r>
-            </m:sub>
-          </m:sSub>
-          <m:r>
-            <w:rPr>
-              <w:rFonts w:ascii="Cambria Math" w:hAnsi="Cambria Math"/>
-            </w:rPr>
-            <m:t xml:space="preserve">= </m:t>
-          </m:r>
-          <m:sSubSup>
-            <m:sSubSupPr>
-              <m:ctrlPr>
-                <w:rPr>
-                  <w:rFonts w:ascii="Cambria Math" w:hAnsi="Cambria Math"/>
-                  <w:i/>
-                </w:rPr>
-              </m:ctrlPr>
-            </m:sSubSupPr>
-            <m:e>
-              <m:r>
-                <m:rPr>
-                  <m:sty m:val="p"/>
-                </m:rPr>
-                <w:rPr>
-                  <w:rFonts w:ascii="Cambria Math" w:hAnsi="Cambria Math"/>
-                </w:rPr>
-                <m:t>log⁡</m:t>
-              </m:r>
-              <m:r>
-                <w:rPr>
-                  <w:rFonts w:ascii="Cambria Math" w:hAnsi="Cambria Math"/>
-                </w:rPr>
-                <m:t>(R</m:t>
-              </m:r>
-            </m:e>
-            <m:sub>
-              <m:r>
-                <w:rPr>
-                  <w:rFonts w:ascii="Cambria Math" w:hAnsi="Cambria Math"/>
-                </w:rPr>
-                <m:t>cum</m:t>
-              </m:r>
-            </m:sub>
-            <m:sup>
-              <m:r>
-                <w:rPr>
-                  <w:rFonts w:ascii="Cambria Math" w:hAnsi="Cambria Math"/>
-                </w:rPr>
-                <m:t>1</m:t>
-              </m:r>
-            </m:sup>
-          </m:sSubSup>
-          <m:r>
-            <w:rPr>
-              <w:rFonts w:ascii="Cambria Math" w:hAnsi="Cambria Math"/>
-            </w:rPr>
-            <m:t xml:space="preserve">(t))- </m:t>
-          </m:r>
-          <m:sSubSup>
-            <m:sSubSupPr>
-              <m:ctrlPr>
-                <w:rPr>
-                  <w:rFonts w:ascii="Cambria Math" w:hAnsi="Cambria Math"/>
-                  <w:i/>
-                </w:rPr>
-              </m:ctrlPr>
-            </m:sSubSupPr>
-            <m:e>
-              <m:r>
-                <m:rPr>
-                  <m:sty m:val="p"/>
-                </m:rPr>
-                <w:rPr>
-                  <w:rFonts w:ascii="Cambria Math" w:hAnsi="Cambria Math"/>
-                </w:rPr>
-                <m:t>log⁡</m:t>
-              </m:r>
-              <m:r>
-                <w:rPr>
-                  <w:rFonts w:ascii="Cambria Math" w:hAnsi="Cambria Math"/>
-                </w:rPr>
-                <m:t>(R</m:t>
-              </m:r>
-            </m:e>
-            <m:sub>
-              <m:r>
-                <w:rPr>
-                  <w:rFonts w:ascii="Cambria Math" w:hAnsi="Cambria Math"/>
-                </w:rPr>
-                <m:t>cum</m:t>
-              </m:r>
-            </m:sub>
-            <m:sup>
-              <m:r>
-                <w:rPr>
-                  <w:rFonts w:ascii="Cambria Math" w:hAnsi="Cambria Math"/>
-                </w:rPr>
-                <m:t>1</m:t>
-              </m:r>
-            </m:sup>
-          </m:sSubSup>
-          <m:r>
-            <w:rPr>
-              <w:rFonts w:ascii="Cambria Math" w:hAnsi="Cambria Math"/>
-            </w:rPr>
-            <m:t>(t-s))</m:t>
-          </m:r>
-        </m:oMath>
-      </m:oMathPara>
-    </w:p>
-    <w:p>
-      <w:pPr>
-        <w:ind w:firstLine="0"/>
-        <w:jc w:val="center"/>
-      </w:pPr>
-      <m:oMathPara>
-        <m:oMath>
-          <m:sSub>
-            <m:sSubPr>
-              <m:ctrlPr>
-                <w:rPr>
-                  <w:rFonts w:ascii="Cambria Math" w:hAnsi="Cambria Math"/>
-                  <w:i/>
-                </w:rPr>
-              </m:ctrlPr>
-            </m:sSubPr>
-            <m:e>
-              <m:r>
-                <w:rPr>
-                  <w:rFonts w:ascii="Cambria Math" w:hAnsi="Cambria Math"/>
-                </w:rPr>
-                <m:t>R</m:t>
-              </m:r>
-            </m:e>
-            <m:sub>
-              <m:r>
-                <w:rPr>
-                  <w:rFonts w:ascii="Cambria Math" w:hAnsi="Cambria Math"/>
-                </w:rPr>
-                <m:t>short</m:t>
-              </m:r>
-            </m:sub>
-          </m:sSub>
-          <m:r>
-            <w:rPr>
-              <w:rFonts w:ascii="Cambria Math" w:hAnsi="Cambria Math"/>
-            </w:rPr>
-            <m:t xml:space="preserve">= </m:t>
-          </m:r>
-          <m:sSubSup>
-            <m:sSubSupPr>
-              <m:ctrlPr>
-                <w:rPr>
-                  <w:rFonts w:ascii="Cambria Math" w:hAnsi="Cambria Math"/>
-                  <w:i/>
-                </w:rPr>
-              </m:ctrlPr>
-            </m:sSubSupPr>
-            <m:e>
-              <m:r>
-                <m:rPr>
-                  <m:sty m:val="p"/>
-                </m:rPr>
-                <w:rPr>
-                  <w:rFonts w:ascii="Cambria Math" w:hAnsi="Cambria Math"/>
-                </w:rPr>
-                <m:t>log⁡</m:t>
-              </m:r>
-              <m:r>
-                <w:rPr>
-                  <w:rFonts w:ascii="Cambria Math" w:hAnsi="Cambria Math"/>
-                </w:rPr>
-                <m:t>(R</m:t>
-              </m:r>
-            </m:e>
-            <m:sub>
-              <m:r>
-                <w:rPr>
-                  <w:rFonts w:ascii="Cambria Math" w:hAnsi="Cambria Math"/>
-                </w:rPr>
-                <m:t>cum</m:t>
-              </m:r>
-            </m:sub>
-            <m:sup>
-              <m:r>
-                <w:rPr>
-                  <w:rFonts w:ascii="Cambria Math" w:hAnsi="Cambria Math"/>
-                </w:rPr>
-                <m:t>2</m:t>
-              </m:r>
-            </m:sup>
-          </m:sSubSup>
-          <m:r>
-            <w:rPr>
-              <w:rFonts w:ascii="Cambria Math" w:hAnsi="Cambria Math"/>
-            </w:rPr>
-            <m:t xml:space="preserve">(t-s))- </m:t>
-          </m:r>
-          <m:sSubSup>
-            <m:sSubSupPr>
-              <m:ctrlPr>
-                <w:rPr>
-                  <w:rFonts w:ascii="Cambria Math" w:hAnsi="Cambria Math"/>
-                  <w:i/>
-                </w:rPr>
-              </m:ctrlPr>
-            </m:sSubSupPr>
-            <m:e>
-              <m:r>
-                <m:rPr>
-                  <m:sty m:val="p"/>
-                </m:rPr>
-                <w:rPr>
-                  <w:rFonts w:ascii="Cambria Math" w:hAnsi="Cambria Math"/>
-                </w:rPr>
-                <m:t>log⁡</m:t>
-              </m:r>
-              <m:r>
-                <w:rPr>
-                  <w:rFonts w:ascii="Cambria Math" w:hAnsi="Cambria Math"/>
-                </w:rPr>
-                <m:t>(R</m:t>
-              </m:r>
-            </m:e>
-            <m:sub>
-              <m:r>
-                <w:rPr>
-                  <w:rFonts w:ascii="Cambria Math" w:hAnsi="Cambria Math"/>
-                </w:rPr>
-                <m:t>cum</m:t>
-              </m:r>
-            </m:sub>
-            <m:sup>
-              <m:r>
-                <w:rPr>
-                  <w:rFonts w:ascii="Cambria Math" w:hAnsi="Cambria Math"/>
-                </w:rPr>
-                <m:t>2</m:t>
-              </m:r>
-            </m:sup>
-          </m:sSubSup>
-          <m:r>
-            <w:rPr>
-              <w:rFonts w:ascii="Cambria Math" w:hAnsi="Cambria Math"/>
-            </w:rPr>
-            <m:t>(t))</m:t>
-          </m:r>
-        </m:oMath>
-      </m:oMathPara>
-    </w:p>
-    <w:p>
-      <w:pPr>
-        <w:ind w:firstLine="0"/>
-        <w:jc w:val="center"/>
-        <w:rPr>
-          <w:rFonts w:eastAsiaTheme="minorEastAsia"/>
-        </w:rPr>
-      </w:pPr>
-      <m:oMathPara>
-        <m:oMath>
-          <m:r>
-            <w:rPr>
-              <w:rFonts w:ascii="Cambria Math" w:hAnsi="Cambria Math"/>
-            </w:rPr>
-            <m:t>R=0.5*(</m:t>
-          </m:r>
-          <m:sSub>
-            <m:sSubPr>
-              <m:ctrlPr>
-                <w:rPr>
-                  <w:rFonts w:ascii="Cambria Math" w:hAnsi="Cambria Math"/>
-                  <w:i/>
-                </w:rPr>
-              </m:ctrlPr>
-            </m:sSubPr>
-            <m:e>
-              <m:r>
-                <w:rPr>
-                  <w:rFonts w:ascii="Cambria Math" w:hAnsi="Cambria Math"/>
-                </w:rPr>
-                <m:t>R</m:t>
-              </m:r>
-            </m:e>
-            <m:sub>
-              <m:r>
-                <w:rPr>
-                  <w:rFonts w:ascii="Cambria Math" w:hAnsi="Cambria Math"/>
-                </w:rPr>
-                <m:t>long</m:t>
-              </m:r>
-            </m:sub>
-          </m:sSub>
-          <m:r>
-            <w:rPr>
-              <w:rFonts w:ascii="Cambria Math" w:hAnsi="Cambria Math"/>
-            </w:rPr>
-            <m:t xml:space="preserve">+ </m:t>
-          </m:r>
-          <m:sSub>
-            <m:sSubPr>
-              <m:ctrlPr>
-                <w:rPr>
-                  <w:rFonts w:ascii="Cambria Math" w:hAnsi="Cambria Math"/>
-                  <w:i/>
-                </w:rPr>
-              </m:ctrlPr>
-            </m:sSubPr>
-            <m:e>
-              <m:r>
-                <w:rPr>
-                  <w:rFonts w:ascii="Cambria Math" w:hAnsi="Cambria Math"/>
-                </w:rPr>
-                <m:t>R</m:t>
-              </m:r>
-            </m:e>
-            <m:sub>
-              <m:r>
-                <w:rPr>
-                  <w:rFonts w:ascii="Cambria Math" w:hAnsi="Cambria Math"/>
-                </w:rPr>
-                <m:t>short</m:t>
-              </m:r>
-            </m:sub>
-          </m:sSub>
-          <m:r>
-            <w:rPr>
-              <w:rFonts w:ascii="Cambria Math" w:hAnsi="Cambria Math"/>
-            </w:rPr>
-            <m:t>)</m:t>
-          </m:r>
-        </m:oMath>
-      </m:oMathPara>
-    </w:p>
-    <w:p>
-      <w:pPr>
-        <w:ind w:firstLine="0"/>
-        <w:jc w:val="left"/>
-        <w:rPr>
-          <w:rFonts w:eastAsiaTheme="minorEastAsia"/>
-        </w:rPr>
-      </w:pPr>
-      <w:r>
-        <w:rPr>
-          <w:rFonts w:eastAsiaTheme="minorEastAsia"/>
-        </w:rPr>
-        <w:t>g</w:t>
-      </w:r>
-      <w:r>
-        <w:rPr>
-          <w:rFonts w:eastAsiaTheme="minorEastAsia"/>
-        </w:rPr>
-        <w:t>dzie:</w:t>
-      </w:r>
-    </w:p>
-    <w:p>
-      <w:pPr>
-        <w:ind w:firstLine="0"/>
-        <w:jc w:val="left"/>
         <w:rPr>
           <w:rFonts w:eastAsiaTheme="minorEastAsia"/>
         </w:rPr>
@@ -6674,21 +7221,172 @@
             </m:r>
           </m:sub>
         </m:sSub>
+        <m:r>
+          <w:rPr>
+            <w:rFonts w:ascii="Cambria Math" w:hAnsi="Cambria Math"/>
+          </w:rPr>
+          <m:t>(t)</m:t>
+        </m:r>
+        <m:r>
+          <w:rPr>
+            <w:rFonts w:ascii="Cambria Math" w:hAnsi="Cambria Math"/>
+          </w:rPr>
+          <m:t xml:space="preserve">= </m:t>
+        </m:r>
+        <m:sSubSup>
+          <m:sSubSupPr>
+            <m:ctrlPr>
+              <w:rPr>
+                <w:rFonts w:ascii="Cambria Math" w:hAnsi="Cambria Math"/>
+                <w:i/>
+              </w:rPr>
+            </m:ctrlPr>
+          </m:sSubSupPr>
+          <m:e>
+            <m:r>
+              <m:rPr>
+                <m:sty m:val="p"/>
+              </m:rPr>
+              <w:rPr>
+                <w:rFonts w:ascii="Cambria Math" w:hAnsi="Cambria Math"/>
+              </w:rPr>
+              <m:t>log⁡</m:t>
+            </m:r>
+            <m:r>
+              <w:rPr>
+                <w:rFonts w:ascii="Cambria Math" w:hAnsi="Cambria Math"/>
+              </w:rPr>
+              <m:t>(R</m:t>
+            </m:r>
+          </m:e>
+          <m:sub>
+            <m:r>
+              <w:rPr>
+                <w:rFonts w:ascii="Cambria Math" w:hAnsi="Cambria Math"/>
+              </w:rPr>
+              <m:t>cum</m:t>
+            </m:r>
+          </m:sub>
+          <m:sup>
+            <m:r>
+              <w:rPr>
+                <w:rFonts w:ascii="Cambria Math" w:hAnsi="Cambria Math"/>
+              </w:rPr>
+              <m:t>1</m:t>
+            </m:r>
+          </m:sup>
+        </m:sSubSup>
+        <m:r>
+          <w:rPr>
+            <w:rFonts w:ascii="Cambria Math" w:hAnsi="Cambria Math"/>
+          </w:rPr>
+          <m:t xml:space="preserve">(t))- </m:t>
+        </m:r>
+        <m:sSubSup>
+          <m:sSubSupPr>
+            <m:ctrlPr>
+              <w:rPr>
+                <w:rFonts w:ascii="Cambria Math" w:hAnsi="Cambria Math"/>
+                <w:i/>
+              </w:rPr>
+            </m:ctrlPr>
+          </m:sSubSupPr>
+          <m:e>
+            <m:r>
+              <m:rPr>
+                <m:sty m:val="p"/>
+              </m:rPr>
+              <w:rPr>
+                <w:rFonts w:ascii="Cambria Math" w:hAnsi="Cambria Math"/>
+              </w:rPr>
+              <m:t>log⁡</m:t>
+            </m:r>
+            <m:r>
+              <w:rPr>
+                <w:rFonts w:ascii="Cambria Math" w:hAnsi="Cambria Math"/>
+              </w:rPr>
+              <m:t>(R</m:t>
+            </m:r>
+          </m:e>
+          <m:sub>
+            <m:r>
+              <w:rPr>
+                <w:rFonts w:ascii="Cambria Math" w:hAnsi="Cambria Math"/>
+              </w:rPr>
+              <m:t>cum</m:t>
+            </m:r>
+          </m:sub>
+          <m:sup>
+            <m:r>
+              <w:rPr>
+                <w:rFonts w:ascii="Cambria Math" w:hAnsi="Cambria Math"/>
+              </w:rPr>
+              <m:t>1</m:t>
+            </m:r>
+          </m:sup>
+        </m:sSubSup>
+        <m:r>
+          <w:rPr>
+            <w:rFonts w:ascii="Cambria Math" w:hAnsi="Cambria Math"/>
+          </w:rPr>
+          <m:t>(t-s))</m:t>
+        </m:r>
       </m:oMath>
       <w:r>
         <w:rPr>
           <w:rFonts w:eastAsiaTheme="minorEastAsia"/>
         </w:rPr>
-        <w:t xml:space="preserve"> – zwrot z zamknięcia pozycji długiej na spółce niedowartościowanej</w:t>
-      </w:r>
-    </w:p>
-    <w:p>
-      <w:pPr>
-        <w:ind w:firstLine="0"/>
-        <w:jc w:val="left"/>
-        <w:rPr>
-          <w:rFonts w:eastAsiaTheme="minorEastAsia"/>
-        </w:rPr>
+        <w:tab/>
+      </w:r>
+      <w:r>
+        <w:rPr>
+          <w:rFonts w:eastAsiaTheme="minorEastAsia"/>
+        </w:rPr>
+        <w:tab/>
+        <w:t>(</w:t>
+      </w:r>
+      <w:r>
+        <w:rPr>
+          <w:rFonts w:eastAsiaTheme="minorEastAsia"/>
+        </w:rPr>
+        <w:fldChar w:fldCharType="begin"/>
+      </w:r>
+      <w:r>
+        <w:rPr>
+          <w:rFonts w:eastAsiaTheme="minorEastAsia"/>
+        </w:rPr>
+        <w:instrText xml:space="preserve"> Seq Równanie </w:instrText>
+      </w:r>
+      <w:r>
+        <w:rPr>
+          <w:rFonts w:eastAsiaTheme="minorEastAsia"/>
+        </w:rPr>
+        <w:fldChar w:fldCharType="separate"/>
+      </w:r>
+      <w:r>
+        <w:rPr>
+          <w:rFonts w:eastAsiaTheme="minorEastAsia"/>
+          <w:noProof/>
+        </w:rPr>
+        <w:t>17</w:t>
+      </w:r>
+      <w:r>
+        <w:rPr>
+          <w:rFonts w:eastAsiaTheme="minorEastAsia"/>
+        </w:rPr>
+        <w:fldChar w:fldCharType="end"/>
+      </w:r>
+      <w:r>
+        <w:rPr>
+          <w:rFonts w:eastAsiaTheme="minorEastAsia"/>
+        </w:rPr>
+        <w:t>)</w:t>
+      </w:r>
+    </w:p>
+    <w:p>
+      <w:pPr>
+        <w:ind w:firstLine="851"/>
+        <w:jc w:val="center"/>
       </w:pPr>
       <m:oMath>
         <m:sSub>
@@ -6717,18 +7415,175 @@
             </m:r>
           </m:sub>
         </m:sSub>
+        <m:r>
+          <w:rPr>
+            <w:rFonts w:ascii="Cambria Math" w:hAnsi="Cambria Math"/>
+          </w:rPr>
+          <m:t>(t)</m:t>
+        </m:r>
+        <m:r>
+          <w:rPr>
+            <w:rFonts w:ascii="Cambria Math" w:hAnsi="Cambria Math"/>
+          </w:rPr>
+          <m:t xml:space="preserve">= </m:t>
+        </m:r>
+        <m:sSubSup>
+          <m:sSubSupPr>
+            <m:ctrlPr>
+              <w:rPr>
+                <w:rFonts w:ascii="Cambria Math" w:hAnsi="Cambria Math"/>
+                <w:i/>
+              </w:rPr>
+            </m:ctrlPr>
+          </m:sSubSupPr>
+          <m:e>
+            <m:r>
+              <m:rPr>
+                <m:sty m:val="p"/>
+              </m:rPr>
+              <w:rPr>
+                <w:rFonts w:ascii="Cambria Math" w:hAnsi="Cambria Math"/>
+              </w:rPr>
+              <m:t>log⁡</m:t>
+            </m:r>
+            <m:r>
+              <w:rPr>
+                <w:rFonts w:ascii="Cambria Math" w:hAnsi="Cambria Math"/>
+              </w:rPr>
+              <m:t>(R</m:t>
+            </m:r>
+          </m:e>
+          <m:sub>
+            <m:r>
+              <w:rPr>
+                <w:rFonts w:ascii="Cambria Math" w:hAnsi="Cambria Math"/>
+              </w:rPr>
+              <m:t>cum</m:t>
+            </m:r>
+          </m:sub>
+          <m:sup>
+            <m:r>
+              <w:rPr>
+                <w:rFonts w:ascii="Cambria Math" w:hAnsi="Cambria Math"/>
+              </w:rPr>
+              <m:t>2</m:t>
+            </m:r>
+          </m:sup>
+        </m:sSubSup>
+        <m:r>
+          <w:rPr>
+            <w:rFonts w:ascii="Cambria Math" w:hAnsi="Cambria Math"/>
+          </w:rPr>
+          <m:t xml:space="preserve">(t-s))- </m:t>
+        </m:r>
+        <m:sSubSup>
+          <m:sSubSupPr>
+            <m:ctrlPr>
+              <w:rPr>
+                <w:rFonts w:ascii="Cambria Math" w:hAnsi="Cambria Math"/>
+                <w:i/>
+              </w:rPr>
+            </m:ctrlPr>
+          </m:sSubSupPr>
+          <m:e>
+            <m:r>
+              <m:rPr>
+                <m:sty m:val="p"/>
+              </m:rPr>
+              <w:rPr>
+                <w:rFonts w:ascii="Cambria Math" w:hAnsi="Cambria Math"/>
+              </w:rPr>
+              <m:t>log⁡</m:t>
+            </m:r>
+            <m:r>
+              <w:rPr>
+                <w:rFonts w:ascii="Cambria Math" w:hAnsi="Cambria Math"/>
+              </w:rPr>
+              <m:t>(R</m:t>
+            </m:r>
+          </m:e>
+          <m:sub>
+            <m:r>
+              <w:rPr>
+                <w:rFonts w:ascii="Cambria Math" w:hAnsi="Cambria Math"/>
+              </w:rPr>
+              <m:t>cum</m:t>
+            </m:r>
+          </m:sub>
+          <m:sup>
+            <m:r>
+              <w:rPr>
+                <w:rFonts w:ascii="Cambria Math" w:hAnsi="Cambria Math"/>
+              </w:rPr>
+              <m:t>2</m:t>
+            </m:r>
+          </m:sup>
+        </m:sSubSup>
+        <m:r>
+          <w:rPr>
+            <w:rFonts w:ascii="Cambria Math" w:hAnsi="Cambria Math"/>
+          </w:rPr>
+          <m:t>(t))</m:t>
+        </m:r>
       </m:oMath>
       <w:r>
         <w:rPr>
           <w:rFonts w:eastAsiaTheme="minorEastAsia"/>
         </w:rPr>
-        <w:t xml:space="preserve"> – zwrot z zamknięcia pozycji krótkiej na spółce przewartościowanej</w:t>
-      </w:r>
-    </w:p>
-    <w:p>
-      <w:pPr>
-        <w:ind w:firstLine="0"/>
-        <w:jc w:val="left"/>
+        <w:t xml:space="preserve"> </w:t>
+      </w:r>
+      <w:r>
+        <w:rPr>
+          <w:rFonts w:eastAsiaTheme="minorEastAsia"/>
+        </w:rPr>
+        <w:tab/>
+        <w:t>(</w:t>
+      </w:r>
+      <w:r>
+        <w:rPr>
+          <w:rFonts w:eastAsiaTheme="minorEastAsia"/>
+        </w:rPr>
+        <w:fldChar w:fldCharType="begin"/>
+      </w:r>
+      <w:r>
+        <w:rPr>
+          <w:rFonts w:eastAsiaTheme="minorEastAsia"/>
+        </w:rPr>
+        <w:instrText xml:space="preserve"> Seq Równanie </w:instrText>
+      </w:r>
+      <w:r>
+        <w:rPr>
+          <w:rFonts w:eastAsiaTheme="minorEastAsia"/>
+        </w:rPr>
+        <w:fldChar w:fldCharType="separate"/>
+      </w:r>
+      <w:r>
+        <w:rPr>
+          <w:rFonts w:eastAsiaTheme="minorEastAsia"/>
+          <w:noProof/>
+        </w:rPr>
+        <w:t>18</w:t>
+      </w:r>
+      <w:r>
+        <w:rPr>
+          <w:rFonts w:eastAsiaTheme="minorEastAsia"/>
+        </w:rPr>
+        <w:fldChar w:fldCharType="end"/>
+      </w:r>
+      <w:r>
+        <w:rPr>
+          <w:rFonts w:eastAsiaTheme="minorEastAsia"/>
+        </w:rPr>
+        <w:t>)</w:t>
+      </w:r>
+    </w:p>
+    <w:p>
+      <w:pPr>
+        <w:ind w:firstLine="1418"/>
+        <w:jc w:val="center"/>
+        <w:rPr>
+          <w:rFonts w:eastAsiaTheme="minorEastAsia"/>
+        </w:rPr>
       </w:pPr>
       <m:oMath>
         <m:r>
@@ -6737,22 +7592,303 @@
           </w:rPr>
           <m:t>R</m:t>
         </m:r>
+        <m:r>
+          <w:rPr>
+            <w:rFonts w:ascii="Cambria Math" w:hAnsi="Cambria Math"/>
+          </w:rPr>
+          <m:t>(t)</m:t>
+        </m:r>
+        <m:r>
+          <w:rPr>
+            <w:rFonts w:ascii="Cambria Math" w:hAnsi="Cambria Math"/>
+          </w:rPr>
+          <m:t>=0.5*(</m:t>
+        </m:r>
+        <m:sSub>
+          <m:sSubPr>
+            <m:ctrlPr>
+              <w:rPr>
+                <w:rFonts w:ascii="Cambria Math" w:hAnsi="Cambria Math"/>
+                <w:i/>
+              </w:rPr>
+            </m:ctrlPr>
+          </m:sSubPr>
+          <m:e>
+            <m:r>
+              <w:rPr>
+                <w:rFonts w:ascii="Cambria Math" w:hAnsi="Cambria Math"/>
+              </w:rPr>
+              <m:t>R</m:t>
+            </m:r>
+          </m:e>
+          <m:sub>
+            <m:r>
+              <w:rPr>
+                <w:rFonts w:ascii="Cambria Math" w:hAnsi="Cambria Math"/>
+              </w:rPr>
+              <m:t>long</m:t>
+            </m:r>
+          </m:sub>
+        </m:sSub>
+        <m:r>
+          <w:rPr>
+            <w:rFonts w:ascii="Cambria Math" w:hAnsi="Cambria Math"/>
+          </w:rPr>
+          <m:t>(t)</m:t>
+        </m:r>
+        <m:r>
+          <w:rPr>
+            <w:rFonts w:ascii="Cambria Math" w:hAnsi="Cambria Math"/>
+          </w:rPr>
+          <m:t xml:space="preserve">+ </m:t>
+        </m:r>
+        <m:sSub>
+          <m:sSubPr>
+            <m:ctrlPr>
+              <w:rPr>
+                <w:rFonts w:ascii="Cambria Math" w:hAnsi="Cambria Math"/>
+                <w:i/>
+              </w:rPr>
+            </m:ctrlPr>
+          </m:sSubPr>
+          <m:e>
+            <m:r>
+              <w:rPr>
+                <w:rFonts w:ascii="Cambria Math" w:hAnsi="Cambria Math"/>
+              </w:rPr>
+              <m:t>R</m:t>
+            </m:r>
+          </m:e>
+          <m:sub>
+            <m:r>
+              <w:rPr>
+                <w:rFonts w:ascii="Cambria Math" w:hAnsi="Cambria Math"/>
+              </w:rPr>
+              <m:t>short</m:t>
+            </m:r>
+          </m:sub>
+        </m:sSub>
+        <m:r>
+          <w:rPr>
+            <w:rFonts w:ascii="Cambria Math" w:hAnsi="Cambria Math"/>
+          </w:rPr>
+          <m:t>(t)</m:t>
+        </m:r>
+        <m:r>
+          <w:rPr>
+            <w:rFonts w:ascii="Cambria Math" w:hAnsi="Cambria Math"/>
+          </w:rPr>
+          <m:t>)</m:t>
+        </m:r>
       </m:oMath>
       <w:r>
         <w:rPr>
           <w:rFonts w:eastAsiaTheme="minorEastAsia"/>
         </w:rPr>
+        <w:tab/>
+      </w:r>
+      <w:r>
+        <w:rPr>
+          <w:rFonts w:eastAsiaTheme="minorEastAsia"/>
+        </w:rPr>
+        <w:tab/>
+      </w:r>
+      <w:r>
+        <w:rPr>
+          <w:rFonts w:eastAsiaTheme="minorEastAsia"/>
+        </w:rPr>
+        <w:t>(</w:t>
+      </w:r>
+      <w:r>
+        <w:rPr>
+          <w:rFonts w:eastAsiaTheme="minorEastAsia"/>
+        </w:rPr>
+        <w:fldChar w:fldCharType="begin"/>
+      </w:r>
+      <w:r>
+        <w:rPr>
+          <w:rFonts w:eastAsiaTheme="minorEastAsia"/>
+        </w:rPr>
+        <w:instrText xml:space="preserve"> Seq Równanie </w:instrText>
+      </w:r>
+      <w:r>
+        <w:rPr>
+          <w:rFonts w:eastAsiaTheme="minorEastAsia"/>
+        </w:rPr>
+        <w:fldChar w:fldCharType="separate"/>
+      </w:r>
+      <w:r>
+        <w:rPr>
+          <w:rFonts w:eastAsiaTheme="minorEastAsia"/>
+          <w:noProof/>
+        </w:rPr>
+        <w:t>19</w:t>
+      </w:r>
+      <w:r>
+        <w:rPr>
+          <w:rFonts w:eastAsiaTheme="minorEastAsia"/>
+        </w:rPr>
+        <w:fldChar w:fldCharType="end"/>
+      </w:r>
+      <w:r>
+        <w:rPr>
+          <w:rFonts w:eastAsiaTheme="minorEastAsia"/>
+        </w:rPr>
+        <w:t>)</w:t>
+      </w:r>
+    </w:p>
+    <w:p>
+      <w:pPr>
+        <w:ind w:firstLine="0"/>
+        <w:jc w:val="left"/>
+        <w:rPr>
+          <w:rFonts w:eastAsiaTheme="minorEastAsia"/>
+        </w:rPr>
+      </w:pPr>
+      <w:r>
+        <w:rPr>
+          <w:rFonts w:eastAsiaTheme="minorEastAsia"/>
+        </w:rPr>
+        <w:t>g</w:t>
+      </w:r>
+      <w:r>
+        <w:rPr>
+          <w:rFonts w:eastAsiaTheme="minorEastAsia"/>
+        </w:rPr>
+        <w:t>dzie:</w:t>
+      </w:r>
+    </w:p>
+    <w:p>
+      <w:pPr>
+        <w:ind w:firstLine="0"/>
+        <w:jc w:val="left"/>
+        <w:rPr>
+          <w:rFonts w:eastAsiaTheme="minorEastAsia"/>
+        </w:rPr>
+      </w:pPr>
+      <m:oMath>
+        <m:sSub>
+          <m:sSubPr>
+            <m:ctrlPr>
+              <w:rPr>
+                <w:rFonts w:ascii="Cambria Math" w:hAnsi="Cambria Math"/>
+                <w:i/>
+              </w:rPr>
+            </m:ctrlPr>
+          </m:sSubPr>
+          <m:e>
+            <m:r>
+              <w:rPr>
+                <w:rFonts w:ascii="Cambria Math" w:hAnsi="Cambria Math"/>
+              </w:rPr>
+              <m:t>R</m:t>
+            </m:r>
+          </m:e>
+          <m:sub>
+            <m:r>
+              <w:rPr>
+                <w:rFonts w:ascii="Cambria Math" w:hAnsi="Cambria Math"/>
+              </w:rPr>
+              <m:t>long</m:t>
+            </m:r>
+          </m:sub>
+        </m:sSub>
+      </m:oMath>
+      <w:r>
+        <w:rPr>
+          <w:rFonts w:eastAsiaTheme="minorEastAsia"/>
+        </w:rPr>
+        <w:t>(t)</w:t>
+      </w:r>
+      <w:r>
+        <w:rPr>
+          <w:rFonts w:eastAsiaTheme="minorEastAsia"/>
+        </w:rPr>
+        <w:t xml:space="preserve"> – zwrot z zamknięcia pozycji długiej na spółce niedowartościowanej</w:t>
+      </w:r>
+    </w:p>
+    <w:p>
+      <w:pPr>
+        <w:ind w:firstLine="0"/>
+        <w:jc w:val="left"/>
+        <w:rPr>
+          <w:rFonts w:eastAsiaTheme="minorEastAsia"/>
+        </w:rPr>
+      </w:pPr>
+      <m:oMath>
+        <m:sSub>
+          <m:sSubPr>
+            <m:ctrlPr>
+              <w:rPr>
+                <w:rFonts w:ascii="Cambria Math" w:hAnsi="Cambria Math"/>
+                <w:i/>
+              </w:rPr>
+            </m:ctrlPr>
+          </m:sSubPr>
+          <m:e>
+            <m:r>
+              <w:rPr>
+                <w:rFonts w:ascii="Cambria Math" w:hAnsi="Cambria Math"/>
+              </w:rPr>
+              <m:t>R</m:t>
+            </m:r>
+          </m:e>
+          <m:sub>
+            <m:r>
+              <w:rPr>
+                <w:rFonts w:ascii="Cambria Math" w:hAnsi="Cambria Math"/>
+              </w:rPr>
+              <m:t>short</m:t>
+            </m:r>
+          </m:sub>
+        </m:sSub>
+      </m:oMath>
+      <w:r>
+        <w:rPr>
+          <w:rFonts w:eastAsiaTheme="minorEastAsia"/>
+        </w:rPr>
+        <w:t>(t)</w:t>
+      </w:r>
+      <w:r>
+        <w:rPr>
+          <w:rFonts w:eastAsiaTheme="minorEastAsia"/>
+        </w:rPr>
+        <w:t xml:space="preserve"> – zwrot z zamknięcia pozycji krótkiej na spółce przewartościowanej</w:t>
+      </w:r>
+    </w:p>
+    <w:p>
+      <w:pPr>
+        <w:ind w:firstLine="0"/>
+        <w:jc w:val="left"/>
+      </w:pPr>
+      <m:oMath>
+        <m:r>
+          <w:rPr>
+            <w:rFonts w:ascii="Cambria Math" w:hAnsi="Cambria Math"/>
+          </w:rPr>
+          <m:t>R</m:t>
+        </m:r>
+        <m:r>
+          <w:rPr>
+            <w:rFonts w:ascii="Cambria Math" w:hAnsi="Cambria Math"/>
+          </w:rPr>
+          <m:t>(t)</m:t>
+        </m:r>
+      </m:oMath>
+      <w:r>
+        <w:rPr>
+          <w:rFonts w:eastAsiaTheme="minorEastAsia"/>
+        </w:rPr>
         <w:t xml:space="preserve"> – zwrot z obydwu pozycji</w:t>
       </w:r>
-      <w:commentRangeEnd w:id="13"/>
+      <w:commentRangeEnd w:id="15"/>
       <w:r>
         <w:rPr>
           <w:rStyle w:val="CommentReference"/>
         </w:rPr>
-        <w:commentReference w:id="13"/>
-      </w:r>
-    </w:p>
-    <w:p/>
+        <w:commentReference w:id="15"/>
+      </w:r>
+    </w:p>
     <w:p>
       <w:r>
         <w:t xml:space="preserve">Strategia ta </w:t>
@@ -6788,7 +7924,7 @@
           <w:szCs w:val="32"/>
         </w:rPr>
       </w:pPr>
-      <w:bookmarkStart w:id="14" w:name="_Toc203251928"/>
+      <w:bookmarkStart w:id="16" w:name="_Toc203251928"/>
       <w:r>
         <w:br w:type="page"/>
       </w:r>
@@ -6801,7 +7937,7 @@
         <w:lastRenderedPageBreak/>
         <w:t>Rozdział II</w:t>
       </w:r>
-      <w:bookmarkEnd w:id="14"/>
+      <w:bookmarkEnd w:id="16"/>
       <w:r>
         <w:t xml:space="preserve"> </w:t>
       </w:r>
@@ -6810,11 +7946,11 @@
       <w:pPr>
         <w:pStyle w:val="Heading2"/>
       </w:pPr>
-      <w:bookmarkStart w:id="15" w:name="_Toc203251929"/>
+      <w:bookmarkStart w:id="17" w:name="_Toc203251929"/>
       <w:r>
         <w:t>Specyfikacja strategii Pairs Trading</w:t>
       </w:r>
-      <w:bookmarkEnd w:id="15"/>
+      <w:bookmarkEnd w:id="17"/>
     </w:p>
     <w:p>
       <w:pPr>
@@ -6838,15 +7974,15 @@
           <w:szCs w:val="28"/>
         </w:rPr>
       </w:pPr>
-      <w:bookmarkStart w:id="16" w:name="_Toc203251930"/>
-      <w:bookmarkEnd w:id="16"/>
+      <w:bookmarkStart w:id="18" w:name="_Toc203251930"/>
+      <w:bookmarkEnd w:id="18"/>
     </w:p>
     <w:p>
       <w:pPr>
         <w:pStyle w:val="Heading3"/>
       </w:pPr>
-      <w:bookmarkStart w:id="17" w:name="_Toc203251931"/>
-      <w:bookmarkEnd w:id="17"/>
+      <w:bookmarkStart w:id="19" w:name="_Toc203251931"/>
+      <w:bookmarkEnd w:id="19"/>
       <w:r>
         <w:t>Początki strategii Pairs Trading</w:t>
       </w:r>
@@ -6908,11 +8044,6 @@
       </w:r>
     </w:p>
     <w:p>
-      <w:pPr>
-        <w:pStyle w:val="Pierwszyakapit"/>
-      </w:pPr>
-    </w:p>
-    <w:p>
       <w:r>
         <w:t xml:space="preserve">W 1987 strategia </w:t>
       </w:r>
@@ -6983,7 +8114,6 @@
         <w:t>, tego typu strategię nie powinny przynosić zysków.</w:t>
       </w:r>
     </w:p>
-    <w:p/>
     <w:p>
       <w:r>
         <w:t>Pomimo</w:t>
@@ -7107,7 +8237,37 @@
         <w:t xml:space="preserve"> ceny akcji Coca Cola i Pepsico w  latach 1970-1990</w:t>
       </w:r>
       <w:r>
-        <w:t xml:space="preserve"> (por. Wykres 1)</w:t>
+        <w:t xml:space="preserve"> (por. </w:t>
+      </w:r>
+      <w:r>
+        <w:fldChar w:fldCharType="begin"/>
+      </w:r>
+      <w:r>
+        <w:instrText xml:space="preserve"> REF _Ref208351047 \h </w:instrText>
+      </w:r>
+      <w:r>
+        <w:fldChar w:fldCharType="separate"/>
+      </w:r>
+      <w:r>
+        <w:t>Wyk</w:t>
+      </w:r>
+      <w:r>
+        <w:t>r</w:t>
+      </w:r>
+      <w:r>
+        <w:t xml:space="preserve">es </w:t>
+      </w:r>
+      <w:r>
+        <w:rPr>
+          <w:noProof/>
+        </w:rPr>
+        <w:t>1</w:t>
+      </w:r>
+      <w:r>
+        <w:fldChar w:fldCharType="end"/>
+      </w:r>
+      <w:r>
+        <w:t>)</w:t>
       </w:r>
       <w:r>
         <w:t>.</w:t>
@@ -7124,32 +8284,21 @@
         <w:pStyle w:val="Caption"/>
         <w:ind w:firstLine="0"/>
       </w:pPr>
-      <w:bookmarkStart w:id="18" w:name="_Toc204209261"/>
-      <w:commentRangeStart w:id="19"/>
+      <w:bookmarkStart w:id="20" w:name="_Toc204209261"/>
+      <w:bookmarkStart w:id="21" w:name="_Ref208351047"/>
+      <w:commentRangeStart w:id="22"/>
       <w:r>
         <w:t xml:space="preserve">Wykres </w:t>
       </w:r>
-      <w:r>
-        <w:fldChar w:fldCharType="begin"/>
-      </w:r>
-      <w:r>
-        <w:instrText xml:space="preserve"> SEQ Wykres \* ARABIC </w:instrText>
-      </w:r>
-      <w:r>
-        <w:fldChar w:fldCharType="separate"/>
-      </w:r>
-      <w:r>
-        <w:rPr>
-          <w:noProof/>
-        </w:rPr>
-        <w:t>1</w:t>
-      </w:r>
-      <w:r>
-        <w:rPr>
-          <w:noProof/>
-        </w:rPr>
-        <w:fldChar w:fldCharType="end"/>
-      </w:r>
+      <w:fldSimple w:instr=" SEQ Wykres \* ARABIC ">
+        <w:r>
+          <w:rPr>
+            <w:noProof/>
+          </w:rPr>
+          <w:t>1</w:t>
+        </w:r>
+      </w:fldSimple>
+      <w:bookmarkEnd w:id="21"/>
       <w:r>
         <w:t>. Skumulowane zwroty</w:t>
       </w:r>
@@ -7165,13 +8314,13 @@
       <w:r>
         <w:t>.</w:t>
       </w:r>
-      <w:bookmarkEnd w:id="18"/>
-      <w:commentRangeEnd w:id="19"/>
+      <w:bookmarkEnd w:id="20"/>
+      <w:commentRangeEnd w:id="22"/>
       <w:r>
         <w:rPr>
           <w:rStyle w:val="CommentReference"/>
         </w:rPr>
-        <w:commentReference w:id="19"/>
+        <w:commentReference w:id="22"/>
       </w:r>
     </w:p>
     <w:p>
@@ -7255,7 +8404,43 @@
         <w:t>zbiegały do swojej średniej różnicy.</w:t>
       </w:r>
       <w:r>
-        <w:t xml:space="preserve">  Sytuacja wygląda już inaczej w latach 1990 – 2024.</w:t>
+        <w:t xml:space="preserve">  Sytuacja wygląda już inaczej w latach 1990 – 2024</w:t>
+      </w:r>
+      <w:r>
+        <w:t xml:space="preserve"> (por. </w:t>
+      </w:r>
+      <w:r>
+        <w:fldChar w:fldCharType="begin"/>
+      </w:r>
+      <w:r>
+        <w:instrText xml:space="preserve"> REF _Ref208351062 \h </w:instrText>
+      </w:r>
+      <w:r>
+        <w:fldChar w:fldCharType="separate"/>
+      </w:r>
+      <w:r>
+        <w:t>Wykr</w:t>
+      </w:r>
+      <w:r>
+        <w:t>e</w:t>
+      </w:r>
+      <w:r>
+        <w:t xml:space="preserve">s </w:t>
+      </w:r>
+      <w:r>
+        <w:rPr>
+          <w:noProof/>
+        </w:rPr>
+        <w:t>2</w:t>
+      </w:r>
+      <w:r>
+        <w:fldChar w:fldCharType="end"/>
+      </w:r>
+      <w:r>
+        <w:t>)</w:t>
+      </w:r>
+      <w:r>
+        <w:t>.</w:t>
       </w:r>
     </w:p>
     <w:p/>
@@ -7277,32 +8462,21 @@
       <w:pPr>
         <w:pStyle w:val="Caption"/>
       </w:pPr>
-      <w:bookmarkStart w:id="20" w:name="_Toc204209262"/>
+      <w:bookmarkStart w:id="23" w:name="_Toc204209262"/>
+      <w:bookmarkStart w:id="24" w:name="_Ref208351062"/>
       <w:r>
         <w:lastRenderedPageBreak/>
         <w:t xml:space="preserve">Wykres </w:t>
       </w:r>
-      <w:r>
-        <w:fldChar w:fldCharType="begin"/>
-      </w:r>
-      <w:r>
-        <w:instrText xml:space="preserve"> SEQ Wykres \* ARABIC </w:instrText>
-      </w:r>
-      <w:r>
-        <w:fldChar w:fldCharType="separate"/>
-      </w:r>
-      <w:r>
-        <w:rPr>
-          <w:noProof/>
-        </w:rPr>
-        <w:t>2</w:t>
-      </w:r>
-      <w:r>
-        <w:rPr>
-          <w:noProof/>
-        </w:rPr>
-        <w:fldChar w:fldCharType="end"/>
-      </w:r>
+      <w:fldSimple w:instr=" SEQ Wykres \* ARABIC ">
+        <w:r>
+          <w:rPr>
+            <w:noProof/>
+          </w:rPr>
+          <w:t>2</w:t>
+        </w:r>
+      </w:fldSimple>
+      <w:bookmarkEnd w:id="24"/>
       <w:r>
         <w:t>. Skumulowane zwroty z akcji</w:t>
       </w:r>
@@ -7315,7 +8489,7 @@
       <w:r>
         <w:t>ico w latach 1990 – 2024.</w:t>
       </w:r>
-      <w:bookmarkEnd w:id="20"/>
+      <w:bookmarkEnd w:id="23"/>
     </w:p>
     <w:p>
       <w:r>
@@ -7430,7 +8604,6 @@
         <w:t>.</w:t>
       </w:r>
     </w:p>
-    <w:p/>
     <w:p>
       <w:r>
         <w:t>Pierwszym wyzwaniem strategii Pairs Trading jest zatem sam dobór par</w:t>
@@ -7451,7 +8624,6 @@
         <w:t xml:space="preserve"> </w:t>
       </w:r>
     </w:p>
-    <w:p/>
     <w:p>
       <w:r>
         <w:t xml:space="preserve">Kolejnym problemem jest zidentyfikowanie samych odchyleń. W jaki </w:t>
@@ -7525,7 +8697,7 @@
       <w:r>
         <w:t xml:space="preserve"> </w:t>
       </w:r>
-      <w:commentRangeStart w:id="21"/>
+      <w:commentRangeStart w:id="25"/>
       <w:r>
         <w:t>(Ingersoll, 1987</w:t>
       </w:r>
@@ -7535,12 +8707,12 @@
       <w:r>
         <w:t>)</w:t>
       </w:r>
-      <w:commentRangeEnd w:id="21"/>
+      <w:commentRangeEnd w:id="25"/>
       <w:r>
         <w:rPr>
           <w:rStyle w:val="CommentReference"/>
         </w:rPr>
-        <w:commentReference w:id="21"/>
+        <w:commentReference w:id="25"/>
       </w:r>
       <w:r>
         <w:t xml:space="preserve">. W mocniejszej wersji twierdzi ono, </w:t>
@@ -7555,36 +8727,24 @@
         <w:t>,</w:t>
       </w:r>
       <w:r>
-        <w:t xml:space="preserve"> że instrumenty o „prawie” identycznych wypłatach w każdym możliwym stanie świata powinny mieć tę samą wartość bieżącą. </w:t>
-      </w:r>
-      <w:commentRangeStart w:id="22"/>
-      <w:r>
-        <w:t>Oznacza to w praktyce</w:t>
-      </w:r>
-      <w:r>
-        <w:t>, że</w:t>
-      </w:r>
-      <w:r>
-        <w:t xml:space="preserve"> aktywa których ceny w czasie się zbiegają te ceny powinny mieć prawie identyczne.</w:t>
-      </w:r>
-      <w:commentRangeEnd w:id="22"/>
-      <w:r>
-        <w:rPr>
-          <w:rStyle w:val="CommentReference"/>
-        </w:rPr>
-        <w:commentReference w:id="22"/>
-      </w:r>
-      <w:r>
-        <w:t xml:space="preserve"> Jest to zatem podstawa do szukania takich par i korzystania z </w:t>
-      </w:r>
-      <w:r>
-        <w:t>nieefektywności</w:t>
-      </w:r>
-      <w:r>
-        <w:t xml:space="preserve"> rynkowych.</w:t>
-      </w:r>
-    </w:p>
-    <w:p/>
+        <w:t xml:space="preserve"> że instrumenty o „prawie” identycznych wypłatach w każdym możliwym stanie świata powinny mieć tę samą wartość bieżąc</w:t>
+      </w:r>
+      <w:r>
+        <w:t xml:space="preserve">ą. </w:t>
+      </w:r>
+      <w:r>
+        <w:t>Jest to zatem podstaw</w:t>
+      </w:r>
+      <w:r>
+        <w:t>ą</w:t>
+      </w:r>
+      <w:r>
+        <w:t xml:space="preserve"> do szukania takich par</w:t>
+      </w:r>
+      <w:r>
+        <w:t>, których ceny są względem siebie zbieżne, w celu wykrycia potencjalnych anomalii cenowych.</w:t>
+      </w:r>
+    </w:p>
     <w:p>
       <w:r>
         <w:t>Zaproponowana strategia składa się zatem z dwóch etapów. Pie</w:t>
@@ -7629,281 +8789,303 @@
       </w:pPr>
     </w:p>
     <w:p>
-      <w:commentRangeStart w:id="23"/>
-      <m:oMathPara>
-        <m:oMath>
-          <m:r>
-            <w:rPr>
-              <w:rFonts w:ascii="Cambria Math" w:hAnsi="Cambria Math"/>
-            </w:rPr>
-            <m:t>d</m:t>
-          </m:r>
-          <m:d>
-            <m:dPr>
-              <m:ctrlPr>
-                <w:rPr>
-                  <w:rFonts w:ascii="Cambria Math" w:hAnsi="Cambria Math"/>
-                  <w:i/>
-                </w:rPr>
-              </m:ctrlPr>
-            </m:dPr>
-            <m:e>
-              <m:sSubSup>
-                <m:sSubSupPr>
-                  <m:ctrlPr>
-                    <w:rPr>
-                      <w:rFonts w:ascii="Cambria Math" w:hAnsi="Cambria Math"/>
-                      <w:i/>
-                    </w:rPr>
-                  </m:ctrlPr>
-                </m:sSubSupPr>
-                <m:e>
-                  <m:r>
-                    <w:rPr>
-                      <w:rFonts w:ascii="Cambria Math" w:hAnsi="Cambria Math"/>
-                    </w:rPr>
-                    <m:t>r</m:t>
-                  </m:r>
-                </m:e>
-                <m:sub>
-                  <m:r>
-                    <w:rPr>
-                      <w:rFonts w:ascii="Cambria Math" w:hAnsi="Cambria Math"/>
-                    </w:rPr>
-                    <m:t>i</m:t>
-                  </m:r>
-                </m:sub>
-                <m:sup>
-                  <m:r>
-                    <w:rPr>
-                      <w:rFonts w:ascii="Cambria Math" w:hAnsi="Cambria Math"/>
-                    </w:rPr>
-                    <m:t>cum</m:t>
-                  </m:r>
-                </m:sup>
-              </m:sSubSup>
-              <m:r>
-                <w:rPr>
-                  <w:rFonts w:ascii="Cambria Math" w:eastAsiaTheme="minorEastAsia" w:hAnsi="Cambria Math"/>
-                </w:rPr>
-                <m:t xml:space="preserve">, </m:t>
-              </m:r>
-              <m:sSubSup>
-                <m:sSubSupPr>
-                  <m:ctrlPr>
-                    <w:rPr>
-                      <w:rFonts w:ascii="Cambria Math" w:eastAsiaTheme="minorEastAsia" w:hAnsi="Cambria Math"/>
-                      <w:i/>
-                    </w:rPr>
-                  </m:ctrlPr>
-                </m:sSubSupPr>
-                <m:e>
-                  <m:r>
-                    <w:rPr>
-                      <w:rFonts w:ascii="Cambria Math" w:eastAsiaTheme="minorEastAsia" w:hAnsi="Cambria Math"/>
-                    </w:rPr>
-                    <m:t>r</m:t>
-                  </m:r>
-                </m:e>
-                <m:sub>
-                  <m:r>
-                    <w:rPr>
-                      <w:rFonts w:ascii="Cambria Math" w:eastAsiaTheme="minorEastAsia" w:hAnsi="Cambria Math"/>
-                    </w:rPr>
-                    <m:t>j</m:t>
-                  </m:r>
-                </m:sub>
-                <m:sup>
-                  <m:r>
-                    <w:rPr>
-                      <w:rFonts w:ascii="Cambria Math" w:eastAsiaTheme="minorEastAsia" w:hAnsi="Cambria Math"/>
-                    </w:rPr>
-                    <m:t>cum</m:t>
-                  </m:r>
-                </m:sup>
-              </m:sSubSup>
-              <m:ctrlPr>
-                <w:rPr>
-                  <w:rFonts w:ascii="Cambria Math" w:eastAsiaTheme="minorEastAsia" w:hAnsi="Cambria Math"/>
-                  <w:i/>
-                </w:rPr>
-              </m:ctrlPr>
-            </m:e>
-          </m:d>
-          <m:r>
-            <w:rPr>
-              <w:rFonts w:ascii="Cambria Math" w:eastAsiaTheme="minorEastAsia" w:hAnsi="Cambria Math"/>
-            </w:rPr>
-            <m:t xml:space="preserve">= </m:t>
-          </m:r>
-          <m:rad>
-            <m:radPr>
-              <m:degHide m:val="1"/>
-              <m:ctrlPr>
-                <w:rPr>
-                  <w:rFonts w:ascii="Cambria Math" w:eastAsiaTheme="minorEastAsia" w:hAnsi="Cambria Math"/>
-                  <w:i/>
-                </w:rPr>
-              </m:ctrlPr>
-            </m:radPr>
-            <m:deg/>
-            <m:e>
-              <m:nary>
-                <m:naryPr>
-                  <m:chr m:val="∑"/>
-                  <m:limLoc m:val="undOvr"/>
-                  <m:ctrlPr>
-                    <w:rPr>
-                      <w:rFonts w:ascii="Cambria Math" w:eastAsiaTheme="minorEastAsia" w:hAnsi="Cambria Math"/>
-                      <w:i/>
-                    </w:rPr>
-                  </m:ctrlPr>
-                </m:naryPr>
-                <m:sub>
-                  <m:r>
-                    <w:rPr>
-                      <w:rFonts w:ascii="Cambria Math" w:eastAsiaTheme="minorEastAsia" w:hAnsi="Cambria Math"/>
-                    </w:rPr>
-                    <m:t>k=1</m:t>
-                  </m:r>
-                </m:sub>
-                <m:sup>
-                  <m:r>
-                    <w:rPr>
-                      <w:rFonts w:ascii="Cambria Math" w:eastAsiaTheme="minorEastAsia" w:hAnsi="Cambria Math"/>
-                    </w:rPr>
-                    <m:t>T</m:t>
-                  </m:r>
-                </m:sup>
-                <m:e>
-                  <m:sSup>
-                    <m:sSupPr>
-                      <m:ctrlPr>
-                        <w:rPr>
-                          <w:rFonts w:ascii="Cambria Math" w:eastAsiaTheme="minorEastAsia" w:hAnsi="Cambria Math"/>
-                          <w:i/>
-                        </w:rPr>
-                      </m:ctrlPr>
-                    </m:sSupPr>
-                    <m:e>
-                      <m:r>
-                        <w:rPr>
-                          <w:rFonts w:ascii="Cambria Math" w:eastAsiaTheme="minorEastAsia" w:hAnsi="Cambria Math"/>
-                        </w:rPr>
-                        <m:t>(</m:t>
-                      </m:r>
-                      <m:sSubSup>
-                        <m:sSubSupPr>
-                          <m:ctrlPr>
-                            <w:rPr>
-                              <w:rFonts w:ascii="Cambria Math" w:eastAsiaTheme="minorEastAsia" w:hAnsi="Cambria Math"/>
-                              <w:i/>
-                            </w:rPr>
-                          </m:ctrlPr>
-                        </m:sSubSupPr>
-                        <m:e>
-                          <m:r>
-                            <w:rPr>
-                              <w:rFonts w:ascii="Cambria Math" w:eastAsiaTheme="minorEastAsia" w:hAnsi="Cambria Math"/>
-                            </w:rPr>
-                            <m:t>r</m:t>
-                          </m:r>
-                        </m:e>
-                        <m:sub>
-                          <m:r>
-                            <w:rPr>
-                              <w:rFonts w:ascii="Cambria Math" w:eastAsiaTheme="minorEastAsia" w:hAnsi="Cambria Math"/>
-                            </w:rPr>
-                            <m:t>ik</m:t>
-                          </m:r>
-                        </m:sub>
-                        <m:sup>
-                          <m:r>
-                            <w:rPr>
-                              <w:rFonts w:ascii="Cambria Math" w:eastAsiaTheme="minorEastAsia" w:hAnsi="Cambria Math"/>
-                            </w:rPr>
-                            <m:t>cum</m:t>
-                          </m:r>
-                        </m:sup>
-                      </m:sSubSup>
-                      <m:r>
-                        <w:rPr>
-                          <w:rFonts w:ascii="Cambria Math" w:eastAsiaTheme="minorEastAsia" w:hAnsi="Cambria Math"/>
-                        </w:rPr>
-                        <m:t>-</m:t>
-                      </m:r>
-                      <m:sSubSup>
-                        <m:sSubSupPr>
-                          <m:ctrlPr>
-                            <w:rPr>
-                              <w:rFonts w:ascii="Cambria Math" w:eastAsiaTheme="minorEastAsia" w:hAnsi="Cambria Math"/>
-                              <w:i/>
-                            </w:rPr>
-                          </m:ctrlPr>
-                        </m:sSubSupPr>
-                        <m:e>
-                          <m:r>
-                            <w:rPr>
-                              <w:rFonts w:ascii="Cambria Math" w:eastAsiaTheme="minorEastAsia" w:hAnsi="Cambria Math"/>
-                            </w:rPr>
-                            <m:t>r</m:t>
-                          </m:r>
-                        </m:e>
-                        <m:sub>
-                          <m:r>
-                            <w:rPr>
-                              <w:rFonts w:ascii="Cambria Math" w:eastAsiaTheme="minorEastAsia" w:hAnsi="Cambria Math"/>
-                            </w:rPr>
-                            <m:t>jk</m:t>
-                          </m:r>
-                        </m:sub>
-                        <m:sup>
-                          <m:r>
-                            <w:rPr>
-                              <w:rFonts w:ascii="Cambria Math" w:eastAsiaTheme="minorEastAsia" w:hAnsi="Cambria Math"/>
-                            </w:rPr>
-                            <m:t>cum</m:t>
-                          </m:r>
-                        </m:sup>
-                      </m:sSubSup>
-                      <m:r>
-                        <w:rPr>
-                          <w:rFonts w:ascii="Cambria Math" w:eastAsiaTheme="minorEastAsia" w:hAnsi="Cambria Math"/>
-                        </w:rPr>
-                        <m:t>)</m:t>
-                      </m:r>
-                    </m:e>
-                    <m:sup>
-                      <m:r>
-                        <w:rPr>
-                          <w:rFonts w:ascii="Cambria Math" w:eastAsiaTheme="minorEastAsia" w:hAnsi="Cambria Math"/>
-                        </w:rPr>
-                        <m:t>2</m:t>
-                      </m:r>
-                    </m:sup>
-                  </m:sSup>
-                </m:e>
-              </m:nary>
-            </m:e>
-          </m:rad>
-          <m:r>
-            <w:rPr>
-              <w:rFonts w:ascii="Cambria Math" w:eastAsiaTheme="minorEastAsia" w:hAnsi="Cambria Math"/>
-            </w:rPr>
-            <m:t>,  dla 1 ≤i &lt;j ≤T</m:t>
-          </m:r>
-          <w:commentRangeEnd w:id="23"/>
-          <m:r>
-            <m:rPr>
-              <m:sty m:val="p"/>
-            </m:rPr>
-            <w:rPr>
-              <w:rStyle w:val="CommentReference"/>
-            </w:rPr>
-            <w:commentReference w:id="23"/>
-          </m:r>
-        </m:oMath>
-      </m:oMathPara>
+      <w:commentRangeStart w:id="26"/>
+      <m:oMath>
+        <m:r>
+          <w:rPr>
+            <w:rFonts w:ascii="Cambria Math" w:hAnsi="Cambria Math"/>
+          </w:rPr>
+          <m:t>d</m:t>
+        </m:r>
+        <m:d>
+          <m:dPr>
+            <m:ctrlPr>
+              <w:rPr>
+                <w:rFonts w:ascii="Cambria Math" w:hAnsi="Cambria Math"/>
+                <w:i/>
+              </w:rPr>
+            </m:ctrlPr>
+          </m:dPr>
+          <m:e>
+            <m:sSubSup>
+              <m:sSubSupPr>
+                <m:ctrlPr>
+                  <w:rPr>
+                    <w:rFonts w:ascii="Cambria Math" w:hAnsi="Cambria Math"/>
+                    <w:i/>
+                  </w:rPr>
+                </m:ctrlPr>
+              </m:sSubSupPr>
+              <m:e>
+                <m:r>
+                  <w:rPr>
+                    <w:rFonts w:ascii="Cambria Math" w:hAnsi="Cambria Math"/>
+                  </w:rPr>
+                  <m:t>r</m:t>
+                </m:r>
+              </m:e>
+              <m:sub>
+                <m:r>
+                  <w:rPr>
+                    <w:rFonts w:ascii="Cambria Math" w:hAnsi="Cambria Math"/>
+                  </w:rPr>
+                  <m:t>i</m:t>
+                </m:r>
+              </m:sub>
+              <m:sup>
+                <m:r>
+                  <w:rPr>
+                    <w:rFonts w:ascii="Cambria Math" w:hAnsi="Cambria Math"/>
+                  </w:rPr>
+                  <m:t>cum</m:t>
+                </m:r>
+              </m:sup>
+            </m:sSubSup>
+            <m:r>
+              <w:rPr>
+                <w:rFonts w:ascii="Cambria Math" w:eastAsiaTheme="minorEastAsia" w:hAnsi="Cambria Math"/>
+              </w:rPr>
+              <m:t xml:space="preserve">, </m:t>
+            </m:r>
+            <m:sSubSup>
+              <m:sSubSupPr>
+                <m:ctrlPr>
+                  <w:rPr>
+                    <w:rFonts w:ascii="Cambria Math" w:eastAsiaTheme="minorEastAsia" w:hAnsi="Cambria Math"/>
+                    <w:i/>
+                  </w:rPr>
+                </m:ctrlPr>
+              </m:sSubSupPr>
+              <m:e>
+                <m:r>
+                  <w:rPr>
+                    <w:rFonts w:ascii="Cambria Math" w:eastAsiaTheme="minorEastAsia" w:hAnsi="Cambria Math"/>
+                  </w:rPr>
+                  <m:t>r</m:t>
+                </m:r>
+              </m:e>
+              <m:sub>
+                <m:r>
+                  <w:rPr>
+                    <w:rFonts w:ascii="Cambria Math" w:eastAsiaTheme="minorEastAsia" w:hAnsi="Cambria Math"/>
+                  </w:rPr>
+                  <m:t>j</m:t>
+                </m:r>
+              </m:sub>
+              <m:sup>
+                <m:r>
+                  <w:rPr>
+                    <w:rFonts w:ascii="Cambria Math" w:eastAsiaTheme="minorEastAsia" w:hAnsi="Cambria Math"/>
+                  </w:rPr>
+                  <m:t>cum</m:t>
+                </m:r>
+              </m:sup>
+            </m:sSubSup>
+            <m:ctrlPr>
+              <w:rPr>
+                <w:rFonts w:ascii="Cambria Math" w:eastAsiaTheme="minorEastAsia" w:hAnsi="Cambria Math"/>
+                <w:i/>
+              </w:rPr>
+            </m:ctrlPr>
+          </m:e>
+        </m:d>
+        <m:r>
+          <w:rPr>
+            <w:rFonts w:ascii="Cambria Math" w:eastAsiaTheme="minorEastAsia" w:hAnsi="Cambria Math"/>
+          </w:rPr>
+          <m:t xml:space="preserve">= </m:t>
+        </m:r>
+        <m:rad>
+          <m:radPr>
+            <m:degHide m:val="1"/>
+            <m:ctrlPr>
+              <w:rPr>
+                <w:rFonts w:ascii="Cambria Math" w:eastAsiaTheme="minorEastAsia" w:hAnsi="Cambria Math"/>
+                <w:i/>
+              </w:rPr>
+            </m:ctrlPr>
+          </m:radPr>
+          <m:deg/>
+          <m:e>
+            <m:nary>
+              <m:naryPr>
+                <m:chr m:val="∑"/>
+                <m:limLoc m:val="undOvr"/>
+                <m:ctrlPr>
+                  <w:rPr>
+                    <w:rFonts w:ascii="Cambria Math" w:eastAsiaTheme="minorEastAsia" w:hAnsi="Cambria Math"/>
+                    <w:i/>
+                  </w:rPr>
+                </m:ctrlPr>
+              </m:naryPr>
+              <m:sub>
+                <m:r>
+                  <w:rPr>
+                    <w:rFonts w:ascii="Cambria Math" w:eastAsiaTheme="minorEastAsia" w:hAnsi="Cambria Math"/>
+                  </w:rPr>
+                  <m:t>t</m:t>
+                </m:r>
+                <m:r>
+                  <w:rPr>
+                    <w:rFonts w:ascii="Cambria Math" w:eastAsiaTheme="minorEastAsia" w:hAnsi="Cambria Math"/>
+                  </w:rPr>
+                  <m:t>=1</m:t>
+                </m:r>
+              </m:sub>
+              <m:sup>
+                <m:r>
+                  <w:rPr>
+                    <w:rFonts w:ascii="Cambria Math" w:eastAsiaTheme="minorEastAsia" w:hAnsi="Cambria Math"/>
+                  </w:rPr>
+                  <m:t>T</m:t>
+                </m:r>
+              </m:sup>
+              <m:e>
+                <m:sSup>
+                  <m:sSupPr>
+                    <m:ctrlPr>
+                      <w:rPr>
+                        <w:rFonts w:ascii="Cambria Math" w:eastAsiaTheme="minorEastAsia" w:hAnsi="Cambria Math"/>
+                        <w:i/>
+                      </w:rPr>
+                    </m:ctrlPr>
+                  </m:sSupPr>
+                  <m:e>
+                    <m:r>
+                      <w:rPr>
+                        <w:rFonts w:ascii="Cambria Math" w:eastAsiaTheme="minorEastAsia" w:hAnsi="Cambria Math"/>
+                      </w:rPr>
+                      <m:t>(</m:t>
+                    </m:r>
+                    <m:sSubSup>
+                      <m:sSubSupPr>
+                        <m:ctrlPr>
+                          <w:rPr>
+                            <w:rFonts w:ascii="Cambria Math" w:eastAsiaTheme="minorEastAsia" w:hAnsi="Cambria Math"/>
+                            <w:i/>
+                          </w:rPr>
+                        </m:ctrlPr>
+                      </m:sSubSupPr>
+                      <m:e>
+                        <m:r>
+                          <w:rPr>
+                            <w:rFonts w:ascii="Cambria Math" w:eastAsiaTheme="minorEastAsia" w:hAnsi="Cambria Math"/>
+                          </w:rPr>
+                          <m:t>r</m:t>
+                        </m:r>
+                      </m:e>
+                      <m:sub>
+                        <m:r>
+                          <w:rPr>
+                            <w:rFonts w:ascii="Cambria Math" w:eastAsiaTheme="minorEastAsia" w:hAnsi="Cambria Math"/>
+                          </w:rPr>
+                          <m:t>i</m:t>
+                        </m:r>
+                      </m:sub>
+                      <m:sup>
+                        <m:r>
+                          <w:rPr>
+                            <w:rFonts w:ascii="Cambria Math" w:eastAsiaTheme="minorEastAsia" w:hAnsi="Cambria Math"/>
+                          </w:rPr>
+                          <m:t>cum</m:t>
+                        </m:r>
+                      </m:sup>
+                    </m:sSubSup>
+                    <m:r>
+                      <w:rPr>
+                        <w:rFonts w:ascii="Cambria Math" w:eastAsiaTheme="minorEastAsia" w:hAnsi="Cambria Math"/>
+                      </w:rPr>
+                      <m:t>(t)</m:t>
+                    </m:r>
+                    <m:r>
+                      <w:rPr>
+                        <w:rFonts w:ascii="Cambria Math" w:eastAsiaTheme="minorEastAsia" w:hAnsi="Cambria Math"/>
+                      </w:rPr>
+                      <m:t>-</m:t>
+                    </m:r>
+                    <m:sSubSup>
+                      <m:sSubSupPr>
+                        <m:ctrlPr>
+                          <w:rPr>
+                            <w:rFonts w:ascii="Cambria Math" w:eastAsiaTheme="minorEastAsia" w:hAnsi="Cambria Math"/>
+                            <w:i/>
+                          </w:rPr>
+                        </m:ctrlPr>
+                      </m:sSubSupPr>
+                      <m:e>
+                        <m:r>
+                          <w:rPr>
+                            <w:rFonts w:ascii="Cambria Math" w:eastAsiaTheme="minorEastAsia" w:hAnsi="Cambria Math"/>
+                          </w:rPr>
+                          <m:t>r</m:t>
+                        </m:r>
+                      </m:e>
+                      <m:sub>
+                        <m:r>
+                          <w:rPr>
+                            <w:rFonts w:ascii="Cambria Math" w:eastAsiaTheme="minorEastAsia" w:hAnsi="Cambria Math"/>
+                          </w:rPr>
+                          <m:t>j</m:t>
+                        </m:r>
+                      </m:sub>
+                      <m:sup>
+                        <m:r>
+                          <w:rPr>
+                            <w:rFonts w:ascii="Cambria Math" w:eastAsiaTheme="minorEastAsia" w:hAnsi="Cambria Math"/>
+                          </w:rPr>
+                          <m:t>cum</m:t>
+                        </m:r>
+                      </m:sup>
+                    </m:sSubSup>
+                    <m:r>
+                      <w:rPr>
+                        <w:rFonts w:ascii="Cambria Math" w:eastAsiaTheme="minorEastAsia" w:hAnsi="Cambria Math"/>
+                      </w:rPr>
+                      <m:t>(t)</m:t>
+                    </m:r>
+                    <m:r>
+                      <w:rPr>
+                        <w:rFonts w:ascii="Cambria Math" w:eastAsiaTheme="minorEastAsia" w:hAnsi="Cambria Math"/>
+                      </w:rPr>
+                      <m:t>)</m:t>
+                    </m:r>
+                  </m:e>
+                  <m:sup>
+                    <m:r>
+                      <w:rPr>
+                        <w:rFonts w:ascii="Cambria Math" w:eastAsiaTheme="minorEastAsia" w:hAnsi="Cambria Math"/>
+                      </w:rPr>
+                      <m:t>2</m:t>
+                    </m:r>
+                  </m:sup>
+                </m:sSup>
+              </m:e>
+            </m:nary>
+          </m:e>
+        </m:rad>
+        <m:r>
+          <w:rPr>
+            <w:rFonts w:ascii="Cambria Math" w:eastAsiaTheme="minorEastAsia" w:hAnsi="Cambria Math"/>
+          </w:rPr>
+          <m:t>,  dla 1 ≤i &lt;j ≤T</m:t>
+        </m:r>
+        <w:commentRangeEnd w:id="26"/>
+        <m:r>
+          <m:rPr>
+            <m:sty m:val="p"/>
+          </m:rPr>
+          <w:rPr>
+            <w:rStyle w:val="CommentReference"/>
+          </w:rPr>
+          <w:commentReference w:id="26"/>
+        </m:r>
+      </m:oMath>
+      <w:r>
+        <w:rPr>
+          <w:rFonts w:eastAsiaTheme="minorEastAsia"/>
+        </w:rPr>
+        <w:t xml:space="preserve"> </w:t>
+      </w:r>
     </w:p>
     <w:p>
       <w:pPr>
@@ -7962,10 +9144,19 @@
         </w:rPr>
         <w:t xml:space="preserve"> – zwroty skumulowane i-tej spółki</w:t>
       </w:r>
+      <w:r>
+        <w:rPr>
+          <w:rFonts w:eastAsiaTheme="minorEastAsia"/>
+        </w:rPr>
+        <w:t>,</w:t>
+      </w:r>
     </w:p>
     <w:p>
       <w:pPr>
         <w:ind w:firstLine="0"/>
+        <w:rPr>
+          <w:rFonts w:eastAsiaTheme="minorEastAsia"/>
+        </w:rPr>
       </w:pPr>
       <m:oMath>
         <m:sSubSup>
@@ -8020,7 +9211,7 @@
       <w:r>
         <w:t xml:space="preserve"> </w:t>
       </w:r>
-      <w:commentRangeStart w:id="24"/>
+      <w:commentRangeStart w:id="27"/>
       <w:r>
         <w:t>1</w:t>
       </w:r>
@@ -8033,12 +9224,12 @@
       <w:r>
         <w:t>par</w:t>
       </w:r>
-      <w:commentRangeEnd w:id="24"/>
+      <w:commentRangeEnd w:id="27"/>
       <w:r>
         <w:rPr>
           <w:rStyle w:val="CommentReference"/>
         </w:rPr>
-        <w:commentReference w:id="24"/>
+        <w:commentReference w:id="27"/>
       </w:r>
       <w:r>
         <w:t xml:space="preserve">, dla których dystans między wektorami zwrotów jest najmniejszy. </w:t>
@@ -8085,10 +9276,16 @@
                 <w:rPr>
                   <w:rFonts w:ascii="Cambria Math" w:hAnsi="Cambria Math"/>
                 </w:rPr>
-                <m:t>ij,t</m:t>
+                <m:t>ij</m:t>
               </m:r>
             </m:sub>
           </m:sSub>
+          <m:r>
+            <w:rPr>
+              <w:rFonts w:ascii="Cambria Math" w:hAnsi="Cambria Math"/>
+            </w:rPr>
+            <m:t>(t)</m:t>
+          </m:r>
           <m:r>
             <w:rPr>
               <w:rFonts w:ascii="Cambria Math" w:hAnsi="Cambria Math"/>
@@ -8117,7 +9314,7 @@
                 <w:rPr>
                   <w:rFonts w:ascii="Cambria Math" w:hAnsi="Cambria Math"/>
                 </w:rPr>
-                <m:t>i,t</m:t>
+                <m:t>i</m:t>
               </m:r>
             </m:sub>
             <m:sup>
@@ -8129,6 +9326,12 @@
               </m:r>
             </m:sup>
           </m:sSubSup>
+          <m:r>
+            <w:rPr>
+              <w:rFonts w:ascii="Cambria Math" w:hAnsi="Cambria Math"/>
+            </w:rPr>
+            <m:t>(t)</m:t>
+          </m:r>
           <m:r>
             <w:rPr>
               <w:rFonts w:ascii="Cambria Math" w:hAnsi="Cambria Math"/>
@@ -8157,7 +9360,7 @@
                 <w:rPr>
                   <w:rFonts w:ascii="Cambria Math" w:hAnsi="Cambria Math"/>
                 </w:rPr>
-                <m:t>j,t</m:t>
+                <m:t>j</m:t>
               </m:r>
             </m:sub>
             <m:sup>
@@ -8169,10 +9372,16 @@
               </m:r>
             </m:sup>
           </m:sSubSup>
+          <m:r>
+            <w:rPr>
+              <w:rFonts w:ascii="Cambria Math" w:hAnsi="Cambria Math"/>
+            </w:rPr>
+            <m:t>(t)</m:t>
+          </m:r>
         </m:oMath>
       </m:oMathPara>
     </w:p>
-    <w:commentRangeStart w:id="25"/>
+    <w:commentRangeStart w:id="28"/>
     <w:p>
       <w:pPr>
         <w:jc w:val="center"/>
@@ -8274,7 +9483,7 @@
                         <w:rPr>
                           <w:rFonts w:ascii="Cambria Math" w:hAnsi="Cambria Math"/>
                         </w:rPr>
-                        <m:t>ij,t</m:t>
+                        <m:t>ij</m:t>
                       </m:r>
                     </m:sub>
                   </m:sSub>
@@ -8290,7 +9499,7 @@
               </m:r>
             </m:den>
           </m:f>
-          <w:commentRangeEnd w:id="25"/>
+          <w:commentRangeEnd w:id="28"/>
           <m:r>
             <m:rPr>
               <m:sty m:val="p"/>
@@ -8298,7 +9507,7 @@
             <w:rPr>
               <w:rStyle w:val="CommentReference"/>
             </w:rPr>
-            <w:commentReference w:id="25"/>
+            <w:commentReference w:id="28"/>
           </m:r>
         </m:oMath>
       </m:oMathPara>
@@ -8448,10 +9657,16 @@
                             <w:rPr>
                               <w:rFonts w:ascii="Cambria Math" w:eastAsiaTheme="minorEastAsia" w:hAnsi="Cambria Math"/>
                             </w:rPr>
-                            <m:t>ij,t</m:t>
+                            <m:t>ij</m:t>
                           </m:r>
                         </m:sub>
                       </m:sSub>
+                      <m:r>
+                        <w:rPr>
+                          <w:rFonts w:ascii="Cambria Math" w:eastAsiaTheme="minorEastAsia" w:hAnsi="Cambria Math"/>
+                        </w:rPr>
+                        <m:t>(t)</m:t>
+                      </m:r>
                       <m:r>
                         <w:rPr>
                           <w:rFonts w:ascii="Cambria Math" w:eastAsiaTheme="minorEastAsia" w:hAnsi="Cambria Math"/>
@@ -8488,6 +9703,12 @@
                         <w:rPr>
                           <w:rFonts w:ascii="Cambria Math" w:eastAsiaTheme="minorEastAsia" w:hAnsi="Cambria Math"/>
                         </w:rPr>
+                        <m:t>(t)</m:t>
+                      </m:r>
+                      <m:r>
+                        <w:rPr>
+                          <w:rFonts w:ascii="Cambria Math" w:eastAsiaTheme="minorEastAsia" w:hAnsi="Cambria Math"/>
+                        </w:rPr>
                         <m:t>)</m:t>
                       </m:r>
                     </m:e>
@@ -8765,22 +9986,48 @@
               </m:ctrlPr>
             </m:sSubPr>
             <m:e>
-              <m:r>
-                <w:rPr>
-                  <w:rFonts w:ascii="Cambria Math" w:hAnsi="Cambria Math"/>
-                </w:rPr>
-                <m:t>z_score</m:t>
-              </m:r>
+              <m:sSub>
+                <m:sSubPr>
+                  <m:ctrlPr>
+                    <w:rPr>
+                      <w:rFonts w:ascii="Cambria Math" w:hAnsi="Cambria Math"/>
+                      <w:i/>
+                    </w:rPr>
+                  </m:ctrlPr>
+                </m:sSubPr>
+                <m:e>
+                  <m:r>
+                    <w:rPr>
+                      <w:rFonts w:ascii="Cambria Math" w:hAnsi="Cambria Math"/>
+                    </w:rPr>
+                    <m:t>z</m:t>
+                  </m:r>
+                </m:e>
+                <m:sub>
+                  <m:r>
+                    <w:rPr>
+                      <w:rFonts w:ascii="Cambria Math" w:hAnsi="Cambria Math"/>
+                    </w:rPr>
+                    <m:t>score</m:t>
+                  </m:r>
+                </m:sub>
+              </m:sSub>
             </m:e>
             <m:sub>
               <m:r>
                 <w:rPr>
                   <w:rFonts w:ascii="Cambria Math" w:hAnsi="Cambria Math"/>
                 </w:rPr>
-                <m:t>ij,t</m:t>
+                <m:t>ij</m:t>
               </m:r>
             </m:sub>
           </m:sSub>
+          <m:r>
+            <w:rPr>
+              <w:rFonts w:ascii="Cambria Math" w:hAnsi="Cambria Math"/>
+            </w:rPr>
+            <m:t>(t)</m:t>
+          </m:r>
           <m:r>
             <w:rPr>
               <w:rFonts w:ascii="Cambria Math" w:hAnsi="Cambria Math"/>
@@ -8819,10 +10066,16 @@
                     <w:rPr>
                       <w:rFonts w:ascii="Cambria Math" w:hAnsi="Cambria Math"/>
                     </w:rPr>
-                    <m:t>ij,t</m:t>
+                    <m:t>ij</m:t>
                   </m:r>
                 </m:sub>
               </m:sSub>
+              <m:r>
+                <w:rPr>
+                  <w:rFonts w:ascii="Cambria Math" w:hAnsi="Cambria Math"/>
+                </w:rPr>
+                <m:t>(t)</m:t>
+              </m:r>
               <m:r>
                 <w:rPr>
                   <w:rFonts w:ascii="Cambria Math" w:hAnsi="Cambria Math"/>
@@ -8925,8 +10178,11 @@
     <w:p/>
     <w:p>
       <w:r>
+        <w:t xml:space="preserve">Strategia wygenerowała średnio 5% nadzwyczajnych zwrotów dla 5 par o najniższej metryce euklidesowej, 6% dla 20 najlepszych par, ale już dla </w:t>
+      </w:r>
+      <w:r>
         <w:lastRenderedPageBreak/>
-        <w:t>Strategia wygenerowała średnio 5% nadzwyczajnych zwrotów dla 5 par o najniższej metryce euklidesowej, 6% dla 20 najlepszych par, ale już dla wszystkich par średnie nadzwyczajne zwroty wynosiły 4%. Eksperyment został powtórzony „out of sample” w 2006 roku (Gatev, 2006</w:t>
+        <w:t>wszystkich par średnie nadzwyczajne zwroty wynosiły 4%. Eksperyment został powtórzony „out of sample” w 2006 roku (Gatev, 2006</w:t>
       </w:r>
       <w:r>
         <w:t>, s. 20-30</w:t>
@@ -8941,7 +10197,6 @@
         <w:t>Pomimo tego strategia dalej utrzymuje pozytywne zwroty, a jej Sharpe jest między 4 a 6 razy większy od rynkowego.</w:t>
       </w:r>
     </w:p>
-    <w:p/>
     <w:p>
       <w:r>
         <w:t xml:space="preserve">W 2024 roku strategia została zreplikowana </w:t>
@@ -8992,7 +10247,6 @@
         <w:t xml:space="preserve"> z 0.81 przy 20 parach do 1.345.</w:t>
       </w:r>
     </w:p>
-    <w:p/>
     <w:p>
       <w:r>
         <w:t>Inne wyniki uzyskał</w:t>
@@ -9099,7 +10353,7 @@
       <w:r>
         <w:t xml:space="preserve"> są I(1) </w:t>
       </w:r>
-      <w:commentRangeStart w:id="26"/>
+      <w:commentRangeStart w:id="29"/>
       <w:r>
         <w:t>to są one skointegrowane jeżeli istnieje tak</w:t>
       </w:r>
@@ -9284,12 +10538,12 @@
         </w:rPr>
         <w:t>reszty kointegracji</w:t>
       </w:r>
-      <w:commentRangeEnd w:id="26"/>
+      <w:commentRangeEnd w:id="29"/>
       <w:r>
         <w:rPr>
           <w:rStyle w:val="CommentReference"/>
         </w:rPr>
-        <w:commentReference w:id="26"/>
+        <w:commentReference w:id="29"/>
       </w:r>
     </w:p>
     <w:p/>
@@ -10003,7 +11257,7 @@
           <w:rFonts w:eastAsiaTheme="minorEastAsia"/>
         </w:rPr>
       </w:pPr>
-      <w:commentRangeStart w:id="27"/>
+      <w:commentRangeStart w:id="30"/>
       <w:r>
         <w:t xml:space="preserve">Kluczowym elementem jest </w:t>
       </w:r>
@@ -10281,12 +11535,12 @@
         </w:rPr>
         <w:t>:</w:t>
       </w:r>
-      <w:commentRangeEnd w:id="27"/>
+      <w:commentRangeEnd w:id="30"/>
       <w:r>
         <w:rPr>
           <w:rStyle w:val="CommentReference"/>
         </w:rPr>
-        <w:commentReference w:id="27"/>
+        <w:commentReference w:id="30"/>
       </w:r>
     </w:p>
     <w:p>
@@ -10461,13 +11715,6 @@
         </w:rPr>
         <w:t xml:space="preserve">a to skumulowane zwroty z akcji muszą być ze sobą skointegrowane. </w:t>
       </w:r>
-    </w:p>
-    <w:p>
-      <w:pPr>
-        <w:rPr>
-          <w:rFonts w:cs="Times New Roman"/>
-        </w:rPr>
-      </w:pPr>
     </w:p>
     <w:p>
       <w:pPr>
@@ -11748,10 +12995,7 @@
         <w:t xml:space="preserve"> </w:t>
       </w:r>
       <w:r>
-        <w:rPr>
-          <w:color w:val="EE0000"/>
-        </w:rPr>
-        <w:t>(rok)</w:t>
+        <w:t>(2005)</w:t>
       </w:r>
       <w:r>
         <w:t xml:space="preserve"> zaproponowa</w:t>
@@ -12889,39 +14133,26 @@
       <w:pPr>
         <w:pStyle w:val="Caption"/>
       </w:pPr>
-      <w:bookmarkStart w:id="28" w:name="_Toc204209263"/>
+      <w:bookmarkStart w:id="31" w:name="_Toc204209263"/>
       <w:r>
         <w:lastRenderedPageBreak/>
         <w:t xml:space="preserve">Wykres </w:t>
       </w:r>
-      <w:r>
-        <w:fldChar w:fldCharType="begin"/>
-      </w:r>
-      <w:r>
-        <w:instrText xml:space="preserve"> SEQ Wykres \* ARABIC </w:instrText>
-      </w:r>
-      <w:r>
-        <w:fldChar w:fldCharType="separate"/>
-      </w:r>
-      <w:r>
-        <w:rPr>
-          <w:noProof/>
-        </w:rPr>
-        <w:t>3</w:t>
-      </w:r>
-      <w:r>
-        <w:rPr>
-          <w:noProof/>
-        </w:rPr>
-        <w:fldChar w:fldCharType="end"/>
-      </w:r>
+      <w:fldSimple w:instr=" SEQ Wykres \* ARABIC ">
+        <w:r>
+          <w:rPr>
+            <w:noProof/>
+          </w:rPr>
+          <w:t>3</w:t>
+        </w:r>
+      </w:fldSimple>
       <w:r>
         <w:t xml:space="preserve">. Skumulowane zwroty </w:t>
       </w:r>
       <w:r>
         <w:t>spółek w okresie formacyjnym.</w:t>
       </w:r>
-      <w:bookmarkEnd w:id="28"/>
+      <w:bookmarkEnd w:id="31"/>
     </w:p>
     <w:p>
       <w:r>
@@ -12987,45 +14218,32 @@
       <w:pPr>
         <w:pStyle w:val="Caption"/>
       </w:pPr>
-      <w:bookmarkStart w:id="29" w:name="_Toc204209264"/>
-      <w:commentRangeStart w:id="30"/>
+      <w:bookmarkStart w:id="32" w:name="_Toc204209264"/>
+      <w:commentRangeStart w:id="33"/>
       <w:r>
         <w:t xml:space="preserve">Wykres </w:t>
       </w:r>
-      <w:r>
-        <w:fldChar w:fldCharType="begin"/>
-      </w:r>
-      <w:r>
-        <w:instrText xml:space="preserve"> SEQ Wykres \* ARABIC </w:instrText>
-      </w:r>
-      <w:r>
-        <w:fldChar w:fldCharType="separate"/>
-      </w:r>
-      <w:r>
-        <w:rPr>
-          <w:noProof/>
-        </w:rPr>
-        <w:t>4</w:t>
-      </w:r>
-      <w:r>
-        <w:rPr>
-          <w:noProof/>
-        </w:rPr>
-        <w:fldChar w:fldCharType="end"/>
-      </w:r>
+      <w:fldSimple w:instr=" SEQ Wykres \* ARABIC ">
+        <w:r>
+          <w:rPr>
+            <w:noProof/>
+          </w:rPr>
+          <w:t>4</w:t>
+        </w:r>
+      </w:fldSimple>
       <w:r>
         <w:t xml:space="preserve">. Skumulowane zwroty spółek w okresie </w:t>
       </w:r>
       <w:r>
         <w:t>handlowym.</w:t>
       </w:r>
-      <w:bookmarkEnd w:id="29"/>
-      <w:commentRangeEnd w:id="30"/>
+      <w:bookmarkEnd w:id="32"/>
+      <w:commentRangeEnd w:id="33"/>
       <w:r>
         <w:rPr>
           <w:rStyle w:val="CommentReference"/>
         </w:rPr>
-        <w:commentReference w:id="30"/>
+        <w:commentReference w:id="33"/>
       </w:r>
     </w:p>
     <w:p>
@@ -13194,7 +14412,7 @@
       </w:r>
     </w:p>
     <w:p/>
-    <w:commentRangeStart w:id="31"/>
+    <w:commentRangeStart w:id="34"/>
     <w:p>
       <w:pPr>
         <w:jc w:val="center"/>
@@ -13631,7 +14849,7 @@
               </m:rad>
             </m:e>
           </m:nary>
-          <w:commentRangeEnd w:id="31"/>
+          <w:commentRangeEnd w:id="34"/>
           <m:r>
             <m:rPr>
               <m:sty m:val="p"/>
@@ -13639,7 +14857,7 @@
             <w:rPr>
               <w:rStyle w:val="CommentReference"/>
             </w:rPr>
-            <w:commentReference w:id="31"/>
+            <w:commentReference w:id="34"/>
           </m:r>
         </m:oMath>
       </m:oMathPara>
@@ -14196,39 +15414,26 @@
       <w:pPr>
         <w:pStyle w:val="Caption"/>
       </w:pPr>
-      <w:bookmarkStart w:id="32" w:name="_Toc204209265"/>
+      <w:bookmarkStart w:id="35" w:name="_Toc204209265"/>
       <w:r>
         <w:lastRenderedPageBreak/>
         <w:t xml:space="preserve">Wykres </w:t>
       </w:r>
-      <w:r>
-        <w:fldChar w:fldCharType="begin"/>
-      </w:r>
-      <w:r>
-        <w:instrText xml:space="preserve"> SEQ Wykres \* ARABIC </w:instrText>
-      </w:r>
-      <w:r>
-        <w:fldChar w:fldCharType="separate"/>
-      </w:r>
-      <w:r>
-        <w:rPr>
-          <w:noProof/>
-        </w:rPr>
-        <w:t>5</w:t>
-      </w:r>
-      <w:r>
-        <w:rPr>
-          <w:noProof/>
-        </w:rPr>
-        <w:fldChar w:fldCharType="end"/>
-      </w:r>
+      <w:fldSimple w:instr=" SEQ Wykres \* ARABIC ">
+        <w:r>
+          <w:rPr>
+            <w:noProof/>
+          </w:rPr>
+          <w:t>5</w:t>
+        </w:r>
+      </w:fldSimple>
       <w:r>
         <w:t xml:space="preserve">. </w:t>
       </w:r>
       <w:r>
         <w:t>Wykres spreadu Apple i Mety w okresie handlowym</w:t>
       </w:r>
-      <w:bookmarkEnd w:id="32"/>
+      <w:bookmarkEnd w:id="35"/>
     </w:p>
     <w:p>
       <w:pPr>
@@ -14301,38 +15506,25 @@
       <w:r>
         <w:t xml:space="preserve"> </w:t>
       </w:r>
-      <w:bookmarkStart w:id="33" w:name="_Toc204209266"/>
+      <w:bookmarkStart w:id="36" w:name="_Toc204209266"/>
       <w:r>
         <w:t xml:space="preserve">Wykres </w:t>
       </w:r>
-      <w:r>
-        <w:fldChar w:fldCharType="begin"/>
-      </w:r>
-      <w:r>
-        <w:instrText xml:space="preserve"> SEQ Wykres \* ARABIC </w:instrText>
-      </w:r>
-      <w:r>
-        <w:fldChar w:fldCharType="separate"/>
-      </w:r>
-      <w:r>
-        <w:rPr>
-          <w:noProof/>
-        </w:rPr>
-        <w:t>6</w:t>
-      </w:r>
-      <w:r>
-        <w:rPr>
-          <w:noProof/>
-        </w:rPr>
-        <w:fldChar w:fldCharType="end"/>
-      </w:r>
+      <w:fldSimple w:instr=" SEQ Wykres \* ARABIC ">
+        <w:r>
+          <w:rPr>
+            <w:noProof/>
+          </w:rPr>
+          <w:t>6</w:t>
+        </w:r>
+      </w:fldSimple>
       <w:r>
         <w:t xml:space="preserve">. </w:t>
       </w:r>
       <w:r>
         <w:t>Wykres spreadu Apple i Google w okresie handlowym</w:t>
       </w:r>
-      <w:bookmarkEnd w:id="33"/>
+      <w:bookmarkEnd w:id="36"/>
     </w:p>
     <w:p>
       <w:r>
@@ -14399,32 +15591,22 @@
       <w:pPr>
         <w:pStyle w:val="Caption"/>
       </w:pPr>
-      <w:bookmarkStart w:id="34" w:name="_Toc204209267"/>
+      <w:bookmarkStart w:id="37" w:name="_Toc204209267"/>
       <w:r>
         <w:t xml:space="preserve">Wykres </w:t>
       </w:r>
-      <w:r>
-        <w:fldChar w:fldCharType="begin"/>
-      </w:r>
-      <w:r>
-        <w:instrText xml:space="preserve"> SEQ Wykres \* ARABIC </w:instrText>
-      </w:r>
-      <w:r>
-        <w:fldChar w:fldCharType="separate"/>
-      </w:r>
-      <w:r>
-        <w:t>7</w:t>
-      </w:r>
-      <w:r>
-        <w:fldChar w:fldCharType="end"/>
-      </w:r>
+      <w:fldSimple w:instr=" SEQ Wykres \* ARABIC ">
+        <w:r>
+          <w:t>7</w:t>
+        </w:r>
+      </w:fldSimple>
       <w:r>
         <w:t xml:space="preserve">. </w:t>
       </w:r>
       <w:r>
         <w:t>Wykres spreadu Nvidii i Adobe w okresie handlowym.</w:t>
       </w:r>
-      <w:bookmarkEnd w:id="34"/>
+      <w:bookmarkEnd w:id="37"/>
     </w:p>
     <w:p>
       <w:r>
@@ -14515,19 +15697,19 @@
       <w:r>
         <w:t xml:space="preserve"> dla </w:t>
       </w:r>
-      <w:commentRangeStart w:id="35"/>
+      <w:commentRangeStart w:id="38"/>
       <w:r>
         <w:t>każdego portfela</w:t>
       </w:r>
       <w:r>
         <w:t xml:space="preserve"> </w:t>
       </w:r>
-      <w:commentRangeEnd w:id="35"/>
+      <w:commentRangeEnd w:id="38"/>
       <w:r>
         <w:rPr>
           <w:rStyle w:val="CommentReference"/>
         </w:rPr>
-        <w:commentReference w:id="35"/>
+        <w:commentReference w:id="38"/>
       </w:r>
       <w:r>
         <w:t>zlicz</w:t>
@@ -14581,31 +15763,18 @@
       <w:pPr>
         <w:pStyle w:val="Caption"/>
       </w:pPr>
-      <w:bookmarkStart w:id="36" w:name="_Toc204209030"/>
+      <w:bookmarkStart w:id="39" w:name="_Toc204209030"/>
       <w:r>
         <w:t xml:space="preserve">Tabela </w:t>
       </w:r>
-      <w:r>
-        <w:fldChar w:fldCharType="begin"/>
-      </w:r>
-      <w:r>
-        <w:instrText xml:space="preserve"> SEQ Tabela \* ARABIC </w:instrText>
-      </w:r>
-      <w:r>
-        <w:fldChar w:fldCharType="separate"/>
-      </w:r>
-      <w:r>
-        <w:rPr>
-          <w:noProof/>
-        </w:rPr>
-        <w:t>1</w:t>
-      </w:r>
-      <w:r>
-        <w:rPr>
-          <w:noProof/>
-        </w:rPr>
-        <w:fldChar w:fldCharType="end"/>
-      </w:r>
+      <w:fldSimple w:instr=" SEQ Tabela \* ARABIC ">
+        <w:r>
+          <w:rPr>
+            <w:noProof/>
+          </w:rPr>
+          <w:t>1</w:t>
+        </w:r>
+      </w:fldSimple>
       <w:r>
         <w:t>. Statystyki dotyczące liczby wykonanych transa</w:t>
       </w:r>
@@ -14618,7 +15787,7 @@
       <w:r>
         <w:t>.</w:t>
       </w:r>
-      <w:bookmarkEnd w:id="36"/>
+      <w:bookmarkEnd w:id="39"/>
     </w:p>
     <w:tbl>
       <w:tblPr>
@@ -15178,33 +16347,23 @@
       <w:pPr>
         <w:pStyle w:val="Caption"/>
       </w:pPr>
-      <w:bookmarkStart w:id="37" w:name="_Toc204209268"/>
+      <w:bookmarkStart w:id="40" w:name="_Toc204209268"/>
       <w:r>
         <w:lastRenderedPageBreak/>
         <w:t xml:space="preserve">Wykres </w:t>
       </w:r>
-      <w:r>
-        <w:fldChar w:fldCharType="begin"/>
-      </w:r>
-      <w:r>
-        <w:instrText xml:space="preserve"> SEQ Wykres \* ARABIC </w:instrText>
-      </w:r>
-      <w:r>
-        <w:fldChar w:fldCharType="separate"/>
-      </w:r>
-      <w:r>
-        <w:t>8</w:t>
-      </w:r>
-      <w:r>
-        <w:fldChar w:fldCharType="end"/>
-      </w:r>
+      <w:fldSimple w:instr=" SEQ Wykres \* ARABIC ">
+        <w:r>
+          <w:t>8</w:t>
+        </w:r>
+      </w:fldSimple>
       <w:r>
         <w:t>.</w:t>
       </w:r>
       <w:r>
         <w:t xml:space="preserve"> Rozkład zwrotów wszystkich portfeli.</w:t>
       </w:r>
-      <w:bookmarkEnd w:id="37"/>
+      <w:bookmarkEnd w:id="40"/>
     </w:p>
     <w:p>
       <w:r>
@@ -15279,38 +16438,25 @@
       <w:pPr>
         <w:pStyle w:val="Caption"/>
       </w:pPr>
-      <w:bookmarkStart w:id="38" w:name="_Toc204209031"/>
+      <w:bookmarkStart w:id="41" w:name="_Toc204209031"/>
       <w:r>
         <w:t xml:space="preserve">Tabela </w:t>
       </w:r>
-      <w:r>
-        <w:fldChar w:fldCharType="begin"/>
-      </w:r>
-      <w:r>
-        <w:instrText xml:space="preserve"> SEQ Tabela \* ARABIC </w:instrText>
-      </w:r>
-      <w:r>
-        <w:fldChar w:fldCharType="separate"/>
-      </w:r>
-      <w:r>
-        <w:rPr>
-          <w:noProof/>
-        </w:rPr>
-        <w:t>2</w:t>
-      </w:r>
-      <w:r>
-        <w:rPr>
-          <w:noProof/>
-        </w:rPr>
-        <w:fldChar w:fldCharType="end"/>
-      </w:r>
+      <w:fldSimple w:instr=" SEQ Tabela \* ARABIC ">
+        <w:r>
+          <w:rPr>
+            <w:noProof/>
+          </w:rPr>
+          <w:t>2</w:t>
+        </w:r>
+      </w:fldSimple>
       <w:r>
         <w:t>. Statystyki dotyczące zwrotów ze strategii</w:t>
       </w:r>
       <w:r>
         <w:t xml:space="preserve"> Pairs Trading</w:t>
       </w:r>
-      <w:bookmarkEnd w:id="38"/>
+      <w:bookmarkEnd w:id="41"/>
     </w:p>
     <w:tbl>
       <w:tblPr>
@@ -15522,7 +16668,7 @@
                 <w:szCs w:val="24"/>
               </w:rPr>
             </w:pPr>
-            <w:commentRangeStart w:id="39"/>
+            <w:commentRangeStart w:id="42"/>
             <w:r>
               <w:rPr>
                 <w:sz w:val="24"/>
@@ -15544,12 +16690,12 @@
               </w:rPr>
               <w:t>%</w:t>
             </w:r>
-            <w:commentRangeEnd w:id="39"/>
+            <w:commentRangeEnd w:id="42"/>
             <w:r>
               <w:rPr>
                 <w:rStyle w:val="CommentReference"/>
               </w:rPr>
-              <w:commentReference w:id="39"/>
+              <w:commentReference w:id="42"/>
             </w:r>
           </w:p>
         </w:tc>
@@ -16040,7 +17186,7 @@
       <w:r>
         <w:t xml:space="preserve">. </w:t>
       </w:r>
-      <w:commentRangeStart w:id="40"/>
+      <w:commentRangeStart w:id="43"/>
       <w:r>
         <w:t xml:space="preserve">Wynik ten wskazuje, że mechanizm </w:t>
       </w:r>
@@ -16050,12 +17196,12 @@
       <w:r>
         <w:t>działał efektywnie w przypadku par zbieżnych, podczas gdy pary rozbieżne generowały znaczące straty.</w:t>
       </w:r>
-      <w:commentRangeEnd w:id="40"/>
+      <w:commentRangeEnd w:id="43"/>
       <w:r>
         <w:rPr>
           <w:rStyle w:val="CommentReference"/>
         </w:rPr>
-        <w:commentReference w:id="40"/>
+        <w:commentReference w:id="43"/>
       </w:r>
     </w:p>
     <w:p/>
@@ -16093,19 +17239,19 @@
       <w:r>
         <w:t xml:space="preserve"> na bardzo niską, ujemną wartość </w:t>
       </w:r>
-      <w:commentRangeStart w:id="41"/>
+      <w:commentRangeStart w:id="44"/>
       <w:r>
         <w:t>Sharpa</w:t>
       </w:r>
       <w:r>
         <w:t xml:space="preserve"> -2.84</w:t>
       </w:r>
-      <w:commentRangeEnd w:id="41"/>
+      <w:commentRangeEnd w:id="44"/>
       <w:r>
         <w:rPr>
           <w:rStyle w:val="CommentReference"/>
         </w:rPr>
-        <w:commentReference w:id="41"/>
+        <w:commentReference w:id="44"/>
       </w:r>
       <w:r>
         <w:t>. Świadczy to nie tylko o wysokich stratach, ale też wysoce zmiennych. Zyski z 9 zbieżnych par nie miały możliwości zniwelować tego efektu.</w:t>
@@ -16113,7 +17259,7 @@
     </w:p>
     <w:p/>
     <w:p>
-      <w:commentRangeStart w:id="42"/>
+      <w:commentRangeStart w:id="45"/>
       <w:r>
         <w:t>Badanie wyraźnie potwierdza, że pominięcie kluczowych metod selekcji pa</w:t>
       </w:r>
@@ -16123,12 +17269,12 @@
       <w:r>
         <w:t>takich jak metryki dystansowe i testy kointegracji znacząco obniża skuteczność strategii Pairs Trading</w:t>
       </w:r>
-      <w:commentRangeEnd w:id="42"/>
+      <w:commentRangeEnd w:id="45"/>
       <w:r>
         <w:rPr>
           <w:rStyle w:val="CommentReference"/>
         </w:rPr>
-        <w:commentReference w:id="42"/>
+        <w:commentReference w:id="45"/>
       </w:r>
       <w:r>
         <w:t>. W warunkach silnego trendu wzrostowego w sektorze technologicznym, brak wstępnej weryfikacji statystycznych zależności między parami aktywów doprowadził do dominacji par rozbieżnych, które generowały średnią stratę na poziomie</w:t>
@@ -16193,16 +17339,16 @@
       <w:r>
         <w:t xml:space="preserve">miała na celu zbadanie efektywności strategii Pairs Trading w kontekście rynku technologicznego, ze szczególnym uwzględnieniem wyzwań i metod jej implementacji. W trzech rozdziałach przedstawiono teoretyczne podstawy strategii tradingowych, specyfikę Pairs </w:t>
       </w:r>
-      <w:commentRangeStart w:id="43"/>
+      <w:commentRangeStart w:id="46"/>
       <w:r>
         <w:t>Trading oraz wyniki empiryczne jej zastosowania na danych z lat 2022-2023.</w:t>
       </w:r>
-      <w:commentRangeEnd w:id="43"/>
+      <w:commentRangeEnd w:id="46"/>
       <w:r>
         <w:rPr>
           <w:rStyle w:val="CommentReference"/>
         </w:rPr>
-        <w:commentReference w:id="43"/>
+        <w:commentReference w:id="46"/>
       </w:r>
     </w:p>
     <w:p>
@@ -17172,8 +18318,9 @@
         <w:pStyle w:val="Heading3"/>
         <w:numPr>
           <w:ilvl w:val="0"/>
-          <w:numId w:val="34"/>
+          <w:numId w:val="0"/>
         </w:numPr>
+        <w:ind w:left="567" w:hanging="283"/>
         <w:rPr>
           <w:b w:val="0"/>
           <w:bCs w:val="0"/>
@@ -17218,8 +18365,9 @@
         <w:pStyle w:val="Heading3"/>
         <w:numPr>
           <w:ilvl w:val="0"/>
-          <w:numId w:val="34"/>
+          <w:numId w:val="0"/>
         </w:numPr>
+        <w:ind w:left="567" w:hanging="283"/>
         <w:rPr>
           <w:b w:val="0"/>
           <w:bCs w:val="0"/>
@@ -17264,8 +18412,9 @@
         <w:pStyle w:val="Heading3"/>
         <w:numPr>
           <w:ilvl w:val="0"/>
-          <w:numId w:val="34"/>
+          <w:numId w:val="0"/>
         </w:numPr>
+        <w:ind w:left="567" w:hanging="283"/>
         <w:rPr>
           <w:b w:val="0"/>
           <w:bCs w:val="0"/>
@@ -17310,8 +18459,9 @@
         <w:pStyle w:val="Heading3"/>
         <w:numPr>
           <w:ilvl w:val="0"/>
-          <w:numId w:val="34"/>
+          <w:numId w:val="0"/>
         </w:numPr>
+        <w:ind w:left="567" w:hanging="283"/>
         <w:rPr>
           <w:b w:val="0"/>
           <w:bCs w:val="0"/>
@@ -17356,8 +18506,9 @@
         <w:pStyle w:val="Heading3"/>
         <w:numPr>
           <w:ilvl w:val="0"/>
-          <w:numId w:val="34"/>
+          <w:numId w:val="0"/>
         </w:numPr>
+        <w:ind w:left="567" w:hanging="283"/>
         <w:rPr>
           <w:b w:val="0"/>
           <w:bCs w:val="0"/>
@@ -17402,8 +18553,9 @@
         <w:pStyle w:val="Heading3"/>
         <w:numPr>
           <w:ilvl w:val="0"/>
-          <w:numId w:val="34"/>
+          <w:numId w:val="0"/>
         </w:numPr>
+        <w:ind w:left="567" w:hanging="283"/>
         <w:rPr>
           <w:b w:val="0"/>
           <w:bCs w:val="0"/>
@@ -17448,8 +18600,9 @@
         <w:pStyle w:val="Heading3"/>
         <w:numPr>
           <w:ilvl w:val="0"/>
-          <w:numId w:val="34"/>
+          <w:numId w:val="0"/>
         </w:numPr>
+        <w:ind w:left="567" w:hanging="283"/>
         <w:rPr>
           <w:b w:val="0"/>
           <w:bCs w:val="0"/>
@@ -17494,8 +18647,9 @@
         <w:pStyle w:val="Heading3"/>
         <w:numPr>
           <w:ilvl w:val="0"/>
-          <w:numId w:val="34"/>
+          <w:numId w:val="0"/>
         </w:numPr>
+        <w:ind w:left="567" w:hanging="283"/>
         <w:rPr>
           <w:b w:val="0"/>
           <w:bCs w:val="0"/>
@@ -17540,8 +18694,9 @@
         <w:pStyle w:val="Heading3"/>
         <w:numPr>
           <w:ilvl w:val="0"/>
-          <w:numId w:val="34"/>
+          <w:numId w:val="0"/>
         </w:numPr>
+        <w:ind w:left="567" w:hanging="283"/>
         <w:rPr>
           <w:b w:val="0"/>
           <w:bCs w:val="0"/>
@@ -17586,8 +18741,9 @@
         <w:pStyle w:val="Heading3"/>
         <w:numPr>
           <w:ilvl w:val="0"/>
-          <w:numId w:val="34"/>
+          <w:numId w:val="0"/>
         </w:numPr>
+        <w:ind w:left="567" w:hanging="283"/>
         <w:rPr>
           <w:b w:val="0"/>
           <w:bCs w:val="0"/>
@@ -17632,8 +18788,9 @@
         <w:pStyle w:val="Heading3"/>
         <w:numPr>
           <w:ilvl w:val="0"/>
-          <w:numId w:val="34"/>
+          <w:numId w:val="0"/>
         </w:numPr>
+        <w:ind w:left="567" w:hanging="283"/>
         <w:rPr>
           <w:b w:val="0"/>
           <w:bCs w:val="0"/>
@@ -17678,8 +18835,9 @@
         <w:pStyle w:val="Heading3"/>
         <w:numPr>
           <w:ilvl w:val="0"/>
-          <w:numId w:val="34"/>
+          <w:numId w:val="0"/>
         </w:numPr>
+        <w:ind w:left="567" w:hanging="283"/>
         <w:rPr>
           <w:b w:val="0"/>
           <w:bCs w:val="0"/>
@@ -17691,7 +18849,6 @@
           <w:bCs w:val="0"/>
           <w:lang w:val="en-US"/>
         </w:rPr>
-        <w:lastRenderedPageBreak/>
         <w:t>Krauss, C. (2017) </w:t>
       </w:r>
       <w:r>
@@ -17725,8 +18882,9 @@
         <w:pStyle w:val="Heading3"/>
         <w:numPr>
           <w:ilvl w:val="0"/>
-          <w:numId w:val="34"/>
+          <w:numId w:val="0"/>
         </w:numPr>
+        <w:ind w:left="567" w:hanging="283"/>
         <w:rPr>
           <w:b w:val="0"/>
           <w:bCs w:val="0"/>
@@ -17738,6 +18896,7 @@
           <w:bCs w:val="0"/>
           <w:lang w:val="en-US"/>
         </w:rPr>
+        <w:lastRenderedPageBreak/>
         <w:t>Markiewicz, L., Kubińska, E. (2014) </w:t>
       </w:r>
       <w:r>
@@ -17771,8 +18930,9 @@
         <w:pStyle w:val="Heading3"/>
         <w:numPr>
           <w:ilvl w:val="0"/>
-          <w:numId w:val="34"/>
+          <w:numId w:val="0"/>
         </w:numPr>
+        <w:ind w:left="567" w:hanging="283"/>
         <w:rPr>
           <w:b w:val="0"/>
           <w:bCs w:val="0"/>
@@ -17817,8 +18977,9 @@
         <w:pStyle w:val="Heading3"/>
         <w:numPr>
           <w:ilvl w:val="0"/>
-          <w:numId w:val="34"/>
+          <w:numId w:val="0"/>
         </w:numPr>
+        <w:ind w:left="567" w:hanging="283"/>
         <w:rPr>
           <w:b w:val="0"/>
           <w:bCs w:val="0"/>
@@ -17863,8 +19024,9 @@
         <w:pStyle w:val="Heading3"/>
         <w:numPr>
           <w:ilvl w:val="0"/>
-          <w:numId w:val="34"/>
+          <w:numId w:val="0"/>
         </w:numPr>
+        <w:ind w:left="567" w:hanging="283"/>
         <w:rPr>
           <w:b w:val="0"/>
           <w:bCs w:val="0"/>
@@ -17909,8 +19071,9 @@
         <w:pStyle w:val="Heading3"/>
         <w:numPr>
           <w:ilvl w:val="0"/>
-          <w:numId w:val="34"/>
+          <w:numId w:val="0"/>
         </w:numPr>
+        <w:ind w:left="567" w:hanging="283"/>
         <w:rPr>
           <w:b w:val="0"/>
           <w:bCs w:val="0"/>
@@ -17955,8 +19118,9 @@
         <w:pStyle w:val="Heading3"/>
         <w:numPr>
           <w:ilvl w:val="0"/>
-          <w:numId w:val="34"/>
+          <w:numId w:val="0"/>
         </w:numPr>
+        <w:ind w:left="567" w:hanging="283"/>
         <w:rPr>
           <w:b w:val="0"/>
           <w:bCs w:val="0"/>
@@ -18001,8 +19165,9 @@
         <w:pStyle w:val="Heading3"/>
         <w:numPr>
           <w:ilvl w:val="0"/>
-          <w:numId w:val="34"/>
+          <w:numId w:val="0"/>
         </w:numPr>
+        <w:ind w:left="567" w:hanging="283"/>
         <w:rPr>
           <w:b w:val="0"/>
           <w:bCs w:val="0"/>
@@ -18029,8 +19194,9 @@
         <w:pStyle w:val="Heading3"/>
         <w:numPr>
           <w:ilvl w:val="0"/>
-          <w:numId w:val="34"/>
+          <w:numId w:val="0"/>
         </w:numPr>
+        <w:ind w:left="567" w:hanging="283"/>
         <w:rPr>
           <w:b w:val="0"/>
           <w:bCs w:val="0"/>
@@ -18075,8 +19241,9 @@
         <w:pStyle w:val="Heading3"/>
         <w:numPr>
           <w:ilvl w:val="0"/>
-          <w:numId w:val="34"/>
+          <w:numId w:val="0"/>
         </w:numPr>
+        <w:ind w:left="567" w:hanging="283"/>
         <w:rPr>
           <w:b w:val="0"/>
           <w:bCs w:val="0"/>
@@ -18111,8 +19278,9 @@
         <w:pStyle w:val="Heading3"/>
         <w:numPr>
           <w:ilvl w:val="0"/>
-          <w:numId w:val="34"/>
+          <w:numId w:val="0"/>
         </w:numPr>
+        <w:ind w:left="567" w:hanging="283"/>
         <w:rPr>
           <w:b w:val="0"/>
           <w:bCs w:val="0"/>
@@ -18157,8 +19325,9 @@
         <w:pStyle w:val="Heading3"/>
         <w:numPr>
           <w:ilvl w:val="0"/>
-          <w:numId w:val="34"/>
+          <w:numId w:val="0"/>
         </w:numPr>
+        <w:ind w:left="567" w:hanging="283"/>
         <w:rPr>
           <w:b w:val="0"/>
           <w:bCs w:val="0"/>
@@ -18203,8 +19372,9 @@
         <w:pStyle w:val="Heading3"/>
         <w:numPr>
           <w:ilvl w:val="0"/>
-          <w:numId w:val="34"/>
+          <w:numId w:val="0"/>
         </w:numPr>
+        <w:ind w:left="567" w:hanging="283"/>
         <w:rPr>
           <w:b w:val="0"/>
           <w:bCs w:val="0"/>
@@ -18216,7 +19386,6 @@
           <w:bCs w:val="0"/>
           <w:lang w:val="en-US"/>
         </w:rPr>
-        <w:lastRenderedPageBreak/>
         <w:t>Zhu, H. (2024) </w:t>
       </w:r>
       <w:r>
@@ -18287,7 +19456,7 @@
       </w:r>
     </w:p>
   </w:comment>
-  <w:comment w:id="6" w:author="Michał Rubaszek" w:date="2025-07-26T13:24:00Z" w:initials="MR">
+  <w:comment w:id="10" w:author="Michał Rubaszek" w:date="2025-07-26T13:24:00Z" w:initials="MR">
     <w:p>
       <w:pPr>
         <w:pStyle w:val="CommentText"/>
@@ -18305,7 +19474,7 @@
       </w:r>
     </w:p>
   </w:comment>
-  <w:comment w:id="7" w:author="Michał Rubaszek" w:date="2025-07-26T13:31:00Z" w:initials="MR">
+  <w:comment w:id="11" w:author="Michał Rubaszek" w:date="2025-07-26T13:31:00Z" w:initials="MR">
     <w:p>
       <w:pPr>
         <w:pStyle w:val="CommentText"/>
@@ -18323,7 +19492,7 @@
       </w:r>
     </w:p>
   </w:comment>
-  <w:comment w:id="8" w:author="Michał Rubaszek" w:date="2025-07-26T13:32:00Z" w:initials="MR">
+  <w:comment w:id="12" w:author="Michał Rubaszek" w:date="2025-07-26T13:32:00Z" w:initials="MR">
     <w:p>
       <w:pPr>
         <w:pStyle w:val="CommentText"/>
@@ -18341,7 +19510,7 @@
       </w:r>
     </w:p>
   </w:comment>
-  <w:comment w:id="9" w:author="Michał Rubaszek" w:date="2025-07-26T13:32:00Z" w:initials="MR">
+  <w:comment w:id="13" w:author="Michał Rubaszek" w:date="2025-07-26T13:38:00Z" w:initials="MR">
     <w:p>
       <w:pPr>
         <w:pStyle w:val="CommentText"/>
@@ -18355,11 +19524,11 @@
         <w:annotationRef/>
       </w:r>
       <w:r>
-        <w:t>Dlaczego tutaj nie ma oznaczenia P(t)?</w:t>
+        <w:t>Proszę uspójnić notację w równaniach</w:t>
       </w:r>
     </w:p>
   </w:comment>
-  <w:comment w:id="10" w:author="Michał Rubaszek" w:date="2025-07-26T13:38:00Z" w:initials="MR">
+  <w:comment w:id="14" w:author="Michał Rubaszek" w:date="2025-07-26T13:40:00Z" w:initials="MR">
     <w:p>
       <w:pPr>
         <w:pStyle w:val="CommentText"/>
@@ -18373,11 +19542,11 @@
         <w:annotationRef/>
       </w:r>
       <w:r>
-        <w:t>Proszę uspójnić notację w równaniach</w:t>
+        <w:t>A nie można dać odwołania do pracy Bollingera?</w:t>
       </w:r>
     </w:p>
   </w:comment>
-  <w:comment w:id="11" w:author="Michał Rubaszek" w:date="2025-07-26T13:39:00Z" w:initials="MR">
+  <w:comment w:id="15" w:author="Michał Rubaszek" w:date="2025-07-26T13:43:00Z" w:initials="MR">
     <w:p>
       <w:pPr>
         <w:pStyle w:val="CommentText"/>
@@ -18391,11 +19560,11 @@
         <w:annotationRef/>
       </w:r>
       <w:r>
-        <w:t>Ponwnie do poprawy notacja oraz określenie czym jest średni zysk/strata</w:t>
+        <w:t>Znów oznaczenia do uspójnienia</w:t>
       </w:r>
     </w:p>
   </w:comment>
-  <w:comment w:id="12" w:author="Michał Rubaszek" w:date="2025-07-26T13:40:00Z" w:initials="MR">
+  <w:comment w:id="22" w:author="Michał Rubaszek" w:date="2025-07-26T13:46:00Z" w:initials="MR">
     <w:p>
       <w:pPr>
         <w:pStyle w:val="CommentText"/>
@@ -18409,11 +19578,11 @@
         <w:annotationRef/>
       </w:r>
       <w:r>
-        <w:t>A nie można dać odwołania do pracy Bollingera?</w:t>
+        <w:t>W tekście powinny być odwołania do wszystkich wykresów i tabel</w:t>
       </w:r>
     </w:p>
   </w:comment>
-  <w:comment w:id="13" w:author="Michał Rubaszek" w:date="2025-07-26T13:43:00Z" w:initials="MR">
+  <w:comment w:id="25" w:author="Michał Rubaszek" w:date="2025-07-26T13:49:00Z" w:initials="MR">
     <w:p>
       <w:pPr>
         <w:pStyle w:val="CommentText"/>
@@ -18427,11 +19596,11 @@
         <w:annotationRef/>
       </w:r>
       <w:r>
-        <w:t>Znów oznaczenia do uspójnienia</w:t>
+        <w:t>Dlaczego nie cytuje Pan Gateva?</w:t>
       </w:r>
     </w:p>
   </w:comment>
-  <w:comment w:id="19" w:author="Michał Rubaszek" w:date="2025-07-26T13:46:00Z" w:initials="MR">
+  <w:comment w:id="26" w:author="Michał Rubaszek" w:date="2025-07-26T13:53:00Z" w:initials="MR">
     <w:p>
       <w:pPr>
         <w:pStyle w:val="CommentText"/>
@@ -18445,11 +19614,11 @@
         <w:annotationRef/>
       </w:r>
       <w:r>
-        <w:t>W tekście powinny być odwołania do wszystkich wykresów i tabel</w:t>
+        <w:t>A czym jest tutaj k? Jak to oznaczenie ma się do wzorów (1)-(4)? Znów niespójność w notacji...</w:t>
       </w:r>
     </w:p>
   </w:comment>
-  <w:comment w:id="21" w:author="Michał Rubaszek" w:date="2025-07-26T13:49:00Z" w:initials="MR">
+  <w:comment w:id="27" w:author="Michał Rubaszek" w:date="2025-07-26T13:53:00Z" w:initials="MR">
     <w:p>
       <w:pPr>
         <w:pStyle w:val="CommentText"/>
@@ -18463,11 +19632,11 @@
         <w:annotationRef/>
       </w:r>
       <w:r>
-        <w:t>Dlaczego nie cytuje Pan Gateva?</w:t>
+        <w:t>Dlaczego 120 par? Z czego to wynika?</w:t>
       </w:r>
     </w:p>
   </w:comment>
-  <w:comment w:id="22" w:author="Michał Rubaszek" w:date="2025-07-26T13:50:00Z" w:initials="MR">
+  <w:comment w:id="28" w:author="Michał Rubaszek" w:date="2025-07-26T13:54:00Z" w:initials="MR">
     <w:p>
       <w:pPr>
         <w:pStyle w:val="CommentText"/>
@@ -18481,11 +19650,11 @@
         <w:annotationRef/>
       </w:r>
       <w:r>
-        <w:t>Nie rozumiem tego zdania</w:t>
+        <w:t>Czym jest tutaj „m”?</w:t>
       </w:r>
     </w:p>
   </w:comment>
-  <w:comment w:id="23" w:author="Michał Rubaszek" w:date="2025-07-26T13:53:00Z" w:initials="MR">
+  <w:comment w:id="29" w:author="Michał Rubaszek" w:date="2025-07-26T14:00:00Z" w:initials="MR">
     <w:p>
       <w:pPr>
         <w:pStyle w:val="CommentText"/>
@@ -18499,11 +19668,11 @@
         <w:annotationRef/>
       </w:r>
       <w:r>
-        <w:t>A czym jest tutaj k? Jak to oznaczenie ma się do wzorów (1)-(4)? Znów niespójność w notacji...</w:t>
+        <w:t>Zapomniał Pan dodać, że u_t jest stacjonarne</w:t>
       </w:r>
     </w:p>
   </w:comment>
-  <w:comment w:id="24" w:author="Michał Rubaszek" w:date="2025-07-26T13:53:00Z" w:initials="MR">
+  <w:comment w:id="30" w:author="Michał Rubaszek" w:date="2025-07-26T14:18:00Z" w:initials="MR">
     <w:p>
       <w:pPr>
         <w:pStyle w:val="CommentText"/>
@@ -18517,11 +19686,11 @@
         <w:annotationRef/>
       </w:r>
       <w:r>
-        <w:t>Dlaczego 120 par? Z czego to wynika?</w:t>
+        <w:t>Ten fragment jest mało zrozumiały dla mnie...</w:t>
       </w:r>
     </w:p>
   </w:comment>
-  <w:comment w:id="25" w:author="Michał Rubaszek" w:date="2025-07-26T13:54:00Z" w:initials="MR">
+  <w:comment w:id="33" w:author="Michał Rubaszek" w:date="2025-07-26T14:33:00Z" w:initials="MR">
     <w:p>
       <w:pPr>
         <w:pStyle w:val="CommentText"/>
@@ -18535,11 +19704,11 @@
         <w:annotationRef/>
       </w:r>
       <w:r>
-        <w:t>Czym jest tutaj „m”?</w:t>
+        <w:t>Odwołania do wykresów</w:t>
       </w:r>
     </w:p>
   </w:comment>
-  <w:comment w:id="26" w:author="Michał Rubaszek" w:date="2025-07-26T14:00:00Z" w:initials="MR">
+  <w:comment w:id="34" w:author="Michał Rubaszek" w:date="2025-07-26T14:37:00Z" w:initials="MR">
     <w:p>
       <w:pPr>
         <w:pStyle w:val="CommentText"/>
@@ -18553,11 +19722,11 @@
         <w:annotationRef/>
       </w:r>
       <w:r>
-        <w:t>Zapomniał Pan dodać, że u_t jest stacjonarne</w:t>
+        <w:t>Czy te wzory nie są przypadkiem powtórzeniem z poprzedniego rozdziału. Proszę usunąć.</w:t>
       </w:r>
     </w:p>
   </w:comment>
-  <w:comment w:id="27" w:author="Michał Rubaszek" w:date="2025-07-26T14:18:00Z" w:initials="MR">
+  <w:comment w:id="38" w:author="Michał Rubaszek" w:date="2025-07-26T14:48:00Z" w:initials="MR">
     <w:p>
       <w:pPr>
         <w:pStyle w:val="CommentText"/>
@@ -18571,11 +19740,11 @@
         <w:annotationRef/>
       </w:r>
       <w:r>
-        <w:t>Ten fragment jest mało zrozumiały dla mnie...</w:t>
+        <w:t>Portfela czy pary aktywów?</w:t>
       </w:r>
     </w:p>
   </w:comment>
-  <w:comment w:id="30" w:author="Michał Rubaszek" w:date="2025-07-26T14:33:00Z" w:initials="MR">
+  <w:comment w:id="42" w:author="Michał Rubaszek" w:date="2025-07-26T14:51:00Z" w:initials="MR">
     <w:p>
       <w:pPr>
         <w:pStyle w:val="CommentText"/>
@@ -18589,11 +19758,11 @@
         <w:annotationRef/>
       </w:r>
       <w:r>
-        <w:t>Odwołania do wykresów</w:t>
+        <w:t>A tu nie powinno być z minusem?</w:t>
       </w:r>
     </w:p>
   </w:comment>
-  <w:comment w:id="31" w:author="Michał Rubaszek" w:date="2025-07-26T14:37:00Z" w:initials="MR">
+  <w:comment w:id="43" w:author="Michał Rubaszek" w:date="2025-07-26T14:53:00Z" w:initials="MR">
     <w:p>
       <w:pPr>
         <w:pStyle w:val="CommentText"/>
@@ -18607,11 +19776,11 @@
         <w:annotationRef/>
       </w:r>
       <w:r>
-        <w:t>Czy te wzory nie są przypadkiem powtórzeniem z poprzedniego rozdziału. Proszę usunąć.</w:t>
+        <w:t>To chyba jest z definicji?</w:t>
       </w:r>
     </w:p>
   </w:comment>
-  <w:comment w:id="35" w:author="Michał Rubaszek" w:date="2025-07-26T14:48:00Z" w:initials="MR">
+  <w:comment w:id="44" w:author="Michał Rubaszek" w:date="2025-07-26T14:54:00Z" w:initials="MR">
     <w:p>
       <w:pPr>
         <w:pStyle w:val="CommentText"/>
@@ -18625,11 +19794,11 @@
         <w:annotationRef/>
       </w:r>
       <w:r>
-        <w:t>Portfela czy pary aktywów?</w:t>
+        <w:t>Dla jakiej inwestycji?</w:t>
       </w:r>
     </w:p>
   </w:comment>
-  <w:comment w:id="39" w:author="Michał Rubaszek" w:date="2025-07-26T14:51:00Z" w:initials="MR">
+  <w:comment w:id="45" w:author="Michał Rubaszek" w:date="2025-07-26T14:55:00Z" w:initials="MR">
     <w:p>
       <w:pPr>
         <w:pStyle w:val="CommentText"/>
@@ -18643,65 +19812,11 @@
         <w:annotationRef/>
       </w:r>
       <w:r>
-        <w:t>A tu nie powinno być z minusem?</w:t>
+        <w:t>To nie jest prawda – aby to zdanie było prawdziwe, musiałby Pan przedstawić wyniki bez pominięcia tych metod selekcji</w:t>
       </w:r>
     </w:p>
   </w:comment>
-  <w:comment w:id="40" w:author="Michał Rubaszek" w:date="2025-07-26T14:53:00Z" w:initials="MR">
-    <w:p>
-      <w:pPr>
-        <w:pStyle w:val="CommentText"/>
-        <w:ind w:firstLine="0"/>
-        <w:jc w:val="left"/>
-      </w:pPr>
-      <w:r>
-        <w:rPr>
-          <w:rStyle w:val="CommentReference"/>
-        </w:rPr>
-        <w:annotationRef/>
-      </w:r>
-      <w:r>
-        <w:t>To chyba jest z definicji?</w:t>
-      </w:r>
-    </w:p>
-  </w:comment>
-  <w:comment w:id="41" w:author="Michał Rubaszek" w:date="2025-07-26T14:54:00Z" w:initials="MR">
-    <w:p>
-      <w:pPr>
-        <w:pStyle w:val="CommentText"/>
-        <w:ind w:firstLine="0"/>
-        <w:jc w:val="left"/>
-      </w:pPr>
-      <w:r>
-        <w:rPr>
-          <w:rStyle w:val="CommentReference"/>
-        </w:rPr>
-        <w:annotationRef/>
-      </w:r>
-      <w:r>
-        <w:t>Dla jakiej inwestycji?</w:t>
-      </w:r>
-    </w:p>
-  </w:comment>
-  <w:comment w:id="42" w:author="Michał Rubaszek" w:date="2025-07-26T14:55:00Z" w:initials="MR">
-    <w:p>
-      <w:pPr>
-        <w:pStyle w:val="CommentText"/>
-        <w:ind w:firstLine="0"/>
-        <w:jc w:val="left"/>
-      </w:pPr>
-      <w:r>
-        <w:rPr>
-          <w:rStyle w:val="CommentReference"/>
-        </w:rPr>
-        <w:annotationRef/>
-      </w:r>
-      <w:r>
-        <w:t>To nie jest prawda – aby to zdanie było prawdziwe, musiałby Pan przedstawić wyniki bez pominięcia tych metod selekcji</w:t>
-      </w:r>
-    </w:p>
-  </w:comment>
-  <w:comment w:id="43" w:author="Michał Rubaszek" w:date="2025-07-26T14:56:00Z" w:initials="MR">
+  <w:comment w:id="46" w:author="Michał Rubaszek" w:date="2025-07-26T14:56:00Z" w:initials="MR">
     <w:p>
       <w:pPr>
         <w:pStyle w:val="CommentText"/>
@@ -18728,14 +19843,11 @@
   <w15:commentEx w15:paraId="7BC810AB" w15:done="1"/>
   <w15:commentEx w15:paraId="1E3429CC" w15:done="0"/>
   <w15:commentEx w15:paraId="4B001FFB" w15:done="0"/>
-  <w15:commentEx w15:paraId="11D5767C" w15:done="0"/>
   <w15:commentEx w15:paraId="45119121" w15:done="0"/>
-  <w15:commentEx w15:paraId="0812A721" w15:done="0"/>
   <w15:commentEx w15:paraId="65C32976" w15:done="0"/>
   <w15:commentEx w15:paraId="5502F7F9" w15:done="0"/>
   <w15:commentEx w15:paraId="68847DF2" w15:done="0"/>
   <w15:commentEx w15:paraId="275F128E" w15:done="0"/>
-  <w15:commentEx w15:paraId="2F1E7728" w15:done="0"/>
   <w15:commentEx w15:paraId="4A31D9CD" w15:done="0"/>
   <w15:commentEx w15:paraId="2E7EBB66" w15:done="0"/>
   <w15:commentEx w15:paraId="074B19A1" w15:done="0"/>
@@ -18758,14 +19870,11 @@
   <w16cex:commentExtensible w16cex:durableId="27128829" w16cex:dateUtc="2025-07-26T11:24:00Z"/>
   <w16cex:commentExtensible w16cex:durableId="49B37401" w16cex:dateUtc="2025-07-26T11:31:00Z"/>
   <w16cex:commentExtensible w16cex:durableId="32770408" w16cex:dateUtc="2025-07-26T11:32:00Z"/>
-  <w16cex:commentExtensible w16cex:durableId="1A9A2838" w16cex:dateUtc="2025-07-26T11:32:00Z"/>
   <w16cex:commentExtensible w16cex:durableId="601E0312" w16cex:dateUtc="2025-07-26T11:38:00Z"/>
-  <w16cex:commentExtensible w16cex:durableId="20B91280" w16cex:dateUtc="2025-07-26T11:39:00Z"/>
   <w16cex:commentExtensible w16cex:durableId="67A63C42" w16cex:dateUtc="2025-07-26T11:40:00Z"/>
   <w16cex:commentExtensible w16cex:durableId="5A50301C" w16cex:dateUtc="2025-07-26T11:43:00Z"/>
   <w16cex:commentExtensible w16cex:durableId="779DDC6F" w16cex:dateUtc="2025-07-26T11:46:00Z"/>
   <w16cex:commentExtensible w16cex:durableId="0E55B498" w16cex:dateUtc="2025-07-26T11:49:00Z"/>
-  <w16cex:commentExtensible w16cex:durableId="1D64B4E1" w16cex:dateUtc="2025-07-26T11:50:00Z"/>
   <w16cex:commentExtensible w16cex:durableId="509DD920" w16cex:dateUtc="2025-07-26T11:53:00Z"/>
   <w16cex:commentExtensible w16cex:durableId="2A758646" w16cex:dateUtc="2025-07-26T11:53:00Z"/>
   <w16cex:commentExtensible w16cex:durableId="11855636" w16cex:dateUtc="2025-07-26T11:54:00Z"/>
@@ -18788,14 +19897,11 @@
   <w16cid:commentId w16cid:paraId="7BC810AB" w16cid:durableId="27128829"/>
   <w16cid:commentId w16cid:paraId="1E3429CC" w16cid:durableId="49B37401"/>
   <w16cid:commentId w16cid:paraId="4B001FFB" w16cid:durableId="32770408"/>
-  <w16cid:commentId w16cid:paraId="11D5767C" w16cid:durableId="1A9A2838"/>
   <w16cid:commentId w16cid:paraId="45119121" w16cid:durableId="601E0312"/>
-  <w16cid:commentId w16cid:paraId="0812A721" w16cid:durableId="20B91280"/>
   <w16cid:commentId w16cid:paraId="65C32976" w16cid:durableId="67A63C42"/>
   <w16cid:commentId w16cid:paraId="5502F7F9" w16cid:durableId="5A50301C"/>
   <w16cid:commentId w16cid:paraId="68847DF2" w16cid:durableId="779DDC6F"/>
   <w16cid:commentId w16cid:paraId="275F128E" w16cid:durableId="0E55B498"/>
-  <w16cid:commentId w16cid:paraId="2F1E7728" w16cid:durableId="1D64B4E1"/>
   <w16cid:commentId w16cid:paraId="4A31D9CD" w16cid:durableId="509DD920"/>
   <w16cid:commentId w16cid:paraId="2E7EBB66" w16cid:durableId="2A758646"/>
   <w16cid:commentId w16cid:paraId="074B19A1" w16cid:durableId="11855636"/>
